--- a/Manuscript /Full Manuscript (1-23-26) - Phenols Analysis.docx
+++ b/Manuscript /Full Manuscript (1-23-26) - Phenols Analysis.docx
@@ -24,8 +24,17 @@
         <w:spacing w:before="0" w:beforeAutospacing="0" w:after="0" w:afterAutospacing="0"/>
         <w:ind w:firstLine="720"/>
       </w:pPr>
-      <w:r>
-        <w:t>In 2023, approximately 12.2 million adults experienced food insecurity.</w:t>
+      <w:commentRangeStart w:id="0"/>
+      <w:r>
+        <w:t>In 2023, approximately 12.2 million adults experienced</w:t>
+      </w:r>
+      <w:ins w:id="1" w:author="Nickelberry, Marshae" w:date="2026-01-24T15:58:00Z" w16du:dateUtc="2026-01-24T20:58:00Z">
+        <w:r>
+          <w:t xml:space="preserve"> reduced food security or</w:t>
+        </w:r>
+      </w:ins>
+      <w:r>
+        <w:t xml:space="preserve"> food insecurity.</w:t>
       </w:r>
       <w:r>
         <w:fldChar w:fldCharType="begin"/>
@@ -48,6 +57,49 @@
       <w:r>
         <w:t xml:space="preserve"> </w:t>
       </w:r>
+      <w:ins w:id="2" w:author="Nickelberry, Marshae" w:date="2026-01-24T15:58:00Z" w16du:dateUtc="2026-01-24T20:58:00Z">
+        <w:r>
+          <w:t>Food security is defined as “the reliable access to adequate food for a healthy lifestyle”</w:t>
+        </w:r>
+        <w:r>
+          <w:fldChar w:fldCharType="begin"/>
+        </w:r>
+        <w:r>
+          <w:instrText xml:space="preserve"> ADDIN ZOTERO_ITEM CSL_CITATION {"citationID":"z0ARFAwQ","properties":{"formattedCitation":"\\super 1\\nosupersub{}","plainCitation":"1","noteIndex":0},"citationItems":[{"id":58,"uris":["http://zotero.org/users/local/N9bAOqPz/items/G3XBXV9H"],"itemData":{"id":58,"type":"report","publisher":"United States Department of Agriculture","title":"Food Security in the U.S. - Definitions of Food Security","URL":"https://www.ers.usda.gov/topics/food-nutrition-assistance/food-security-in-the-us/definitions-of-food-security","author":[{"family":"Rabbitt","given":"Matthew"},{"family":"Hales","given":"Laura"},{"family":"Reed-Jones,","given":"Madeline"}],"issued":{"date-parts":[["2025"]]}}}],"schema":"https://github.com/citation-style-language/schema/raw/master/csl-citation.json"} </w:instrText>
+        </w:r>
+        <w:r>
+          <w:fldChar w:fldCharType="separate"/>
+        </w:r>
+        <w:r>
+          <w:rPr>
+            <w:vertAlign w:val="superscript"/>
+          </w:rPr>
+          <w:t>1</w:t>
+        </w:r>
+        <w:r>
+          <w:fldChar w:fldCharType="end"/>
+        </w:r>
+      </w:ins>
+      <w:ins w:id="3" w:author="Nickelberry, Marshae" w:date="2026-01-24T15:59:00Z" w16du:dateUtc="2026-01-24T20:59:00Z">
+        <w:r>
+          <w:t xml:space="preserve">, while food insecurity refers </w:t>
+        </w:r>
+      </w:ins>
+      <w:ins w:id="4" w:author="Nickelberry, Marshae" w:date="2026-01-24T15:58:00Z" w16du:dateUtc="2026-01-24T20:58:00Z">
+        <w:r>
+          <w:t xml:space="preserve">to limited or uncertain access due to financial or resource constraints. </w:t>
+        </w:r>
+      </w:ins>
+      <w:ins w:id="5" w:author="Nickelberry, Marshae" w:date="2026-01-24T16:00:00Z" w16du:dateUtc="2026-01-24T21:00:00Z">
+        <w:r>
+          <w:t>[cite]</w:t>
+        </w:r>
+      </w:ins>
+      <w:ins w:id="6" w:author="Nickelberry, Marshae" w:date="2026-01-24T15:58:00Z" w16du:dateUtc="2026-01-24T20:58:00Z">
+        <w:r>
+          <w:t xml:space="preserve"> </w:t>
+        </w:r>
+      </w:ins>
       <w:r>
         <w:t xml:space="preserve">Food insecurity in the United States is one of the leading social determinants of health </w:t>
       </w:r>
@@ -55,8 +107,42 @@
         <w:t>that</w:t>
       </w:r>
       <w:r>
-        <w:t xml:space="preserve"> can heighten an individual’s risk for chronic and diet-related diseases such as cardiovascular disease, diabetes, and certain cancers.</w:t>
-      </w:r>
+        <w:t xml:space="preserve"> can heighten an individual’s risk for </w:t>
+      </w:r>
+      <w:del w:id="7" w:author="Nickelberry, Marshae" w:date="2026-01-24T15:57:00Z" w16du:dateUtc="2026-01-24T20:57:00Z">
+        <w:r>
+          <w:delText xml:space="preserve">chronic and </w:delText>
+        </w:r>
+      </w:del>
+      <w:r>
+        <w:t xml:space="preserve">diet-related </w:t>
+      </w:r>
+      <w:ins w:id="8" w:author="Nickelberry, Marshae" w:date="2026-01-24T15:57:00Z" w16du:dateUtc="2026-01-24T20:57:00Z">
+        <w:r>
+          <w:t xml:space="preserve">chronic health </w:t>
+        </w:r>
+      </w:ins>
+      <w:r>
+        <w:t xml:space="preserve">diseases </w:t>
+      </w:r>
+      <w:del w:id="9" w:author="Nickelberry, Marshae" w:date="2026-01-24T15:57:00Z" w16du:dateUtc="2026-01-24T20:57:00Z">
+        <w:r>
+          <w:delText>such as</w:delText>
+        </w:r>
+      </w:del>
+      <w:ins w:id="10" w:author="Nickelberry, Marshae" w:date="2026-01-24T15:57:00Z" w16du:dateUtc="2026-01-24T20:57:00Z">
+        <w:r>
+          <w:t>including</w:t>
+        </w:r>
+      </w:ins>
+      <w:r>
+        <w:t xml:space="preserve"> cardiovascular disease, diabetes, and certain cancers</w:t>
+      </w:r>
+      <w:del w:id="11" w:author="Nickelberry, Marshae" w:date="2026-01-24T16:00:00Z" w16du:dateUtc="2026-01-24T21:00:00Z">
+        <w:r>
+          <w:delText>.</w:delText>
+        </w:r>
+      </w:del>
       <w:r>
         <w:fldChar w:fldCharType="begin"/>
       </w:r>
@@ -75,8 +161,31 @@
       <w:r>
         <w:fldChar w:fldCharType="end"/>
       </w:r>
-      <w:r>
-        <w:t xml:space="preserve"> On average, about one-third of households with very low food security experience chronic food insecurity, lasting roughly eight months per year</w:t>
+      <w:ins w:id="12" w:author="Nickelberry, Marshae" w:date="2026-01-24T16:00:00Z" w16du:dateUtc="2026-01-24T21:00:00Z">
+        <w:r>
+          <w:t>.</w:t>
+        </w:r>
+      </w:ins>
+      <w:r>
+        <w:t xml:space="preserve"> </w:t>
+      </w:r>
+      <w:ins w:id="13" w:author="Nickelberry, Marshae" w:date="2026-01-24T15:57:00Z" w16du:dateUtc="2026-01-24T20:57:00Z">
+        <w:r>
+          <w:t xml:space="preserve">Additional disparities are observed given the </w:t>
+        </w:r>
+      </w:ins>
+      <w:ins w:id="14" w:author="Nickelberry, Marshae" w:date="2026-01-24T16:00:00Z" w16du:dateUtc="2026-01-24T21:00:00Z">
+        <w:r>
+          <w:t>severity</w:t>
+        </w:r>
+      </w:ins>
+      <w:ins w:id="15" w:author="Nickelberry, Marshae" w:date="2026-01-24T15:57:00Z" w16du:dateUtc="2026-01-24T20:57:00Z">
+        <w:r>
+          <w:t xml:space="preserve"> and scale of food insecurity experienced. </w:t>
+        </w:r>
+      </w:ins>
+      <w:r>
+        <w:t>On average, about one-third of households with very low food security experience chronic food insecurity, lasting roughly eight months per year</w:t>
       </w:r>
       <w:r>
         <w:t>.</w:t>
@@ -100,58 +209,229 @@
         <w:fldChar w:fldCharType="end"/>
       </w:r>
       <w:r>
-        <w:t xml:space="preserve"> These </w:t>
-      </w:r>
-      <w:r>
-        <w:t>significant</w:t>
-      </w:r>
-      <w:r>
         <w:t xml:space="preserve"> </w:t>
       </w:r>
-      <w:r>
-        <w:t xml:space="preserve">patterns </w:t>
-      </w:r>
-      <w:r>
-        <w:t>reveal</w:t>
-      </w:r>
-      <w:r>
-        <w:t xml:space="preserve"> the persistent and widespread nature of food insecurity and its relevance to </w:t>
-      </w:r>
-      <w:r>
-        <w:t xml:space="preserve">the </w:t>
-      </w:r>
-      <w:r>
-        <w:t>population</w:t>
-      </w:r>
-      <w:r>
-        <w:t>s’</w:t>
-      </w:r>
-      <w:r>
-        <w:t xml:space="preserve"> health.</w:t>
-      </w:r>
+      <w:del w:id="16" w:author="Nickelberry, Marshae" w:date="2026-01-24T16:00:00Z" w16du:dateUtc="2026-01-24T21:00:00Z">
+        <w:r>
+          <w:delText>These significant</w:delText>
+        </w:r>
+        <w:r>
+          <w:delText xml:space="preserve"> </w:delText>
+        </w:r>
+        <w:r>
+          <w:delText xml:space="preserve">patterns reveal the persistent and widespread nature of food insecurity and its relevance to </w:delText>
+        </w:r>
+        <w:r>
+          <w:delText xml:space="preserve">the </w:delText>
+        </w:r>
+        <w:r>
+          <w:delText>population</w:delText>
+        </w:r>
+        <w:r>
+          <w:delText>s’</w:delText>
+        </w:r>
+        <w:r>
+          <w:delText xml:space="preserve"> health.</w:delText>
+        </w:r>
+        <w:r>
+          <w:delText xml:space="preserve"> </w:delText>
+        </w:r>
+      </w:del>
+      <w:del w:id="17" w:author="Nickelberry, Marshae" w:date="2026-01-24T15:58:00Z" w16du:dateUtc="2026-01-24T20:58:00Z">
+        <w:r>
+          <w:delText xml:space="preserve">Food security is defined as “the reliable access to </w:delText>
+        </w:r>
+        <w:r>
+          <w:delText>adequate</w:delText>
+        </w:r>
+        <w:r>
+          <w:delText xml:space="preserve"> food for a healthy lifestyle</w:delText>
+        </w:r>
+        <w:r>
+          <w:delText>.</w:delText>
+        </w:r>
+        <w:r>
+          <w:delText>”</w:delText>
+        </w:r>
+        <w:r>
+          <w:fldChar w:fldCharType="begin"/>
+        </w:r>
+        <w:r>
+          <w:delInstrText xml:space="preserve"> ADDIN ZOTERO_ITEM CSL_CITATION {"citationID":"z0ARFAwQ","properties":{"formattedCitation":"\\super 1\\nosupersub{}","plainCitation":"1","noteIndex":0},"citationItems":[{"id":58,"uris":["http://zotero.org/users/local/N9bAOqPz/items/G3XBXV9H"],"itemData":{"id":58,"type":"report","publisher":"United States Department of Agriculture","title":"Food Security in the U.S. - Definitions of Food Security","URL":"https://www.ers.usda.gov/topics/food-nutrition-assistance/food-security-in-the-us/definitions-of-food-security","author":[{"family":"Rabbitt","given":"Matthew"},{"family":"Hales","given":"Laura"},{"family":"Reed-Jones,","given":"Madeline"}],"issued":{"date-parts":[["2025"]]}}}],"schema":"https://github.com/citation-style-language/schema/raw/master/csl-citation.json"} </w:delInstrText>
+        </w:r>
+        <w:r>
+          <w:fldChar w:fldCharType="separate"/>
+        </w:r>
+        <w:r>
+          <w:rPr>
+            <w:vertAlign w:val="superscript"/>
+          </w:rPr>
+          <w:delText>1</w:delText>
+        </w:r>
+        <w:r>
+          <w:fldChar w:fldCharType="end"/>
+        </w:r>
+        <w:r>
+          <w:delText xml:space="preserve"> On the other hand, food insecurity refers to limited or uncertain access due to financial or resource constraints. </w:delText>
+        </w:r>
+      </w:del>
+      <w:del w:id="18" w:author="Nickelberry, Marshae" w:date="2026-01-24T15:59:00Z" w16du:dateUtc="2026-01-24T20:59:00Z">
+        <w:r>
+          <w:delText>Approximately 17.9 million households in the United States were considered food insecure in 2023.</w:delText>
+        </w:r>
+      </w:del>
+      <w:del w:id="19" w:author="Nickelberry, Marshae" w:date="2026-01-24T16:00:00Z" w16du:dateUtc="2026-01-24T21:00:00Z">
+        <w:r>
+          <w:fldChar w:fldCharType="begin"/>
+        </w:r>
+        <w:r>
+          <w:delInstrText xml:space="preserve"> ADDIN ZOTERO_ITEM CSL_CITATION {"citationID":"Qwbaeqjf","properties":{"formattedCitation":"\\super 4\\nosupersub{}","plainCitation":"4","noteIndex":0},"citationItems":[{"id":56,"uris":["http://zotero.org/users/local/N9bAOqPz/items/444EEBLN"],"itemData":{"id":56,"type":"report","abstract":"This report provides statistics on food security in U.S. households throughout 2023 based on the Current Population Survey Food Security Supplement data collected by the U.S. Department of Commerce, Bureau of the Census, in December 2023. An estimated 86.5 percent of U.S. households were food secure throughout the entire year in 2023, with access at all times to enough food for an active, healthy life for all household members. The remaining households (13.5 percent, statistically significantly higher than the 12.8 percent in 2022) were food insecure at least some time during the year. Very low food security is the more severe range of food insecurity where one or more household members experience reduced food intake and disrupted eating patterns at times during the year because of limited money or other resources for food. In 2023, 5.1 percent of households were very low food secure, an estimate that is statistically similar to the 5.1 percent in 2022. Children and adults were food insecure at times during 2023 in 8.9 percent of U.S. households with children, statistically similar to the 8.8 percent in 2022. In 2023, very low food security among children was 1.0 percent, statistically similar to the 1.0 percent in 2022 and 0.7 percent in 2021. In 2023, the typical food-secure household spent 16 percent more on food than the typical food-insecure household of the same size and household composition. About 58 percent of food-insecure households participated in one or more of the three largest Federal nutrition assistance programs from the U.S. Department of Agriculture's Supplemental Nutrition Assistance Program (SNAP); the Special Supplemental Nutrition Program for Women, Infants, and Children (WIC); and the National School Lunch Program during the month before the 2023 survey.","DOI":"https://doi.org/10113/8583175","publisher":"United States. Department of Agriculture. Economic Research Service.","publisher-place":"Washington, D.C","title":"Household food security in the United States in 2023","author":[{"family":"Rabbitt","given":"Matthew"},{"family":"Reed-Jones,","given":"Madeline"},{"family":"Hales","given":"Laura"},{"family":"Burke","given":"Michael"}],"issued":{"date-parts":[["2024"]]}}}],"schema":"https://github.com/citation-style-language/schema/raw/master/csl-citation.json"} </w:delInstrText>
+        </w:r>
+        <w:r>
+          <w:fldChar w:fldCharType="separate"/>
+        </w:r>
+        <w:r>
+          <w:rPr>
+            <w:vertAlign w:val="superscript"/>
+          </w:rPr>
+          <w:delText>4</w:delText>
+        </w:r>
+        <w:r>
+          <w:fldChar w:fldCharType="end"/>
+        </w:r>
+        <w:r>
+          <w:delText xml:space="preserve"> </w:delText>
+        </w:r>
+      </w:del>
+      <w:del w:id="20" w:author="Nickelberry, Marshae" w:date="2026-01-24T15:59:00Z" w16du:dateUtc="2026-01-24T20:59:00Z">
+        <w:r>
+          <w:delText xml:space="preserve">Food security is one of the social determinants of health that </w:delText>
+        </w:r>
+        <w:r>
+          <w:delText xml:space="preserve">can </w:delText>
+        </w:r>
+        <w:r>
+          <w:delText>perpetuate numerous health disparities within vulnerable populations</w:delText>
+        </w:r>
+        <w:r>
+          <w:delText>.</w:delText>
+        </w:r>
+        <w:r>
+          <w:fldChar w:fldCharType="begin"/>
+        </w:r>
+        <w:r>
+          <w:delInstrText xml:space="preserve"> ADDIN ZOTERO_ITEM CSL_CITATION {"citationID":"pgXt67dv","properties":{"formattedCitation":"\\super 5,6\\nosupersub{}","plainCitation":"5,6","noteIndex":0},"citationItems":[{"id":51,"uris":["http://zotero.org/users/local/N9bAOqPz/items/EGNDPPNJ"],"itemData":{"id":51,"type":"article-journal","abstract":"BACKGROUND: Cognitive impairment and dementia are severe public health issues in aging populations, which can be exacerbated by insufficient or unhealthy dietary intake. Food (in)security status is linked to cognitive function among older adults, but the relationship is complex and can vary by sociodemographic characteristics.\nOBJECTIVE: This article aimed to investigate the association between food insecurity and cognitive function among United States older adults and explore potential variations by race and ethnicity groups.\nMETHODS: We prospectively examined changes in cognitive function and incidence of cognitive impairment alongside the presence of self-reported food insecurity among older adults of different racial and ethnic groups. Data were from the 2012-2018 Health and Retirement Study (HRS) and the 2013 Health Care and Nutrition Study (HCNS), including N = 6,638 United States adults aged 50 years and older. Food insecurity was measured by a self-reported United States Household Food Security Survey Module, and cognitive function was assessed by the modified version of the Telephone Interview for Cognitive Status.\nRESULTS: Results showed that 17% of United States older adults reported food insecurity in the 2013 HCNS. Compared with food secure older adults, those reporting food insecurity experienced worsened cognitive functioning over time (B = -0.63, p &lt; .001), and they were more likely to have onset of cognitive impairment (OR= 1.46, p &lt; .001) in the 6-y observation. Compared with non-Hispanic White older adults, being non-Hispanic Black, non-Hispanic Other, or Hispanic was associated with 2.96, 2.09, or 1.26 odds (p &lt; .001) of cognitive impairment (2012-2018), respectively. Older adults of racial and ethnic minority groups also had higher risks of experiencing the double burden of cognitive impairment alongside food insecurity compared with non-Hispanic White older adults.\nCONCLUSION: Findings underscore racial and ethnic structural disparities in food security and cognitive health in the United States aging population.","container-title":"The Journal of Nutrition","DOI":"10.1016/j.tjnut.2023.11.015","ISSN":"1541-6100","issue":"1","journalAbbreviation":"J Nutr","language":"eng","page":"233-242","PMID":"37984739","PMCID":"PMC10925888","source":"PubMed","title":"Food Insecurity, Race and Ethnicity, and Cognitive Function Among United States Older Adults","volume":"154","author":[{"family":"Wang","given":"Haowei"},{"family":"El-Abbadi","given":"Naglaa"}],"issued":{"date-parts":[["2024",1]]}}},{"id":34,"uris":["http://zotero.org/users/local/N9bAOqPz/items/3PT2CHKD"],"itemData":{"id":34,"type":"article-journal","abstract":"Food insecurity and the lack of access to affordable, nutritious food are associated with poor dietary quality and an increased risk of diet-related diseases, including cardiovascular disease, diabetes, and certain types of cancer. Those of lower socioeconomic status and racial and ethnic minority groups experience higher rates of food insecurity, are more likely to live in under-resourced food environments, and continue to bear the greatest burden of diet-related chronic diseases in the United States. Despite the growing body of literature in this area, there are still significant gaps in our understanding of the various pathways that link food insecurity and neighborhood food environments to racial/ethnic and socioeconomic disparities in health and the most effective intervention strategies to address these disparities. To better understand the science in this area, the National Institutes of Health, in collaboration with the Centers for Disease Control (CDC) and Prevention and the United States Department of Agriculture (USDA), convened a virtual 3-d workshop 21-23 September 2021: Food Insecurity, Neighborhood Food Environment, and Nutrition Health Disparities: State of the Science. The workshop brought together a diverse group of researchers, practitioners, policymakers, and federal partners with expertise in nutrition, the food environment, health and social policy, and behavioral and social sciences. The workshop had the following 3 research objectives: 1) summarize the state of the science and knowledge gaps related to food insecurity, neighborhood food environments, and nutrition health disparities, 2) identify research opportunities and strategies to address research gaps, and 3) examine evidence-based interventions and implementation approaches to address food insecurity and neighborhood food environments to promote health equity. This article summarizes workshop proceedings and describes research gaps and future opportunities that emerged from discussions.","container-title":"The American Journal of Clinical Nutrition","DOI":"10.1016/j.ajcnut.2023.12.019","ISSN":"1938-3207","issue":"3","journalAbbreviation":"Am J Clin Nutr","language":"eng","page":"850-861","PMID":"38160801","PMCID":"PMC10972712","source":"PubMed","title":"Food Insecurity, Neighborhood Food Environment, and Health Disparities: State of the Science, Research Gaps and Opportunities","title-short":"Food Insecurity, Neighborhood Food Environment, and Health Disparities","volume":"119","author":[{"family":"Odoms-Young","given":"Angela"},{"family":"Brown","given":"Alison G. M."},{"family":"Agurs-Collins","given":"Tanya"},{"family":"Glanz","given":"Karen"}],"issued":{"date-parts":[["2024",3]]}}}],"schema":"https://github.com/citation-style-language/schema/raw/master/csl-citation.json"} </w:delInstrText>
+        </w:r>
+        <w:r>
+          <w:fldChar w:fldCharType="separate"/>
+        </w:r>
+        <w:r>
+          <w:rPr>
+            <w:vertAlign w:val="superscript"/>
+          </w:rPr>
+          <w:delText>5,6</w:delText>
+        </w:r>
+        <w:r>
+          <w:fldChar w:fldCharType="end"/>
+        </w:r>
+        <w:r>
+          <w:delText xml:space="preserve"> </w:delText>
+        </w:r>
+      </w:del>
+      <w:r>
+        <w:t>Existing literature has found that structural inequities such as systemic racism, economic disadvantage, and neighborhood-level barriers contribute to</w:t>
+      </w:r>
+      <w:ins w:id="21" w:author="Nickelberry, Marshae" w:date="2026-01-24T16:00:00Z" w16du:dateUtc="2026-01-24T21:00:00Z">
+        <w:r>
+          <w:t xml:space="preserve"> variation in the level of food insecurity experienced among households</w:t>
+        </w:r>
+      </w:ins>
+      <w:del w:id="22" w:author="Nickelberry, Marshae" w:date="2026-01-24T16:00:00Z" w16du:dateUtc="2026-01-24T21:00:00Z">
+        <w:r>
+          <w:delText xml:space="preserve"> low food security among households.</w:delText>
+        </w:r>
+      </w:del>
+      <w:r>
+        <w:fldChar w:fldCharType="begin"/>
+      </w:r>
+      <w:r>
+        <w:instrText xml:space="preserve"> ADDIN ZOTERO_ITEM CSL_CITATION {"citationID":"ab2IxnTo","properties":{"formattedCitation":"\\super 5\\uc0\\u8211{}7\\nosupersub{}","plainCitation":"5–7","noteIndex":0},"citationItems":[{"id":51,"uris":["http://zotero.org/users/local/N9bAOqPz/items/EGNDPPNJ"],"itemData":{"id":51,"type":"article-journal","abstract":"BACKGROUND: Cognitive impairment and dementia are severe public health issues in aging populations, which can be exacerbated by insufficient or unhealthy dietary intake. Food (in)security status is linked to cognitive function among older adults, but the relationship is complex and can vary by sociodemographic characteristics.\nOBJECTIVE: This article aimed to investigate the association between food insecurity and cognitive function among United States older adults and explore potential variations by race and ethnicity groups.\nMETHODS: We prospectively examined changes in cognitive function and incidence of cognitive impairment alongside the presence of self-reported food insecurity among older adults of different racial and ethnic groups. Data were from the 2012-2018 Health and Retirement Study (HRS) and the 2013 Health Care and Nutrition Study (HCNS), including N = 6,638 United States adults aged 50 years and older. Food insecurity was measured by a self-reported United States Household Food Security Survey Module, and cognitive function was assessed by the modified version of the Telephone Interview for Cognitive Status.\nRESULTS: Results showed that 17% of United States older adults reported food insecurity in the 2013 HCNS. Compared with food secure older adults, those reporting food insecurity experienced worsened cognitive functioning over time (B = -0.63, p &lt; .001), and they were more likely to have onset of cognitive impairment (OR= 1.46, p &lt; .001) in the 6-y observation. Compared with non-Hispanic White older adults, being non-Hispanic Black, non-Hispanic Other, or Hispanic was associated with 2.96, 2.09, or 1.26 odds (p &lt; .001) of cognitive impairment (2012-2018), respectively. Older adults of racial and ethnic minority groups also had higher risks of experiencing the double burden of cognitive impairment alongside food insecurity compared with non-Hispanic White older adults.\nCONCLUSION: Findings underscore racial and ethnic structural disparities in food security and cognitive health in the United States aging population.","container-title":"The Journal of Nutrition","DOI":"10.1016/j.tjnut.2023.11.015","ISSN":"1541-6100","issue":"1","journalAbbreviation":"J Nutr","language":"eng","page":"233-242","PMID":"37984739","PMCID":"PMC10925888","source":"PubMed","title":"Food Insecurity, Race and Ethnicity, and Cognitive Function Among United States Older Adults","volume":"154","author":[{"family":"Wang","given":"Haowei"},{"family":"El-Abbadi","given":"Naglaa"}],"issued":{"date-parts":[["2024",1]]}}},{"id":34,"uris":["http://zotero.org/users/local/N9bAOqPz/items/3PT2CHKD"],"itemData":{"id":34,"type":"article-journal","abstract":"Food insecurity and the lack of access to affordable, nutritious food are associated with poor dietary quality and an increased risk of diet-related diseases, including cardiovascular disease, diabetes, and certain types of cancer. Those of lower socioeconomic status and racial and ethnic minority groups experience higher rates of food insecurity, are more likely to live in under-resourced food environments, and continue to bear the greatest burden of diet-related chronic diseases in the United States. Despite the growing body of literature in this area, there are still significant gaps in our understanding of the various pathways that link food insecurity and neighborhood food environments to racial/ethnic and socioeconomic disparities in health and the most effective intervention strategies to address these disparities. To better understand the science in this area, the National Institutes of Health, in collaboration with the Centers for Disease Control (CDC) and Prevention and the United States Department of Agriculture (USDA), convened a virtual 3-d workshop 21-23 September 2021: Food Insecurity, Neighborhood Food Environment, and Nutrition Health Disparities: State of the Science. The workshop brought together a diverse group of researchers, practitioners, policymakers, and federal partners with expertise in nutrition, the food environment, health and social policy, and behavioral and social sciences. The workshop had the following 3 research objectives: 1) summarize the state of the science and knowledge gaps related to food insecurity, neighborhood food environments, and nutrition health disparities, 2) identify research opportunities and strategies to address research gaps, and 3) examine evidence-based interventions and implementation approaches to address food insecurity and neighborhood food environments to promote health equity. This article summarizes workshop proceedings and describes research gaps and future opportunities that emerged from discussions.","container-title":"The American Journal of Clinical Nutrition","DOI":"10.1016/j.ajcnut.2023.12.019","ISSN":"1938-3207","issue":"3","journalAbbreviation":"Am J Clin Nutr","language":"eng","page":"850-861","PMID":"38160801","PMCID":"PMC10972712","source":"PubMed","title":"Food Insecurity, Neighborhood Food Environment, and Health Disparities: State of the Science, Research Gaps and Opportunities","title-short":"Food Insecurity, Neighborhood Food Environment, and Health Disparities","volume":"119","author":[{"family":"Odoms-Young","given":"Angela"},{"family":"Brown","given":"Alison G. M."},{"family":"Agurs-Collins","given":"Tanya"},{"family":"Glanz","given":"Karen"}],"issued":{"date-parts":[["2024",3]]}}},{"id":36,"uris":["http://zotero.org/users/local/N9bAOqPz/items/Y9HCTVLK"],"itemData":{"id":36,"type":"article-journal","abstract":"In recent years, many students have faced economic hardship and experienced food insecurity, even as universities strive to create more equitable pathways to college. There is a need for a more holistic perspective that addresses the complexity of food insecurity amongst college students. To this end, we examined the relationship between the social determinants of health, including college food insecurity (CoFI) and childhood food insecurity (ChFI), and their relationship with well-being measures. The study sample was a convenience sample that included 372 students at a public university who responded to an online survey in fall 2021. Students were asked to report their food security status in the previous 30 days. We used the following analytical strategies: chi-square tests to determine differences between food secure (FS) and food insecure (FI) students; binary logistic regression of CoFI on student demographics and ChFI; and ordinal or binary logistic regression for well-being measures. Black students, off-campus students, first-generation students, in-state students, and humanities/behavioral/social/health sciences majors were more likely to report CoFI. FI students were more likely to have experienced ChFI and to have lower scores on all well-being measures. ChFI was associated with four well-being measures and its effects were mediated by CoFI. College student health initiatives would benefit from accounting for SDOH, including ChFI experiences and its subsequent cumulative disadvantages experienced during college.","container-title":"Nutrients","DOI":"10.3390/nu16091391","ISSN":"2072-6643","issue":"9","journalAbbreviation":"Nutrients","language":"eng","page":"1391","PMID":"38732637","PMCID":"PMC11085391","source":"PubMed","title":"Social Determinants of Health and College Food Insecurity","volume":"16","author":[{"family":"Mobley","given":"Catherine"},{"family":"Luo","given":"Ye"},{"family":"Fernandez","given":"Mariela"},{"family":"Hossfeld","given":"Leslie"}],"issued":{"date-parts":[["2024",5,4]]}}}],"schema":"https://github.com/citation-style-language/schema/raw/master/csl-citation.json"} </w:instrText>
+      </w:r>
+      <w:r>
+        <w:fldChar w:fldCharType="separate"/>
+      </w:r>
+      <w:r>
+        <w:rPr>
+          <w:vertAlign w:val="superscript"/>
+        </w:rPr>
+        <w:t>5–7</w:t>
+      </w:r>
+      <w:r>
+        <w:fldChar w:fldCharType="end"/>
+      </w:r>
+      <w:ins w:id="23" w:author="Nickelberry, Marshae" w:date="2026-01-24T16:00:00Z" w16du:dateUtc="2026-01-24T21:00:00Z">
+        <w:r>
+          <w:t>.</w:t>
+        </w:r>
+      </w:ins>
       <w:r>
         <w:t xml:space="preserve"> </w:t>
       </w:r>
-      <w:r>
-        <w:t xml:space="preserve">Food security is defined as “the reliable access to </w:t>
-      </w:r>
-      <w:r>
-        <w:t>adequate</w:t>
-      </w:r>
-      <w:r>
-        <w:t xml:space="preserve"> food for a healthy lifestyle</w:t>
+      <w:del w:id="24" w:author="Nickelberry, Marshae" w:date="2026-01-24T16:01:00Z" w16du:dateUtc="2026-01-24T21:01:00Z">
+        <w:r>
+          <w:delText>Disparities within food insecurity persist, as</w:delText>
+        </w:r>
+      </w:del>
+      <w:ins w:id="25" w:author="Nickelberry, Marshae" w:date="2026-01-24T16:01:00Z" w16du:dateUtc="2026-01-24T21:01:00Z">
+        <w:r>
+          <w:t xml:space="preserve">Resultingly, populations with lower socioeconic status, or marginalized racial and ethnic identities including </w:t>
+        </w:r>
+      </w:ins>
+      <w:del w:id="26" w:author="Nickelberry, Marshae" w:date="2026-01-24T16:02:00Z" w16du:dateUtc="2026-01-24T21:02:00Z">
+        <w:r>
+          <w:delText xml:space="preserve"> marginalized populations </w:delText>
+        </w:r>
+      </w:del>
+      <w:del w:id="27" w:author="Nickelberry, Marshae" w:date="2026-01-24T16:01:00Z" w16du:dateUtc="2026-01-24T21:01:00Z">
+        <w:r>
+          <w:delText xml:space="preserve">such </w:delText>
+        </w:r>
+      </w:del>
+      <w:del w:id="28" w:author="Nickelberry, Marshae" w:date="2026-01-24T16:02:00Z" w16du:dateUtc="2026-01-24T21:02:00Z">
+        <w:r>
+          <w:delText xml:space="preserve">as </w:delText>
+        </w:r>
+      </w:del>
+      <w:r>
+        <w:t>Non-Hispanic Black and Hispanic households often face</w:t>
+      </w:r>
+      <w:ins w:id="29" w:author="Nickelberry, Marshae" w:date="2026-01-24T16:02:00Z" w16du:dateUtc="2026-01-24T21:02:00Z">
+        <w:r>
+          <w:t xml:space="preserve"> higher rates of</w:t>
+        </w:r>
+      </w:ins>
+      <w:r>
+        <w:t xml:space="preserve"> </w:t>
+      </w:r>
+      <w:del w:id="30" w:author="Nickelberry, Marshae" w:date="2026-01-24T16:02:00Z" w16du:dateUtc="2026-01-24T21:02:00Z">
+        <w:r>
+          <w:delText>food insecurity due to racial and socioeconomic disparities</w:delText>
+        </w:r>
+        <w:r>
+          <w:delText xml:space="preserve">, with consistently higher rates </w:delText>
+        </w:r>
+      </w:del>
+      <w:r>
+        <w:t>compared to Non-Hispanic White households</w:t>
       </w:r>
       <w:r>
         <w:t>.</w:t>
       </w:r>
       <w:r>
-        <w:t>”</w:t>
-      </w:r>
-      <w:r>
         <w:fldChar w:fldCharType="begin"/>
       </w:r>
       <w:r>
-        <w:instrText xml:space="preserve"> ADDIN ZOTERO_ITEM CSL_CITATION {"citationID":"z0ARFAwQ","properties":{"formattedCitation":"\\super 1\\nosupersub{}","plainCitation":"1","noteIndex":0},"citationItems":[{"id":58,"uris":["http://zotero.org/users/local/N9bAOqPz/items/G3XBXV9H"],"itemData":{"id":58,"type":"report","publisher":"United States Department of Agriculture","title":"Food Security in the U.S. - Definitions of Food Security","URL":"https://www.ers.usda.gov/topics/food-nutrition-assistance/food-security-in-the-us/definitions-of-food-security","author":[{"family":"Rabbitt","given":"Matthew"},{"family":"Hales","given":"Laura"},{"family":"Reed-Jones,","given":"Madeline"}],"issued":{"date-parts":[["2025"]]}}}],"schema":"https://github.com/citation-style-language/schema/raw/master/csl-citation.json"} </w:instrText>
+        <w:instrText xml:space="preserve"> ADDIN ZOTERO_ITEM CSL_CITATION {"citationID":"22Q8Xyd7","properties":{"formattedCitation":"\\super 6,8\\nosupersub{}","plainCitation":"6,8","noteIndex":0},"citationItems":[{"id":34,"uris":["http://zotero.org/users/local/N9bAOqPz/items/3PT2CHKD"],"itemData":{"id":34,"type":"article-journal","abstract":"Food insecurity and the lack of access to affordable, nutritious food are associated with poor dietary quality and an increased risk of diet-related diseases, including cardiovascular disease, diabetes, and certain types of cancer. Those of lower socioeconomic status and racial and ethnic minority groups experience higher rates of food insecurity, are more likely to live in under-resourced food environments, and continue to bear the greatest burden of diet-related chronic diseases in the United States. Despite the growing body of literature in this area, there are still significant gaps in our understanding of the various pathways that link food insecurity and neighborhood food environments to racial/ethnic and socioeconomic disparities in health and the most effective intervention strategies to address these disparities. To better understand the science in this area, the National Institutes of Health, in collaboration with the Centers for Disease Control (CDC) and Prevention and the United States Department of Agriculture (USDA), convened a virtual 3-d workshop 21-23 September 2021: Food Insecurity, Neighborhood Food Environment, and Nutrition Health Disparities: State of the Science. The workshop brought together a diverse group of researchers, practitioners, policymakers, and federal partners with expertise in nutrition, the food environment, health and social policy, and behavioral and social sciences. The workshop had the following 3 research objectives: 1) summarize the state of the science and knowledge gaps related to food insecurity, neighborhood food environments, and nutrition health disparities, 2) identify research opportunities and strategies to address research gaps, and 3) examine evidence-based interventions and implementation approaches to address food insecurity and neighborhood food environments to promote health equity. This article summarizes workshop proceedings and describes research gaps and future opportunities that emerged from discussions.","container-title":"The American Journal of Clinical Nutrition","DOI":"10.1016/j.ajcnut.2023.12.019","ISSN":"1938-3207","issue":"3","journalAbbreviation":"Am J Clin Nutr","language":"eng","page":"850-861","PMID":"38160801","PMCID":"PMC10972712","source":"PubMed","title":"Food Insecurity, Neighborhood Food Environment, and Health Disparities: State of the Science, Research Gaps and Opportunities","title-short":"Food Insecurity, Neighborhood Food Environment, and Health Disparities","volume":"119","author":[{"family":"Odoms-Young","given":"Angela"},{"family":"Brown","given":"Alison G. M."},{"family":"Agurs-Collins","given":"Tanya"},{"family":"Glanz","given":"Karen"}],"issued":{"date-parts":[["2024",3]]}}},{"id":44,"uris":["http://zotero.org/users/local/N9bAOqPz/items/TBMQ87PY"],"itemData":{"id":44,"type":"article-journal","abstract":"BACKGROUND: Poor dietary quality is a risk factor for diet-related chronic disease and suboptimal nutritional patterns often begin early in the life course. Although the dietary intakes of young children, adolescents, and middle-aged and older adults are well established, much less is known about emerging adults, who represent a unique time point in life, as they are undergoing significant changes in food environments, autonomy, finances, and caregiver and parental involvement.\nOBJECTIVES: This study aimed to examine dietary quality, as assessed via the Healthy Eating Index (HEI), by demographic, socioeconomic, and health-related characteristics among emerging adults (18-23 y) in the United States who participated in the 2015-2018 National Health and Nutrition Examination Survey (NHANES).\nMETHODS: NHANES data were collected via a household interview and 2 24-h dietary recalls (24HR). Usual dietary intakes from the 24HRs were approximated using the multivariate National Cancer Institute Method to compute mean HEI-2015 overall and component scores (range: 0-100; higher scores indicating higher dietary quality).\nRESULTS: Overall dietary quality among emerging adults (HEI-2015: 50.3 ± 1.3) was significantly lower than other adults (≥24 y) (HEI-2015: 56.3 ± 0.5; P &lt; 0.0001) in the United States, with differences primarily driven by lower intakes of whole fruit, vegetables, and whole grains and higher intakes of sodium, refined grains, and saturated fat. Few differences in HEI-2015 scores were noted across population subgroups by sex, food security, family income, and food assistance program participation, except for added sugar; intakes of added sugar were significantly higher among women, food insecure, and food assistance program participants than those in their counterparts, respectively.\nCONCLUSIONS: Dietary quality is poor among emerging adults in the United States and persists across all population subgroups, suggesting a significant need for tailored public health interventions to improve dietary quality among this population. Future research investigating to what extent emerging adults prioritize healthful behaviors and exploring other indicators for identifying nutritionally vulnerable subgroups may be impactful for identifying disparities among this life stage.","container-title":"The Journal of Nutrition","DOI":"10.1016/j.tjnut.2024.06.015","ISSN":"1541-6100","issue":"8","journalAbbreviation":"J Nutr","language":"eng","page":"2524-2533","PMID":"38944345","PMCID":"PMC11826523","source":"PubMed","title":"Dietary Quality and Diet-Related Factors Among Emerging Adults (18-23 y) in the United States Are a Cause for Concern: National Health and Nutrition Examination Survey 2015-2018","title-short":"Dietary Quality and Diet-Related Factors Among Emerging Adults (18-23 y) in the United States Are a Cause for Concern","volume":"154","author":[{"family":"Cowan-Pyle","given":"Alexandra E."},{"family":"Bailey","given":"Regan L."},{"family":"Gao","given":"Jingjing"},{"family":"Hess","given":"Julie M."},{"family":"Ademu","given":"Lilian O."},{"family":"Smith","given":"Jane Lankes"},{"family":"Mitchell","given":"Diane C."},{"family":"Racine","given":"Elizabeth F."}],"issued":{"date-parts":[["2024",8]]}}}],"schema":"https://github.com/citation-style-language/schema/raw/master/csl-citation.json"} </w:instrText>
       </w:r>
       <w:r>
         <w:fldChar w:fldCharType="separate"/>
@@ -160,124 +440,41 @@
         <w:rPr>
           <w:vertAlign w:val="superscript"/>
         </w:rPr>
-        <w:t>1</w:t>
+        <w:t>6,8</w:t>
       </w:r>
       <w:r>
         <w:fldChar w:fldCharType="end"/>
       </w:r>
       <w:r>
-        <w:t xml:space="preserve"> On the other hand, food insecurity refers to limited or uncertain access due to financial or resource constraints. Approximately 17.9 million households in the United States were considered food insecure in 2023.</w:t>
-      </w:r>
-      <w:r>
-        <w:fldChar w:fldCharType="begin"/>
-      </w:r>
-      <w:r>
-        <w:instrText xml:space="preserve"> ADDIN ZOTERO_ITEM CSL_CITATION {"citationID":"Qwbaeqjf","properties":{"formattedCitation":"\\super 4\\nosupersub{}","plainCitation":"4","noteIndex":0},"citationItems":[{"id":56,"uris":["http://zotero.org/users/local/N9bAOqPz/items/444EEBLN"],"itemData":{"id":56,"type":"report","abstract":"This report provides statistics on food security in U.S. households throughout 2023 based on the Current Population Survey Food Security Supplement data collected by the U.S. Department of Commerce, Bureau of the Census, in December 2023. An estimated 86.5 percent of U.S. households were food secure throughout the entire year in 2023, with access at all times to enough food for an active, healthy life for all household members. The remaining households (13.5 percent, statistically significantly higher than the 12.8 percent in 2022) were food insecure at least some time during the year. Very low food security is the more severe range of food insecurity where one or more household members experience reduced food intake and disrupted eating patterns at times during the year because of limited money or other resources for food. In 2023, 5.1 percent of households were very low food secure, an estimate that is statistically similar to the 5.1 percent in 2022. Children and adults were food insecure at times during 2023 in 8.9 percent of U.S. households with children, statistically similar to the 8.8 percent in 2022. In 2023, very low food security among children was 1.0 percent, statistically similar to the 1.0 percent in 2022 and 0.7 percent in 2021. In 2023, the typical food-secure household spent 16 percent more on food than the typical food-insecure household of the same size and household composition. About 58 percent of food-insecure households participated in one or more of the three largest Federal nutrition assistance programs from the U.S. Department of Agriculture's Supplemental Nutrition Assistance Program (SNAP); the Special Supplemental Nutrition Program for Women, Infants, and Children (WIC); and the National School Lunch Program during the month before the 2023 survey.","DOI":"https://doi.org/10113/8583175","publisher":"United States. Department of Agriculture. Economic Research Service.","publisher-place":"Washington, D.C","title":"Household food security in the United States in 2023","author":[{"family":"Rabbitt","given":"Matthew"},{"family":"Reed-Jones,","given":"Madeline"},{"family":"Hales","given":"Laura"},{"family":"Burke","given":"Michael"}],"issued":{"date-parts":[["2024"]]}}}],"schema":"https://github.com/citation-style-language/schema/raw/master/csl-citation.json"} </w:instrText>
-      </w:r>
-      <w:r>
-        <w:fldChar w:fldCharType="separate"/>
-      </w:r>
-      <w:r>
-        <w:rPr>
-          <w:vertAlign w:val="superscript"/>
-        </w:rPr>
-        <w:t>4</w:t>
-      </w:r>
-      <w:r>
-        <w:fldChar w:fldCharType="end"/>
-      </w:r>
-      <w:r>
-        <w:t xml:space="preserve"> Food security is one of the social determinants of health that </w:t>
-      </w:r>
-      <w:r>
-        <w:t xml:space="preserve">can </w:t>
-      </w:r>
-      <w:r>
-        <w:t>perpetuate numerous health disparities within vulnerable populations</w:t>
-      </w:r>
-      <w:r>
-        <w:t>.</w:t>
-      </w:r>
-      <w:r>
-        <w:fldChar w:fldCharType="begin"/>
-      </w:r>
-      <w:r>
-        <w:instrText xml:space="preserve"> ADDIN ZOTERO_ITEM CSL_CITATION {"citationID":"pgXt67dv","properties":{"formattedCitation":"\\super 5,6\\nosupersub{}","plainCitation":"5,6","noteIndex":0},"citationItems":[{"id":51,"uris":["http://zotero.org/users/local/N9bAOqPz/items/EGNDPPNJ"],"itemData":{"id":51,"type":"article-journal","abstract":"BACKGROUND: Cognitive impairment and dementia are severe public health issues in aging populations, which can be exacerbated by insufficient or unhealthy dietary intake. Food (in)security status is linked to cognitive function among older adults, but the relationship is complex and can vary by sociodemographic characteristics.\nOBJECTIVE: This article aimed to investigate the association between food insecurity and cognitive function among United States older adults and explore potential variations by race and ethnicity groups.\nMETHODS: We prospectively examined changes in cognitive function and incidence of cognitive impairment alongside the presence of self-reported food insecurity among older adults of different racial and ethnic groups. Data were from the 2012-2018 Health and Retirement Study (HRS) and the 2013 Health Care and Nutrition Study (HCNS), including N = 6,638 United States adults aged 50 years and older. Food insecurity was measured by a self-reported United States Household Food Security Survey Module, and cognitive function was assessed by the modified version of the Telephone Interview for Cognitive Status.\nRESULTS: Results showed that 17% of United States older adults reported food insecurity in the 2013 HCNS. Compared with food secure older adults, those reporting food insecurity experienced worsened cognitive functioning over time (B = -0.63, p &lt; .001), and they were more likely to have onset of cognitive impairment (OR= 1.46, p &lt; .001) in the 6-y observation. Compared with non-Hispanic White older adults, being non-Hispanic Black, non-Hispanic Other, or Hispanic was associated with 2.96, 2.09, or 1.26 odds (p &lt; .001) of cognitive impairment (2012-2018), respectively. Older adults of racial and ethnic minority groups also had higher risks of experiencing the double burden of cognitive impairment alongside food insecurity compared with non-Hispanic White older adults.\nCONCLUSION: Findings underscore racial and ethnic structural disparities in food security and cognitive health in the United States aging population.","container-title":"The Journal of Nutrition","DOI":"10.1016/j.tjnut.2023.11.015","ISSN":"1541-6100","issue":"1","journalAbbreviation":"J Nutr","language":"eng","page":"233-242","PMID":"37984739","PMCID":"PMC10925888","source":"PubMed","title":"Food Insecurity, Race and Ethnicity, and Cognitive Function Among United States Older Adults","volume":"154","author":[{"family":"Wang","given":"Haowei"},{"family":"El-Abbadi","given":"Naglaa"}],"issued":{"date-parts":[["2024",1]]}}},{"id":34,"uris":["http://zotero.org/users/local/N9bAOqPz/items/3PT2CHKD"],"itemData":{"id":34,"type":"article-journal","abstract":"Food insecurity and the lack of access to affordable, nutritious food are associated with poor dietary quality and an increased risk of diet-related diseases, including cardiovascular disease, diabetes, and certain types of cancer. Those of lower socioeconomic status and racial and ethnic minority groups experience higher rates of food insecurity, are more likely to live in under-resourced food environments, and continue to bear the greatest burden of diet-related chronic diseases in the United States. Despite the growing body of literature in this area, there are still significant gaps in our understanding of the various pathways that link food insecurity and neighborhood food environments to racial/ethnic and socioeconomic disparities in health and the most effective intervention strategies to address these disparities. To better understand the science in this area, the National Institutes of Health, in collaboration with the Centers for Disease Control (CDC) and Prevention and the United States Department of Agriculture (USDA), convened a virtual 3-d workshop 21-23 September 2021: Food Insecurity, Neighborhood Food Environment, and Nutrition Health Disparities: State of the Science. The workshop brought together a diverse group of researchers, practitioners, policymakers, and federal partners with expertise in nutrition, the food environment, health and social policy, and behavioral and social sciences. The workshop had the following 3 research objectives: 1) summarize the state of the science and knowledge gaps related to food insecurity, neighborhood food environments, and nutrition health disparities, 2) identify research opportunities and strategies to address research gaps, and 3) examine evidence-based interventions and implementation approaches to address food insecurity and neighborhood food environments to promote health equity. This article summarizes workshop proceedings and describes research gaps and future opportunities that emerged from discussions.","container-title":"The American Journal of Clinical Nutrition","DOI":"10.1016/j.ajcnut.2023.12.019","ISSN":"1938-3207","issue":"3","journalAbbreviation":"Am J Clin Nutr","language":"eng","page":"850-861","PMID":"38160801","PMCID":"PMC10972712","source":"PubMed","title":"Food Insecurity, Neighborhood Food Environment, and Health Disparities: State of the Science, Research Gaps and Opportunities","title-short":"Food Insecurity, Neighborhood Food Environment, and Health Disparities","volume":"119","author":[{"family":"Odoms-Young","given":"Angela"},{"family":"Brown","given":"Alison G. M."},{"family":"Agurs-Collins","given":"Tanya"},{"family":"Glanz","given":"Karen"}],"issued":{"date-parts":[["2024",3]]}}}],"schema":"https://github.com/citation-style-language/schema/raw/master/csl-citation.json"} </w:instrText>
-      </w:r>
-      <w:r>
-        <w:fldChar w:fldCharType="separate"/>
-      </w:r>
-      <w:r>
-        <w:rPr>
-          <w:vertAlign w:val="superscript"/>
-        </w:rPr>
-        <w:t>5,6</w:t>
-      </w:r>
-      <w:r>
-        <w:fldChar w:fldCharType="end"/>
-      </w:r>
-      <w:r>
         <w:t xml:space="preserve"> </w:t>
       </w:r>
       <w:r>
-        <w:t>Existing literature has found that structural inequities such as systemic racism, economic disadvantage, and neighborhood-level barriers contribute to low food security among households.</w:t>
-      </w:r>
-      <w:r>
-        <w:fldChar w:fldCharType="begin"/>
-      </w:r>
-      <w:r>
-        <w:instrText xml:space="preserve"> ADDIN ZOTERO_ITEM CSL_CITATION {"citationID":"ab2IxnTo","properties":{"formattedCitation":"\\super 5\\uc0\\u8211{}7\\nosupersub{}","plainCitation":"5–7","noteIndex":0},"citationItems":[{"id":51,"uris":["http://zotero.org/users/local/N9bAOqPz/items/EGNDPPNJ"],"itemData":{"id":51,"type":"article-journal","abstract":"BACKGROUND: Cognitive impairment and dementia are severe public health issues in aging populations, which can be exacerbated by insufficient or unhealthy dietary intake. Food (in)security status is linked to cognitive function among older adults, but the relationship is complex and can vary by sociodemographic characteristics.\nOBJECTIVE: This article aimed to investigate the association between food insecurity and cognitive function among United States older adults and explore potential variations by race and ethnicity groups.\nMETHODS: We prospectively examined changes in cognitive function and incidence of cognitive impairment alongside the presence of self-reported food insecurity among older adults of different racial and ethnic groups. Data were from the 2012-2018 Health and Retirement Study (HRS) and the 2013 Health Care and Nutrition Study (HCNS), including N = 6,638 United States adults aged 50 years and older. Food insecurity was measured by a self-reported United States Household Food Security Survey Module, and cognitive function was assessed by the modified version of the Telephone Interview for Cognitive Status.\nRESULTS: Results showed that 17% of United States older adults reported food insecurity in the 2013 HCNS. Compared with food secure older adults, those reporting food insecurity experienced worsened cognitive functioning over time (B = -0.63, p &lt; .001), and they were more likely to have onset of cognitive impairment (OR= 1.46, p &lt; .001) in the 6-y observation. Compared with non-Hispanic White older adults, being non-Hispanic Black, non-Hispanic Other, or Hispanic was associated with 2.96, 2.09, or 1.26 odds (p &lt; .001) of cognitive impairment (2012-2018), respectively. Older adults of racial and ethnic minority groups also had higher risks of experiencing the double burden of cognitive impairment alongside food insecurity compared with non-Hispanic White older adults.\nCONCLUSION: Findings underscore racial and ethnic structural disparities in food security and cognitive health in the United States aging population.","container-title":"The Journal of Nutrition","DOI":"10.1016/j.tjnut.2023.11.015","ISSN":"1541-6100","issue":"1","journalAbbreviation":"J Nutr","language":"eng","page":"233-242","PMID":"37984739","PMCID":"PMC10925888","source":"PubMed","title":"Food Insecurity, Race and Ethnicity, and Cognitive Function Among United States Older Adults","volume":"154","author":[{"family":"Wang","given":"Haowei"},{"family":"El-Abbadi","given":"Naglaa"}],"issued":{"date-parts":[["2024",1]]}}},{"id":34,"uris":["http://zotero.org/users/local/N9bAOqPz/items/3PT2CHKD"],"itemData":{"id":34,"type":"article-journal","abstract":"Food insecurity and the lack of access to affordable, nutritious food are associated with poor dietary quality and an increased risk of diet-related diseases, including cardiovascular disease, diabetes, and certain types of cancer. Those of lower socioeconomic status and racial and ethnic minority groups experience higher rates of food insecurity, are more likely to live in under-resourced food environments, and continue to bear the greatest burden of diet-related chronic diseases in the United States. Despite the growing body of literature in this area, there are still significant gaps in our understanding of the various pathways that link food insecurity and neighborhood food environments to racial/ethnic and socioeconomic disparities in health and the most effective intervention strategies to address these disparities. To better understand the science in this area, the National Institutes of Health, in collaboration with the Centers for Disease Control (CDC) and Prevention and the United States Department of Agriculture (USDA), convened a virtual 3-d workshop 21-23 September 2021: Food Insecurity, Neighborhood Food Environment, and Nutrition Health Disparities: State of the Science. The workshop brought together a diverse group of researchers, practitioners, policymakers, and federal partners with expertise in nutrition, the food environment, health and social policy, and behavioral and social sciences. The workshop had the following 3 research objectives: 1) summarize the state of the science and knowledge gaps related to food insecurity, neighborhood food environments, and nutrition health disparities, 2) identify research opportunities and strategies to address research gaps, and 3) examine evidence-based interventions and implementation approaches to address food insecurity and neighborhood food environments to promote health equity. This article summarizes workshop proceedings and describes research gaps and future opportunities that emerged from discussions.","container-title":"The American Journal of Clinical Nutrition","DOI":"10.1016/j.ajcnut.2023.12.019","ISSN":"1938-3207","issue":"3","journalAbbreviation":"Am J Clin Nutr","language":"eng","page":"850-861","PMID":"38160801","PMCID":"PMC10972712","source":"PubMed","title":"Food Insecurity, Neighborhood Food Environment, and Health Disparities: State of the Science, Research Gaps and Opportunities","title-short":"Food Insecurity, Neighborhood Food Environment, and Health Disparities","volume":"119","author":[{"family":"Odoms-Young","given":"Angela"},{"family":"Brown","given":"Alison G. M."},{"family":"Agurs-Collins","given":"Tanya"},{"family":"Glanz","given":"Karen"}],"issued":{"date-parts":[["2024",3]]}}},{"id":36,"uris":["http://zotero.org/users/local/N9bAOqPz/items/Y9HCTVLK"],"itemData":{"id":36,"type":"article-journal","abstract":"In recent years, many students have faced economic hardship and experienced food insecurity, even as universities strive to create more equitable pathways to college. There is a need for a more holistic perspective that addresses the complexity of food insecurity amongst college students. To this end, we examined the relationship between the social determinants of health, including college food insecurity (CoFI) and childhood food insecurity (ChFI), and their relationship with well-being measures. The study sample was a convenience sample that included 372 students at a public university who responded to an online survey in fall 2021. Students were asked to report their food security status in the previous 30 days. We used the following analytical strategies: chi-square tests to determine differences between food secure (FS) and food insecure (FI) students; binary logistic regression of CoFI on student demographics and ChFI; and ordinal or binary logistic regression for well-being measures. Black students, off-campus students, first-generation students, in-state students, and humanities/behavioral/social/health sciences majors were more likely to report CoFI. FI students were more likely to have experienced ChFI and to have lower scores on all well-being measures. ChFI was associated with four well-being measures and its effects were mediated by CoFI. College student health initiatives would benefit from accounting for SDOH, including ChFI experiences and its subsequent cumulative disadvantages experienced during college.","container-title":"Nutrients","DOI":"10.3390/nu16091391","ISSN":"2072-6643","issue":"9","journalAbbreviation":"Nutrients","language":"eng","page":"1391","PMID":"38732637","PMCID":"PMC11085391","source":"PubMed","title":"Social Determinants of Health and College Food Insecurity","volume":"16","author":[{"family":"Mobley","given":"Catherine"},{"family":"Luo","given":"Ye"},{"family":"Fernandez","given":"Mariela"},{"family":"Hossfeld","given":"Leslie"}],"issued":{"date-parts":[["2024",5,4]]}}}],"schema":"https://github.com/citation-style-language/schema/raw/master/csl-citation.json"} </w:instrText>
-      </w:r>
-      <w:r>
-        <w:fldChar w:fldCharType="separate"/>
-      </w:r>
-      <w:r>
-        <w:rPr>
-          <w:vertAlign w:val="superscript"/>
-        </w:rPr>
-        <w:t>5–7</w:t>
-      </w:r>
-      <w:r>
-        <w:fldChar w:fldCharType="end"/>
-      </w:r>
-      <w:r>
-        <w:t xml:space="preserve"> Disparities within food insecurity persist, as marginalized populations such as Non-Hispanic Black and Hispanic households often face food insecurity due to racial and socioeconomic disparities</w:t>
-      </w:r>
-      <w:r>
-        <w:t xml:space="preserve">, with consistently higher rates </w:t>
-      </w:r>
-      <w:r>
-        <w:t>compared to Non-Hispanic White households</w:t>
-      </w:r>
-      <w:r>
-        <w:t>.</w:t>
-      </w:r>
-      <w:r>
-        <w:fldChar w:fldCharType="begin"/>
-      </w:r>
-      <w:r>
-        <w:instrText xml:space="preserve"> ADDIN ZOTERO_ITEM CSL_CITATION {"citationID":"22Q8Xyd7","properties":{"formattedCitation":"\\super 6,8\\nosupersub{}","plainCitation":"6,8","noteIndex":0},"citationItems":[{"id":34,"uris":["http://zotero.org/users/local/N9bAOqPz/items/3PT2CHKD"],"itemData":{"id":34,"type":"article-journal","abstract":"Food insecurity and the lack of access to affordable, nutritious food are associated with poor dietary quality and an increased risk of diet-related diseases, including cardiovascular disease, diabetes, and certain types of cancer. Those of lower socioeconomic status and racial and ethnic minority groups experience higher rates of food insecurity, are more likely to live in under-resourced food environments, and continue to bear the greatest burden of diet-related chronic diseases in the United States. Despite the growing body of literature in this area, there are still significant gaps in our understanding of the various pathways that link food insecurity and neighborhood food environments to racial/ethnic and socioeconomic disparities in health and the most effective intervention strategies to address these disparities. To better understand the science in this area, the National Institutes of Health, in collaboration with the Centers for Disease Control (CDC) and Prevention and the United States Department of Agriculture (USDA), convened a virtual 3-d workshop 21-23 September 2021: Food Insecurity, Neighborhood Food Environment, and Nutrition Health Disparities: State of the Science. The workshop brought together a diverse group of researchers, practitioners, policymakers, and federal partners with expertise in nutrition, the food environment, health and social policy, and behavioral and social sciences. The workshop had the following 3 research objectives: 1) summarize the state of the science and knowledge gaps related to food insecurity, neighborhood food environments, and nutrition health disparities, 2) identify research opportunities and strategies to address research gaps, and 3) examine evidence-based interventions and implementation approaches to address food insecurity and neighborhood food environments to promote health equity. This article summarizes workshop proceedings and describes research gaps and future opportunities that emerged from discussions.","container-title":"The American Journal of Clinical Nutrition","DOI":"10.1016/j.ajcnut.2023.12.019","ISSN":"1938-3207","issue":"3","journalAbbreviation":"Am J Clin Nutr","language":"eng","page":"850-861","PMID":"38160801","PMCID":"PMC10972712","source":"PubMed","title":"Food Insecurity, Neighborhood Food Environment, and Health Disparities: State of the Science, Research Gaps and Opportunities","title-short":"Food Insecurity, Neighborhood Food Environment, and Health Disparities","volume":"119","author":[{"family":"Odoms-Young","given":"Angela"},{"family":"Brown","given":"Alison G. M."},{"family":"Agurs-Collins","given":"Tanya"},{"family":"Glanz","given":"Karen"}],"issued":{"date-parts":[["2024",3]]}}},{"id":44,"uris":["http://zotero.org/users/local/N9bAOqPz/items/TBMQ87PY"],"itemData":{"id":44,"type":"article-journal","abstract":"BACKGROUND: Poor dietary quality is a risk factor for diet-related chronic disease and suboptimal nutritional patterns often begin early in the life course. Although the dietary intakes of young children, adolescents, and middle-aged and older adults are well established, much less is known about emerging adults, who represent a unique time point in life, as they are undergoing significant changes in food environments, autonomy, finances, and caregiver and parental involvement.\nOBJECTIVES: This study aimed to examine dietary quality, as assessed via the Healthy Eating Index (HEI), by demographic, socioeconomic, and health-related characteristics among emerging adults (18-23 y) in the United States who participated in the 2015-2018 National Health and Nutrition Examination Survey (NHANES).\nMETHODS: NHANES data were collected via a household interview and 2 24-h dietary recalls (24HR). Usual dietary intakes from the 24HRs were approximated using the multivariate National Cancer Institute Method to compute mean HEI-2015 overall and component scores (range: 0-100; higher scores indicating higher dietary quality).\nRESULTS: Overall dietary quality among emerging adults (HEI-2015: 50.3 ± 1.3) was significantly lower than other adults (≥24 y) (HEI-2015: 56.3 ± 0.5; P &lt; 0.0001) in the United States, with differences primarily driven by lower intakes of whole fruit, vegetables, and whole grains and higher intakes of sodium, refined grains, and saturated fat. Few differences in HEI-2015 scores were noted across population subgroups by sex, food security, family income, and food assistance program participation, except for added sugar; intakes of added sugar were significantly higher among women, food insecure, and food assistance program participants than those in their counterparts, respectively.\nCONCLUSIONS: Dietary quality is poor among emerging adults in the United States and persists across all population subgroups, suggesting a significant need for tailored public health interventions to improve dietary quality among this population. Future research investigating to what extent emerging adults prioritize healthful behaviors and exploring other indicators for identifying nutritionally vulnerable subgroups may be impactful for identifying disparities among this life stage.","container-title":"The Journal of Nutrition","DOI":"10.1016/j.tjnut.2024.06.015","ISSN":"1541-6100","issue":"8","journalAbbreviation":"J Nutr","language":"eng","page":"2524-2533","PMID":"38944345","PMCID":"PMC11826523","source":"PubMed","title":"Dietary Quality and Diet-Related Factors Among Emerging Adults (18-23 y) in the United States Are a Cause for Concern: National Health and Nutrition Examination Survey 2015-2018","title-short":"Dietary Quality and Diet-Related Factors Among Emerging Adults (18-23 y) in the United States Are a Cause for Concern","volume":"154","author":[{"family":"Cowan-Pyle","given":"Alexandra E."},{"family":"Bailey","given":"Regan L."},{"family":"Gao","given":"Jingjing"},{"family":"Hess","given":"Julie M."},{"family":"Ademu","given":"Lilian O."},{"family":"Smith","given":"Jane Lankes"},{"family":"Mitchell","given":"Diane C."},{"family":"Racine","given":"Elizabeth F."}],"issued":{"date-parts":[["2024",8]]}}}],"schema":"https://github.com/citation-style-language/schema/raw/master/csl-citation.json"} </w:instrText>
-      </w:r>
-      <w:r>
-        <w:fldChar w:fldCharType="separate"/>
-      </w:r>
-      <w:r>
-        <w:rPr>
-          <w:vertAlign w:val="superscript"/>
-        </w:rPr>
-        <w:t>6,8</w:t>
-      </w:r>
-      <w:r>
-        <w:fldChar w:fldCharType="end"/>
+        <w:t xml:space="preserve">These inequities reflect broader social and economic conditions that </w:t>
+      </w:r>
+      <w:ins w:id="31" w:author="Nickelberry, Marshae" w:date="2026-01-24T16:02:00Z" w16du:dateUtc="2026-01-24T21:02:00Z">
+        <w:r>
+          <w:t xml:space="preserve">may </w:t>
+        </w:r>
+      </w:ins>
+      <w:r>
+        <w:t>contribute to enduring health disparities.</w:t>
       </w:r>
       <w:r>
         <w:t xml:space="preserve"> </w:t>
       </w:r>
-      <w:r>
-        <w:t>These inequities reflect broader social and economic conditions that contribute to enduring health disparities.</w:t>
-      </w:r>
-      <w:r>
-        <w:t xml:space="preserve"> </w:t>
+      <w:ins w:id="32" w:author="Nickelberry, Marshae" w:date="2026-01-24T16:02:00Z" w16du:dateUtc="2026-01-24T21:02:00Z">
+        <w:r>
+          <w:t>[cite]</w:t>
+        </w:r>
+      </w:ins>
+      <w:commentRangeEnd w:id="0"/>
+      <w:r>
+        <w:rPr>
+          <w:rStyle w:val="CommentReference"/>
+          <w:sz w:val="24"/>
+          <w:szCs w:val="24"/>
+        </w:rPr>
+        <w:commentReference w:id="0"/>
       </w:r>
     </w:p>
     <w:p>
@@ -286,17 +483,70 @@
         <w:spacing w:before="0" w:beforeAutospacing="0" w:after="0" w:afterAutospacing="0"/>
         <w:ind w:firstLine="720"/>
       </w:pPr>
-      <w:r>
-        <w:t>There is consistent evidence in the literature that households facing environmental conditions such as inaccessibility to high-quality produce and the economic burden of affording foods with nutritional value are more vulnerable to experiencing food insecurity</w:t>
+      <w:del w:id="33" w:author="Nickelberry, Marshae" w:date="2026-01-24T16:04:00Z" w16du:dateUtc="2026-01-24T21:04:00Z">
+        <w:r>
+          <w:delText>There is consistent evidence in the literature that households facing environmental conditions such as inaccessibility to high-quality produce and the economic burden of affording foods with nutritional value are more vulnerable to experiencing food insecurity</w:delText>
+        </w:r>
+        <w:r>
+          <w:delText>.</w:delText>
+        </w:r>
+        <w:r>
+          <w:fldChar w:fldCharType="begin"/>
+        </w:r>
+        <w:r>
+          <w:delInstrText xml:space="preserve"> ADDIN ZOTERO_ITEM CSL_CITATION {"citationID":"NJncgdHQ","properties":{"formattedCitation":"\\super 6,9\\nosupersub{}","plainCitation":"6,9","noteIndex":0},"citationItems":[{"id":34,"uris":["http://zotero.org/users/local/N9bAOqPz/items/3PT2CHKD"],"itemData":{"id":34,"type":"article-journal","abstract":"Food insecurity and the lack of access to affordable, nutritious food are associated with poor dietary quality and an increased risk of diet-related diseases, including cardiovascular disease, diabetes, and certain types of cancer. Those of lower socioeconomic status and racial and ethnic minority groups experience higher rates of food insecurity, are more likely to live in under-resourced food environments, and continue to bear the greatest burden of diet-related chronic diseases in the United States. Despite the growing body of literature in this area, there are still significant gaps in our understanding of the various pathways that link food insecurity and neighborhood food environments to racial/ethnic and socioeconomic disparities in health and the most effective intervention strategies to address these disparities. To better understand the science in this area, the National Institutes of Health, in collaboration with the Centers for Disease Control (CDC) and Prevention and the United States Department of Agriculture (USDA), convened a virtual 3-d workshop 21-23 September 2021: Food Insecurity, Neighborhood Food Environment, and Nutrition Health Disparities: State of the Science. The workshop brought together a diverse group of researchers, practitioners, policymakers, and federal partners with expertise in nutrition, the food environment, health and social policy, and behavioral and social sciences. The workshop had the following 3 research objectives: 1) summarize the state of the science and knowledge gaps related to food insecurity, neighborhood food environments, and nutrition health disparities, 2) identify research opportunities and strategies to address research gaps, and 3) examine evidence-based interventions and implementation approaches to address food insecurity and neighborhood food environments to promote health equity. This article summarizes workshop proceedings and describes research gaps and future opportunities that emerged from discussions.","container-title":"The American Journal of Clinical Nutrition","DOI":"10.1016/j.ajcnut.2023.12.019","ISSN":"1938-3207","issue":"3","journalAbbreviation":"Am J Clin Nutr","language":"eng","page":"850-861","PMID":"38160801","PMCID":"PMC10972712","source":"PubMed","title":"Food Insecurity, Neighborhood Food Environment, and Health Disparities: State of the Science, Research Gaps and Opportunities","title-short":"Food Insecurity, Neighborhood Food Environment, and Health Disparities","volume":"119","author":[{"family":"Odoms-Young","given":"Angela"},{"family":"Brown","given":"Alison G. M."},{"family":"Agurs-Collins","given":"Tanya"},{"family":"Glanz","given":"Karen"}],"issued":{"date-parts":[["2024",3]]}}},{"id":59,"uris":["http://zotero.org/users/local/N9bAOqPz/items/3V6G4L63"],"itemData":{"id":59,"type":"article-journal","abstract":"Plastic pollution arising from food systems is driving policies for reduction, removal, reuse and recycling, but literature on plastic uses and outcomes across subsectors is fragmented. We use a systematic scoping review to describe the extent, range and nature of published evidence since 2000 on seven major plastic types used at any point within food systems and their quantifiable effects on the environment, food security and human health. Although the majority of publications focus on agricultural production, relatively fewer consider retail, household and food waste disposal plastics. Gaps in the research include evidence from low- and middle-income countries, health or food security and/or economic outcomes generated from human population studies-and the subsequent environmental and human health effects. A greater understanding of this disparate evidence landscape is essential to formulate coherent research strategies to inform potential policy actions and assess trade-offs across economic and environmental targets, human health and food security.","container-title":"Nature Food","DOI":"10.1038/s43016-021-00221-z","ISSN":"2662-1355","issue":"2","journalAbbreviation":"Nat Food","language":"eng","page":"80-87","PMID":"37117403","source":"PubMed","title":"A systematic scoping review of environmental, food security and health impacts of food system plastics","volume":"2","author":[{"family":"Yates","given":"Joe"},{"family":"Deeney","given":"Megan"},{"family":"Rolker","given":"Heike B."},{"family":"White","given":"Howard"},{"family":"Kalamatianou","given":"Sofia"},{"family":"Kadiyala","given":"Suneetha"}],"issued":{"date-parts":[["2021",2]]}}}],"schema":"https://github.com/citation-style-language/schema/raw/master/csl-citation.json"} </w:delInstrText>
+        </w:r>
+        <w:r>
+          <w:fldChar w:fldCharType="separate"/>
+        </w:r>
+        <w:r>
+          <w:rPr>
+            <w:vertAlign w:val="superscript"/>
+          </w:rPr>
+          <w:delText>6,9</w:delText>
+        </w:r>
+        <w:r>
+          <w:fldChar w:fldCharType="end"/>
+        </w:r>
+        <w:r>
+          <w:delText xml:space="preserve"> </w:delText>
+        </w:r>
+      </w:del>
+      <w:r>
+        <w:t>Food insecurity often leads to changes in both the quantity and quality of food consumed, with households facing limited access to fresh, whole foods and relying more heavily on packaged, processed, and shelf-stable items.</w:t>
+      </w:r>
+      <w:r>
+        <w:fldChar w:fldCharType="begin"/>
+      </w:r>
+      <w:r>
+        <w:instrText xml:space="preserve"> ADDIN ZOTERO_ITEM CSL_CITATION {"citationID":"aGmyaxms","properties":{"formattedCitation":"\\super 4,9,10\\nosupersub{}","plainCitation":"4,9,10","noteIndex":0},"citationItems":[{"id":56,"uris":["http://zotero.org/users/local/N9bAOqPz/items/444EEBLN"],"itemData":{"id":56,"type":"report","abstract":"This report provides statistics on food security in U.S. households throughout 2023 based on the Current Population Survey Food Security Supplement data collected by the U.S. Department of Commerce, Bureau of the Census, in December 2023. An estimated 86.5 percent of U.S. households were food secure throughout the entire year in 2023, with access at all times to enough food for an active, healthy life for all household members. The remaining households (13.5 percent, statistically significantly higher than the 12.8 percent in 2022) were food insecure at least some time during the year. Very low food security is the more severe range of food insecurity where one or more household members experience reduced food intake and disrupted eating patterns at times during the year because of limited money or other resources for food. In 2023, 5.1 percent of households were very low food secure, an estimate that is statistically similar to the 5.1 percent in 2022. Children and adults were food insecure at times during 2023 in 8.9 percent of U.S. households with children, statistically similar to the 8.8 percent in 2022. In 2023, very low food security among children was 1.0 percent, statistically similar to the 1.0 percent in 2022 and 0.7 percent in 2021. In 2023, the typical food-secure household spent 16 percent more on food than the typical food-insecure household of the same size and household composition. About 58 percent of food-insecure households participated in one or more of the three largest Federal nutrition assistance programs from the U.S. Department of Agriculture's Supplemental Nutrition Assistance Program (SNAP); the Special Supplemental Nutrition Program for Women, Infants, and Children (WIC); and the National School Lunch Program during the month before the 2023 survey.","DOI":"https://doi.org/10113/8583175","publisher":"United States. Department of Agriculture. Economic Research Service.","publisher-place":"Washington, D.C","title":"Household food security in the United States in 2023","author":[{"family":"Rabbitt","given":"Matthew"},{"family":"Reed-Jones,","given":"Madeline"},{"family":"Hales","given":"Laura"},{"family":"Burke","given":"Michael"}],"issued":{"date-parts":[["2024"]]}}},{"id":59,"uris":["http://zotero.org/users/local/N9bAOqPz/items/3V6G4L63"],"itemData":{"id":59,"type":"article-journal","abstract":"Plastic pollution arising from food systems is driving policies for reduction, removal, reuse and recycling, but literature on plastic uses and outcomes across subsectors is fragmented. We use a systematic scoping review to describe the extent, range and nature of published evidence since 2000 on seven major plastic types used at any point within food systems and their quantifiable effects on the environment, food security and human health. Although the majority of publications focus on agricultural production, relatively fewer consider retail, household and food waste disposal plastics. Gaps in the research include evidence from low- and middle-income countries, health or food security and/or economic outcomes generated from human population studies-and the subsequent environmental and human health effects. A greater understanding of this disparate evidence landscape is essential to formulate coherent research strategies to inform potential policy actions and assess trade-offs across economic and environmental targets, human health and food security.","container-title":"Nature Food","DOI":"10.1038/s43016-021-00221-z","ISSN":"2662-1355","issue":"2","journalAbbreviation":"Nat Food","language":"eng","page":"80-87","PMID":"37117403","source":"PubMed","title":"A systematic scoping review of environmental, food security and health impacts of food system plastics","volume":"2","author":[{"family":"Yates","given":"Joe"},{"family":"Deeney","given":"Megan"},{"family":"Rolker","given":"Heike B."},{"family":"White","given":"Howard"},{"family":"Kalamatianou","given":"Sofia"},{"family":"Kadiyala","given":"Suneetha"}],"issued":{"date-parts":[["2021",2]]}}},{"id":42,"uris":["http://zotero.org/users/local/N9bAOqPz/items/67LM76YC"],"itemData":{"id":42,"type":"article-journal","abstract":"BACKGROUND: Ultra-processed food has low nutritional quality, is associated with development of chronic diseases, and may increase exposure to chemicals used in food packaging and production.\nOBJECTIVES: To assess associations of ultra-processed food consumption with exposure to phthalates and bisphenols, including newer replacements, in the general U.S.\nMETHODS: Among 2212 National Health and Nutrition Examination Survey (NHANES) 2013-2014 participants (≥6 years), we classified items reported in a 24-h dietary recall according to the NOVA food processing classification system and calculated energy intake from ultra-processed food. Urinary concentrations of mono-benzyl (MBzP), mono-(3-carboxypropyl) (MCPP), mono-(carboxyisononyl) (MCNP), mono-(carboxyisoctyl) (MCOP), and four metabolites of di(2-ethylhexyl) (∑DEHP) phthalates and bisphenols A, F, and S were measured in spot urine samples. We estimated percent changes in natural log creatinine-standardized concentrations per 10% higher energy from ultra-processed food in covariate-adjusted multivariable linear regression models. We examined effect measure modification by age group, race/ethnicity, and poverty:income ratio and assessed associations with minimally processed food intake.\nRESULTS: In adjusted models, higher energy from ultra-processed food was associated with higher urinary concentrations of MCPP, MCNP, and MCOP but not MBzP, ∑DEHP, or bisphenols. Each 10% higher energy from ultra-processed food was associated with 8.0% (95% CI: 5.6%, 10.3%) higher urinary MCOP concentrations, with a stronger association among children than adolescents or adults. Ultra-processed sandwiches/hamburgers, French fries/other potato products, and ice cream/pops were associated with higher concentrations of multiple chemicals. Higher energy from minimally processed food was associated with lower concentrations of MCPP, MCNP, MCOP, and bisphenols A and F.\nDISCUSSION: Ultra-processed food consumption may increase exposure to currently used phthalates. Additional research is needed to determine whether minimally processed food diets or changes in food production practices can reduce phthalate and bisphenol exposures and related health effects, particularly among children who are more vulnerable to toxicants and tend to consume more ultra-processed food than adults.","container-title":"Environment International","DOI":"10.1016/j.envint.2019.105057","ISSN":"1873-6750","journalAbbreviation":"Environ Int","language":"eng","page":"105057","PMID":"31398592","PMCID":"PMC6728187","source":"PubMed","title":"Ultra-processed food consumption and exposure to phthalates and bisphenols in the US National Health and Nutrition Examination Survey, 2013-2014","volume":"131","author":[{"family":"Buckley","given":"Jessie P."},{"family":"Kim","given":"Hyunju"},{"family":"Wong","given":"Eugenia"},{"family":"Rebholz","given":"Casey M."}],"issued":{"date-parts":[["2019",10]]}}}],"schema":"https://github.com/citation-style-language/schema/raw/master/csl-citation.json"} </w:instrText>
+      </w:r>
+      <w:r>
+        <w:fldChar w:fldCharType="separate"/>
+      </w:r>
+      <w:r>
+        <w:rPr>
+          <w:vertAlign w:val="superscript"/>
+        </w:rPr>
+        <w:t>4,9,10</w:t>
+      </w:r>
+      <w:r>
+        <w:fldChar w:fldCharType="end"/>
       </w:r>
       <w:r>
         <w:t>.</w:t>
       </w:r>
       <w:r>
+        <w:t xml:space="preserve"> Previous literature has examined the complex relationship between food security, diet, and one’s built environment, demonstrating that food insecurity is closely linked to poorer dietary quality and greater intake of ultra-processed foods</w:t>
+      </w:r>
+      <w:r>
+        <w:t>.</w:t>
+      </w:r>
+      <w:r>
         <w:fldChar w:fldCharType="begin"/>
       </w:r>
       <w:r>
-        <w:instrText xml:space="preserve"> ADDIN ZOTERO_ITEM CSL_CITATION {"citationID":"NJncgdHQ","properties":{"formattedCitation":"\\super 6,9\\nosupersub{}","plainCitation":"6,9","noteIndex":0},"citationItems":[{"id":34,"uris":["http://zotero.org/users/local/N9bAOqPz/items/3PT2CHKD"],"itemData":{"id":34,"type":"article-journal","abstract":"Food insecurity and the lack of access to affordable, nutritious food are associated with poor dietary quality and an increased risk of diet-related diseases, including cardiovascular disease, diabetes, and certain types of cancer. Those of lower socioeconomic status and racial and ethnic minority groups experience higher rates of food insecurity, are more likely to live in under-resourced food environments, and continue to bear the greatest burden of diet-related chronic diseases in the United States. Despite the growing body of literature in this area, there are still significant gaps in our understanding of the various pathways that link food insecurity and neighborhood food environments to racial/ethnic and socioeconomic disparities in health and the most effective intervention strategies to address these disparities. To better understand the science in this area, the National Institutes of Health, in collaboration with the Centers for Disease Control (CDC) and Prevention and the United States Department of Agriculture (USDA), convened a virtual 3-d workshop 21-23 September 2021: Food Insecurity, Neighborhood Food Environment, and Nutrition Health Disparities: State of the Science. The workshop brought together a diverse group of researchers, practitioners, policymakers, and federal partners with expertise in nutrition, the food environment, health and social policy, and behavioral and social sciences. The workshop had the following 3 research objectives: 1) summarize the state of the science and knowledge gaps related to food insecurity, neighborhood food environments, and nutrition health disparities, 2) identify research opportunities and strategies to address research gaps, and 3) examine evidence-based interventions and implementation approaches to address food insecurity and neighborhood food environments to promote health equity. This article summarizes workshop proceedings and describes research gaps and future opportunities that emerged from discussions.","container-title":"The American Journal of Clinical Nutrition","DOI":"10.1016/j.ajcnut.2023.12.019","ISSN":"1938-3207","issue":"3","journalAbbreviation":"Am J Clin Nutr","language":"eng","page":"850-861","PMID":"38160801","PMCID":"PMC10972712","source":"PubMed","title":"Food Insecurity, Neighborhood Food Environment, and Health Disparities: State of the Science, Research Gaps and Opportunities","title-short":"Food Insecurity, Neighborhood Food Environment, and Health Disparities","volume":"119","author":[{"family":"Odoms-Young","given":"Angela"},{"family":"Brown","given":"Alison G. M."},{"family":"Agurs-Collins","given":"Tanya"},{"family":"Glanz","given":"Karen"}],"issued":{"date-parts":[["2024",3]]}}},{"id":59,"uris":["http://zotero.org/users/local/N9bAOqPz/items/3V6G4L63"],"itemData":{"id":59,"type":"article-journal","abstract":"Plastic pollution arising from food systems is driving policies for reduction, removal, reuse and recycling, but literature on plastic uses and outcomes across subsectors is fragmented. We use a systematic scoping review to describe the extent, range and nature of published evidence since 2000 on seven major plastic types used at any point within food systems and their quantifiable effects on the environment, food security and human health. Although the majority of publications focus on agricultural production, relatively fewer consider retail, household and food waste disposal plastics. Gaps in the research include evidence from low- and middle-income countries, health or food security and/or economic outcomes generated from human population studies-and the subsequent environmental and human health effects. A greater understanding of this disparate evidence landscape is essential to formulate coherent research strategies to inform potential policy actions and assess trade-offs across economic and environmental targets, human health and food security.","container-title":"Nature Food","DOI":"10.1038/s43016-021-00221-z","ISSN":"2662-1355","issue":"2","journalAbbreviation":"Nat Food","language":"eng","page":"80-87","PMID":"37117403","source":"PubMed","title":"A systematic scoping review of environmental, food security and health impacts of food system plastics","volume":"2","author":[{"family":"Yates","given":"Joe"},{"family":"Deeney","given":"Megan"},{"family":"Rolker","given":"Heike B."},{"family":"White","given":"Howard"},{"family":"Kalamatianou","given":"Sofia"},{"family":"Kadiyala","given":"Suneetha"}],"issued":{"date-parts":[["2021",2]]}}}],"schema":"https://github.com/citation-style-language/schema/raw/master/csl-citation.json"} </w:instrText>
+        <w:instrText xml:space="preserve"> ADDIN ZOTERO_ITEM CSL_CITATION {"citationID":"8bHoikoF","properties":{"formattedCitation":"\\super 10\\nosupersub{}","plainCitation":"10","noteIndex":0},"citationItems":[{"id":42,"uris":["http://zotero.org/users/local/N9bAOqPz/items/67LM76YC"],"itemData":{"id":42,"type":"article-journal","abstract":"BACKGROUND: Ultra-processed food has low nutritional quality, is associated with development of chronic diseases, and may increase exposure to chemicals used in food packaging and production.\nOBJECTIVES: To assess associations of ultra-processed food consumption with exposure to phthalates and bisphenols, including newer replacements, in the general U.S.\nMETHODS: Among 2212 National Health and Nutrition Examination Survey (NHANES) 2013-2014 participants (≥6 years), we classified items reported in a 24-h dietary recall according to the NOVA food processing classification system and calculated energy intake from ultra-processed food. Urinary concentrations of mono-benzyl (MBzP), mono-(3-carboxypropyl) (MCPP), mono-(carboxyisononyl) (MCNP), mono-(carboxyisoctyl) (MCOP), and four metabolites of di(2-ethylhexyl) (∑DEHP) phthalates and bisphenols A, F, and S were measured in spot urine samples. We estimated percent changes in natural log creatinine-standardized concentrations per 10% higher energy from ultra-processed food in covariate-adjusted multivariable linear regression models. We examined effect measure modification by age group, race/ethnicity, and poverty:income ratio and assessed associations with minimally processed food intake.\nRESULTS: In adjusted models, higher energy from ultra-processed food was associated with higher urinary concentrations of MCPP, MCNP, and MCOP but not MBzP, ∑DEHP, or bisphenols. Each 10% higher energy from ultra-processed food was associated with 8.0% (95% CI: 5.6%, 10.3%) higher urinary MCOP concentrations, with a stronger association among children than adolescents or adults. Ultra-processed sandwiches/hamburgers, French fries/other potato products, and ice cream/pops were associated with higher concentrations of multiple chemicals. Higher energy from minimally processed food was associated with lower concentrations of MCPP, MCNP, MCOP, and bisphenols A and F.\nDISCUSSION: Ultra-processed food consumption may increase exposure to currently used phthalates. Additional research is needed to determine whether minimally processed food diets or changes in food production practices can reduce phthalate and bisphenol exposures and related health effects, particularly among children who are more vulnerable to toxicants and tend to consume more ultra-processed food than adults.","container-title":"Environment International","DOI":"10.1016/j.envint.2019.105057","ISSN":"1873-6750","journalAbbreviation":"Environ Int","language":"eng","page":"105057","PMID":"31398592","PMCID":"PMC6728187","source":"PubMed","title":"Ultra-processed food consumption and exposure to phthalates and bisphenols in the US National Health and Nutrition Examination Survey, 2013-2014","volume":"131","author":[{"family":"Buckley","given":"Jessie P."},{"family":"Kim","given":"Hyunju"},{"family":"Wong","given":"Eugenia"},{"family":"Rebholz","given":"Casey M."}],"issued":{"date-parts":[["2019",10]]}}}],"schema":"https://github.com/citation-style-language/schema/raw/master/csl-citation.json"} </w:instrText>
       </w:r>
       <w:r>
         <w:fldChar w:fldCharType="separate"/>
@@ -305,7 +555,7 @@
         <w:rPr>
           <w:vertAlign w:val="superscript"/>
         </w:rPr>
-        <w:t>6,9</w:t>
+        <w:t>10</w:t>
       </w:r>
       <w:r>
         <w:fldChar w:fldCharType="end"/>
@@ -313,57 +563,80 @@
       <w:r>
         <w:t xml:space="preserve"> </w:t>
       </w:r>
-      <w:r>
-        <w:t>Food insecurity often leads to changes in both the quantity and quality of food consumed, with households facing limited access to fresh, whole foods and relying more heavily on packaged, processed, and shelf-stable items.</w:t>
-      </w:r>
-      <w:r>
-        <w:fldChar w:fldCharType="begin"/>
-      </w:r>
-      <w:r>
-        <w:instrText xml:space="preserve"> ADDIN ZOTERO_ITEM CSL_CITATION {"citationID":"aGmyaxms","properties":{"formattedCitation":"\\super 4,9,10\\nosupersub{}","plainCitation":"4,9,10","noteIndex":0},"citationItems":[{"id":56,"uris":["http://zotero.org/users/local/N9bAOqPz/items/444EEBLN"],"itemData":{"id":56,"type":"report","abstract":"This report provides statistics on food security in U.S. households throughout 2023 based on the Current Population Survey Food Security Supplement data collected by the U.S. Department of Commerce, Bureau of the Census, in December 2023. An estimated 86.5 percent of U.S. households were food secure throughout the entire year in 2023, with access at all times to enough food for an active, healthy life for all household members. The remaining households (13.5 percent, statistically significantly higher than the 12.8 percent in 2022) were food insecure at least some time during the year. Very low food security is the more severe range of food insecurity where one or more household members experience reduced food intake and disrupted eating patterns at times during the year because of limited money or other resources for food. In 2023, 5.1 percent of households were very low food secure, an estimate that is statistically similar to the 5.1 percent in 2022. Children and adults were food insecure at times during 2023 in 8.9 percent of U.S. households with children, statistically similar to the 8.8 percent in 2022. In 2023, very low food security among children was 1.0 percent, statistically similar to the 1.0 percent in 2022 and 0.7 percent in 2021. In 2023, the typical food-secure household spent 16 percent more on food than the typical food-insecure household of the same size and household composition. About 58 percent of food-insecure households participated in one or more of the three largest Federal nutrition assistance programs from the U.S. Department of Agriculture's Supplemental Nutrition Assistance Program (SNAP); the Special Supplemental Nutrition Program for Women, Infants, and Children (WIC); and the National School Lunch Program during the month before the 2023 survey.","DOI":"https://doi.org/10113/8583175","publisher":"United States. Department of Agriculture. Economic Research Service.","publisher-place":"Washington, D.C","title":"Household food security in the United States in 2023","author":[{"family":"Rabbitt","given":"Matthew"},{"family":"Reed-Jones,","given":"Madeline"},{"family":"Hales","given":"Laura"},{"family":"Burke","given":"Michael"}],"issued":{"date-parts":[["2024"]]}}},{"id":59,"uris":["http://zotero.org/users/local/N9bAOqPz/items/3V6G4L63"],"itemData":{"id":59,"type":"article-journal","abstract":"Plastic pollution arising from food systems is driving policies for reduction, removal, reuse and recycling, but literature on plastic uses and outcomes across subsectors is fragmented. We use a systematic scoping review to describe the extent, range and nature of published evidence since 2000 on seven major plastic types used at any point within food systems and their quantifiable effects on the environment, food security and human health. Although the majority of publications focus on agricultural production, relatively fewer consider retail, household and food waste disposal plastics. Gaps in the research include evidence from low- and middle-income countries, health or food security and/or economic outcomes generated from human population studies-and the subsequent environmental and human health effects. A greater understanding of this disparate evidence landscape is essential to formulate coherent research strategies to inform potential policy actions and assess trade-offs across economic and environmental targets, human health and food security.","container-title":"Nature Food","DOI":"10.1038/s43016-021-00221-z","ISSN":"2662-1355","issue":"2","journalAbbreviation":"Nat Food","language":"eng","page":"80-87","PMID":"37117403","source":"PubMed","title":"A systematic scoping review of environmental, food security and health impacts of food system plastics","volume":"2","author":[{"family":"Yates","given":"Joe"},{"family":"Deeney","given":"Megan"},{"family":"Rolker","given":"Heike B."},{"family":"White","given":"Howard"},{"family":"Kalamatianou","given":"Sofia"},{"family":"Kadiyala","given":"Suneetha"}],"issued":{"date-parts":[["2021",2]]}}},{"id":42,"uris":["http://zotero.org/users/local/N9bAOqPz/items/67LM76YC"],"itemData":{"id":42,"type":"article-journal","abstract":"BACKGROUND: Ultra-processed food has low nutritional quality, is associated with development of chronic diseases, and may increase exposure to chemicals used in food packaging and production.\nOBJECTIVES: To assess associations of ultra-processed food consumption with exposure to phthalates and bisphenols, including newer replacements, in the general U.S.\nMETHODS: Among 2212 National Health and Nutrition Examination Survey (NHANES) 2013-2014 participants (≥6 years), we classified items reported in a 24-h dietary recall according to the NOVA food processing classification system and calculated energy intake from ultra-processed food. Urinary concentrations of mono-benzyl (MBzP), mono-(3-carboxypropyl) (MCPP), mono-(carboxyisononyl) (MCNP), mono-(carboxyisoctyl) (MCOP), and four metabolites of di(2-ethylhexyl) (∑DEHP) phthalates and bisphenols A, F, and S were measured in spot urine samples. We estimated percent changes in natural log creatinine-standardized concentrations per 10% higher energy from ultra-processed food in covariate-adjusted multivariable linear regression models. We examined effect measure modification by age group, race/ethnicity, and poverty:income ratio and assessed associations with minimally processed food intake.\nRESULTS: In adjusted models, higher energy from ultra-processed food was associated with higher urinary concentrations of MCPP, MCNP, and MCOP but not MBzP, ∑DEHP, or bisphenols. Each 10% higher energy from ultra-processed food was associated with 8.0% (95% CI: 5.6%, 10.3%) higher urinary MCOP concentrations, with a stronger association among children than adolescents or adults. Ultra-processed sandwiches/hamburgers, French fries/other potato products, and ice cream/pops were associated with higher concentrations of multiple chemicals. Higher energy from minimally processed food was associated with lower concentrations of MCPP, MCNP, MCOP, and bisphenols A and F.\nDISCUSSION: Ultra-processed food consumption may increase exposure to currently used phthalates. Additional research is needed to determine whether minimally processed food diets or changes in food production practices can reduce phthalate and bisphenol exposures and related health effects, particularly among children who are more vulnerable to toxicants and tend to consume more ultra-processed food than adults.","container-title":"Environment International","DOI":"10.1016/j.envint.2019.105057","ISSN":"1873-6750","journalAbbreviation":"Environ Int","language":"eng","page":"105057","PMID":"31398592","PMCID":"PMC6728187","source":"PubMed","title":"Ultra-processed food consumption and exposure to phthalates and bisphenols in the US National Health and Nutrition Examination Survey, 2013-2014","volume":"131","author":[{"family":"Buckley","given":"Jessie P."},{"family":"Kim","given":"Hyunju"},{"family":"Wong","given":"Eugenia"},{"family":"Rebholz","given":"Casey M."}],"issued":{"date-parts":[["2019",10]]}}}],"schema":"https://github.com/citation-style-language/schema/raw/master/csl-citation.json"} </w:instrText>
-      </w:r>
-      <w:r>
-        <w:fldChar w:fldCharType="separate"/>
-      </w:r>
-      <w:r>
-        <w:rPr>
-          <w:vertAlign w:val="superscript"/>
-        </w:rPr>
-        <w:t>4,9,10</w:t>
-      </w:r>
-      <w:r>
-        <w:fldChar w:fldCharType="end"/>
-      </w:r>
-      <w:r>
-        <w:t>.</w:t>
-      </w:r>
-      <w:r>
-        <w:t xml:space="preserve"> Previous literature has examined the complex relationship between food security, diet, and one’s built environment, demonstrating that food insecurity is closely linked to poorer dietary quality and greater intake of ultra-processed foods</w:t>
-      </w:r>
-      <w:r>
-        <w:t>.</w:t>
-      </w:r>
-      <w:r>
-        <w:fldChar w:fldCharType="begin"/>
-      </w:r>
-      <w:r>
-        <w:instrText xml:space="preserve"> ADDIN ZOTERO_ITEM CSL_CITATION {"citationID":"8bHoikoF","properties":{"formattedCitation":"\\super 10\\nosupersub{}","plainCitation":"10","noteIndex":0},"citationItems":[{"id":42,"uris":["http://zotero.org/users/local/N9bAOqPz/items/67LM76YC"],"itemData":{"id":42,"type":"article-journal","abstract":"BACKGROUND: Ultra-processed food has low nutritional quality, is associated with development of chronic diseases, and may increase exposure to chemicals used in food packaging and production.\nOBJECTIVES: To assess associations of ultra-processed food consumption with exposure to phthalates and bisphenols, including newer replacements, in the general U.S.\nMETHODS: Among 2212 National Health and Nutrition Examination Survey (NHANES) 2013-2014 participants (≥6 years), we classified items reported in a 24-h dietary recall according to the NOVA food processing classification system and calculated energy intake from ultra-processed food. Urinary concentrations of mono-benzyl (MBzP), mono-(3-carboxypropyl) (MCPP), mono-(carboxyisononyl) (MCNP), mono-(carboxyisoctyl) (MCOP), and four metabolites of di(2-ethylhexyl) (∑DEHP) phthalates and bisphenols A, F, and S were measured in spot urine samples. We estimated percent changes in natural log creatinine-standardized concentrations per 10% higher energy from ultra-processed food in covariate-adjusted multivariable linear regression models. We examined effect measure modification by age group, race/ethnicity, and poverty:income ratio and assessed associations with minimally processed food intake.\nRESULTS: In adjusted models, higher energy from ultra-processed food was associated with higher urinary concentrations of MCPP, MCNP, and MCOP but not MBzP, ∑DEHP, or bisphenols. Each 10% higher energy from ultra-processed food was associated with 8.0% (95% CI: 5.6%, 10.3%) higher urinary MCOP concentrations, with a stronger association among children than adolescents or adults. Ultra-processed sandwiches/hamburgers, French fries/other potato products, and ice cream/pops were associated with higher concentrations of multiple chemicals. Higher energy from minimally processed food was associated with lower concentrations of MCPP, MCNP, MCOP, and bisphenols A and F.\nDISCUSSION: Ultra-processed food consumption may increase exposure to currently used phthalates. Additional research is needed to determine whether minimally processed food diets or changes in food production practices can reduce phthalate and bisphenol exposures and related health effects, particularly among children who are more vulnerable to toxicants and tend to consume more ultra-processed food than adults.","container-title":"Environment International","DOI":"10.1016/j.envint.2019.105057","ISSN":"1873-6750","journalAbbreviation":"Environ Int","language":"eng","page":"105057","PMID":"31398592","PMCID":"PMC6728187","source":"PubMed","title":"Ultra-processed food consumption and exposure to phthalates and bisphenols in the US National Health and Nutrition Examination Survey, 2013-2014","volume":"131","author":[{"family":"Buckley","given":"Jessie P."},{"family":"Kim","given":"Hyunju"},{"family":"Wong","given":"Eugenia"},{"family":"Rebholz","given":"Casey M."}],"issued":{"date-parts":[["2019",10]]}}}],"schema":"https://github.com/citation-style-language/schema/raw/master/csl-citation.json"} </w:instrText>
-      </w:r>
-      <w:r>
-        <w:fldChar w:fldCharType="separate"/>
-      </w:r>
-      <w:r>
-        <w:rPr>
-          <w:vertAlign w:val="superscript"/>
-        </w:rPr>
-        <w:t>10</w:t>
-      </w:r>
-      <w:r>
-        <w:fldChar w:fldCharType="end"/>
-      </w:r>
-      <w:r>
-        <w:t xml:space="preserve"> </w:t>
-      </w:r>
+      <w:ins w:id="34" w:author="Nickelberry, Marshae" w:date="2026-01-24T16:04:00Z" w16du:dateUtc="2026-01-24T21:04:00Z">
+        <w:r>
+          <w:t xml:space="preserve">There </w:t>
+        </w:r>
+        <w:r>
+          <w:t xml:space="preserve">is likely due to structural barriers including reduced access to healthy retailers </w:t>
+        </w:r>
+      </w:ins>
+      <w:ins w:id="35" w:author="Nickelberry, Marshae" w:date="2026-01-24T16:05:00Z" w16du:dateUtc="2026-01-24T21:05:00Z">
+        <w:r>
+          <w:t>[cite]</w:t>
+        </w:r>
+      </w:ins>
+      <w:ins w:id="36" w:author="Nickelberry, Marshae" w:date="2026-01-24T16:04:00Z" w16du:dateUtc="2026-01-24T21:04:00Z">
+        <w:r>
+          <w:t xml:space="preserve"> such and the economic burden of affording foods with</w:t>
+        </w:r>
+      </w:ins>
+      <w:ins w:id="37" w:author="Nickelberry, Marshae" w:date="2026-01-24T16:05:00Z" w16du:dateUtc="2026-01-24T21:05:00Z">
+        <w:r>
+          <w:t xml:space="preserve"> higher</w:t>
+        </w:r>
+      </w:ins>
+      <w:ins w:id="38" w:author="Nickelberry, Marshae" w:date="2026-01-24T16:04:00Z" w16du:dateUtc="2026-01-24T21:04:00Z">
+        <w:r>
+          <w:t xml:space="preserve"> nutritional value.</w:t>
+        </w:r>
+        <w:r>
+          <w:fldChar w:fldCharType="begin"/>
+        </w:r>
+        <w:r>
+          <w:instrText xml:space="preserve"> ADDIN ZOTERO_ITEM CSL_CITATION {"citationID":"NJncgdHQ","properties":{"formattedCitation":"\\super 6,9\\nosupersub{}","plainCitation":"6,9","noteIndex":0},"citationItems":[{"id":34,"uris":["http://zotero.org/users/local/N9bAOqPz/items/3PT2CHKD"],"itemData":{"id":34,"type":"article-journal","abstract":"Food insecurity and the lack of access to affordable, nutritious food are associated with poor dietary quality and an increased risk of diet-related diseases, including cardiovascular disease, diabetes, and certain types of cancer. Those of lower socioeconomic status and racial and ethnic minority groups experience higher rates of food insecurity, are more likely to live in under-resourced food environments, and continue to bear the greatest burden of diet-related chronic diseases in the United States. Despite the growing body of literature in this area, there are still significant gaps in our understanding of the various pathways that link food insecurity and neighborhood food environments to racial/ethnic and socioeconomic disparities in health and the most effective intervention strategies to address these disparities. To better understand the science in this area, the National Institutes of Health, in collaboration with the Centers for Disease Control (CDC) and Prevention and the United States Department of Agriculture (USDA), convened a virtual 3-d workshop 21-23 September 2021: Food Insecurity, Neighborhood Food Environment, and Nutrition Health Disparities: State of the Science. The workshop brought together a diverse group of researchers, practitioners, policymakers, and federal partners with expertise in nutrition, the food environment, health and social policy, and behavioral and social sciences. The workshop had the following 3 research objectives: 1) summarize the state of the science and knowledge gaps related to food insecurity, neighborhood food environments, and nutrition health disparities, 2) identify research opportunities and strategies to address research gaps, and 3) examine evidence-based interventions and implementation approaches to address food insecurity and neighborhood food environments to promote health equity. This article summarizes workshop proceedings and describes research gaps and future opportunities that emerged from discussions.","container-title":"The American Journal of Clinical Nutrition","DOI":"10.1016/j.ajcnut.2023.12.019","ISSN":"1938-3207","issue":"3","journalAbbreviation":"Am J Clin Nutr","language":"eng","page":"850-861","PMID":"38160801","PMCID":"PMC10972712","source":"PubMed","title":"Food Insecurity, Neighborhood Food Environment, and Health Disparities: State of the Science, Research Gaps and Opportunities","title-short":"Food Insecurity, Neighborhood Food Environment, and Health Disparities","volume":"119","author":[{"family":"Odoms-Young","given":"Angela"},{"family":"Brown","given":"Alison G. M."},{"family":"Agurs-Collins","given":"Tanya"},{"family":"Glanz","given":"Karen"}],"issued":{"date-parts":[["2024",3]]}}},{"id":59,"uris":["http://zotero.org/users/local/N9bAOqPz/items/3V6G4L63"],"itemData":{"id":59,"type":"article-journal","abstract":"Plastic pollution arising from food systems is driving policies for reduction, removal, reuse and recycling, but literature on plastic uses and outcomes across subsectors is fragmented. We use a systematic scoping review to describe the extent, range and nature of published evidence since 2000 on seven major plastic types used at any point within food systems and their quantifiable effects on the environment, food security and human health. Although the majority of publications focus on agricultural production, relatively fewer consider retail, household and food waste disposal plastics. Gaps in the research include evidence from low- and middle-income countries, health or food security and/or economic outcomes generated from human population studies-and the subsequent environmental and human health effects. A greater understanding of this disparate evidence landscape is essential to formulate coherent research strategies to inform potential policy actions and assess trade-offs across economic and environmental targets, human health and food security.","container-title":"Nature Food","DOI":"10.1038/s43016-021-00221-z","ISSN":"2662-1355","issue":"2","journalAbbreviation":"Nat Food","language":"eng","page":"80-87","PMID":"37117403","source":"PubMed","title":"A systematic scoping review of environmental, food security and health impacts of food system plastics","volume":"2","author":[{"family":"Yates","given":"Joe"},{"family":"Deeney","given":"Megan"},{"family":"Rolker","given":"Heike B."},{"family":"White","given":"Howard"},{"family":"Kalamatianou","given":"Sofia"},{"family":"Kadiyala","given":"Suneetha"}],"issued":{"date-parts":[["2021",2]]}}}],"schema":"https://github.com/citation-style-language/schema/raw/master/csl-citation.json"} </w:instrText>
+        </w:r>
+        <w:r>
+          <w:fldChar w:fldCharType="separate"/>
+        </w:r>
+        <w:r>
+          <w:rPr>
+            <w:vertAlign w:val="superscript"/>
+          </w:rPr>
+          <w:t>6,9</w:t>
+        </w:r>
+        <w:r>
+          <w:fldChar w:fldCharType="end"/>
+        </w:r>
+      </w:ins>
+      <w:ins w:id="39" w:author="Nickelberry, Marshae" w:date="2026-01-24T16:05:00Z" w16du:dateUtc="2026-01-24T21:05:00Z">
+        <w:r>
+          <w:t xml:space="preserve"> </w:t>
+        </w:r>
+        <w:r>
+          <w:rPr>
+            <w:highlight w:val="yellow"/>
+            <w:rPrChange w:id="40" w:author="Nickelberry, Marshae" w:date="2026-01-24T16:06:00Z" w16du:dateUtc="2026-01-24T21:06:00Z">
+              <w:rPr/>
+            </w:rPrChange>
+          </w:rPr>
+          <w:t xml:space="preserve">Here you need 1-2 setencences to link to how that leads to potential phenols exposure. So we established that there is an issue with altered dietary intake and limitations in </w:t>
+        </w:r>
+      </w:ins>
+      <w:ins w:id="41" w:author="Nickelberry, Marshae" w:date="2026-01-24T16:06:00Z" w16du:dateUtc="2026-01-24T21:06:00Z">
+        <w:r>
+          <w:rPr>
+            <w:highlight w:val="yellow"/>
+            <w:rPrChange w:id="42" w:author="Nickelberry, Marshae" w:date="2026-01-24T16:06:00Z" w16du:dateUtc="2026-01-24T21:06:00Z">
+              <w:rPr/>
+            </w:rPrChange>
+          </w:rPr>
+          <w:t>choice—but how does that relate to phenols and why is that an issue? That would feed well into the subsequent paragraph].</w:t>
+        </w:r>
+        <w:r>
+          <w:t xml:space="preserve"> </w:t>
+        </w:r>
+      </w:ins>
     </w:p>
     <w:p>
       <w:pPr>
@@ -393,7 +666,46 @@
         <w:fldChar w:fldCharType="end"/>
       </w:r>
       <w:r>
-        <w:t xml:space="preserve"> These chemicals are widely used in the manufacturing of common household items, food packaging, and food preservatives.</w:t>
+        <w:t xml:space="preserve"> These chemicals are widely used in the manufacturing</w:t>
+      </w:r>
+      <w:ins w:id="43" w:author="Nickelberry, Marshae" w:date="2026-01-24T16:06:00Z" w16du:dateUtc="2026-01-24T21:06:00Z">
+        <w:r>
+          <w:t xml:space="preserve"> including </w:t>
+        </w:r>
+        <w:commentRangeStart w:id="44"/>
+        <w:r>
+          <w:t>in</w:t>
+        </w:r>
+      </w:ins>
+      <w:commentRangeEnd w:id="44"/>
+      <w:r>
+        <w:rPr>
+          <w:rStyle w:val="CommentReference"/>
+          <w:sz w:val="24"/>
+          <w:szCs w:val="24"/>
+        </w:rPr>
+        <w:commentReference w:id="44"/>
+      </w:r>
+      <w:ins w:id="45" w:author="Nickelberry, Marshae" w:date="2026-01-24T16:26:00Z" w16du:dateUtc="2026-01-24T21:26:00Z">
+        <w:r>
+          <w:t xml:space="preserve"> </w:t>
+        </w:r>
+      </w:ins>
+      <w:del w:id="46" w:author="Nickelberry, Marshae" w:date="2026-01-24T16:06:00Z" w16du:dateUtc="2026-01-24T21:06:00Z">
+        <w:r>
+          <w:delText xml:space="preserve"> of common household items, </w:delText>
+        </w:r>
+      </w:del>
+      <w:r>
+        <w:t>food packaging, and</w:t>
+      </w:r>
+      <w:ins w:id="47" w:author="Nickelberry, Marshae" w:date="2026-01-24T16:06:00Z" w16du:dateUtc="2026-01-24T21:06:00Z">
+        <w:r>
+          <w:t xml:space="preserve"> as</w:t>
+        </w:r>
+      </w:ins>
+      <w:r>
+        <w:t xml:space="preserve"> food preservatives.</w:t>
       </w:r>
       <w:r>
         <w:fldChar w:fldCharType="begin"/>
@@ -414,7 +726,43 @@
         <w:fldChar w:fldCharType="end"/>
       </w:r>
       <w:r>
-        <w:t xml:space="preserve"> As a result, humans are exposed to phenols through multiple pathways, including inhalation, ingestion, and skin contact</w:t>
+        <w:t xml:space="preserve"> </w:t>
+      </w:r>
+      <w:commentRangeStart w:id="48"/>
+      <w:r>
+        <w:rPr>
+          <w:strike/>
+          <w:rPrChange w:id="49" w:author="Nickelberry, Marshae" w:date="2026-01-24T16:07:00Z" w16du:dateUtc="2026-01-24T21:07:00Z">
+            <w:rPr/>
+          </w:rPrChange>
+        </w:rPr>
+        <w:t xml:space="preserve">As </w:t>
+      </w:r>
+      <w:commentRangeEnd w:id="48"/>
+      <w:r>
+        <w:rPr>
+          <w:rStyle w:val="CommentReference"/>
+          <w:strike/>
+          <w:sz w:val="24"/>
+          <w:szCs w:val="24"/>
+          <w:rPrChange w:id="50" w:author="Nickelberry, Marshae" w:date="2026-01-24T16:07:00Z" w16du:dateUtc="2026-01-24T21:07:00Z">
+            <w:rPr>
+              <w:rStyle w:val="CommentReference"/>
+              <w:sz w:val="24"/>
+              <w:szCs w:val="24"/>
+            </w:rPr>
+          </w:rPrChange>
+        </w:rPr>
+        <w:commentReference w:id="48"/>
+      </w:r>
+      <w:r>
+        <w:rPr>
+          <w:strike/>
+          <w:rPrChange w:id="51" w:author="Nickelberry, Marshae" w:date="2026-01-24T16:07:00Z" w16du:dateUtc="2026-01-24T21:07:00Z">
+            <w:rPr/>
+          </w:rPrChange>
+        </w:rPr>
+        <w:t>a result, humans are exposed to phenols through multiple pathways, including inhalation, ingestion, and skin contact</w:t>
       </w:r>
       <w:r>
         <w:t>.</w:t>
@@ -440,11 +788,69 @@
       <w:r>
         <w:t xml:space="preserve"> </w:t>
       </w:r>
-      <w:r>
-        <w:t xml:space="preserve">Studies have examined </w:t>
-      </w:r>
-      <w:r>
-        <w:t>the connection between phenol exposure and diet, showing the consumption of ultra-processed foods can be associated with higher urinary concentrations of several phenols</w:t>
+      <w:ins w:id="52" w:author="Nickelberry, Marshae" w:date="2026-01-24T16:31:00Z" w16du:dateUtc="2026-01-24T21:31:00Z">
+        <w:r>
+          <w:t>While little to no studies have examined food security explicitly and phenols exposure, several s</w:t>
+        </w:r>
+      </w:ins>
+      <w:commentRangeStart w:id="53"/>
+      <w:del w:id="54" w:author="Nickelberry, Marshae" w:date="2026-01-24T16:31:00Z" w16du:dateUtc="2026-01-24T21:31:00Z">
+        <w:r>
+          <w:delText>S</w:delText>
+        </w:r>
+      </w:del>
+      <w:r>
+        <w:t>tudies</w:t>
+      </w:r>
+      <w:ins w:id="55" w:author="Nickelberry, Marshae" w:date="2026-01-24T16:32:00Z" w16du:dateUtc="2026-01-24T21:32:00Z">
+        <w:r>
+          <w:t xml:space="preserve"> [cite all sources here]</w:t>
+        </w:r>
+      </w:ins>
+      <w:r>
+        <w:t xml:space="preserve"> have examined </w:t>
+      </w:r>
+      <w:r>
+        <w:t xml:space="preserve">the connection between phenol exposure and </w:t>
+      </w:r>
+      <w:del w:id="56" w:author="Nickelberry, Marshae" w:date="2026-01-24T16:31:00Z" w16du:dateUtc="2026-01-24T21:31:00Z">
+        <w:r>
+          <w:delText>diet</w:delText>
+        </w:r>
+      </w:del>
+      <w:ins w:id="57" w:author="Nickelberry, Marshae" w:date="2026-01-24T16:31:00Z" w16du:dateUtc="2026-01-24T21:31:00Z">
+        <w:r>
+          <w:t>downstr</w:t>
+        </w:r>
+      </w:ins>
+      <w:ins w:id="58" w:author="Nickelberry, Marshae" w:date="2026-01-24T16:32:00Z" w16du:dateUtc="2026-01-24T21:32:00Z">
+        <w:r>
+          <w:t>eam consequences including ultra processed food consumption[cite ], and fast food [cite]</w:t>
+        </w:r>
+      </w:ins>
+      <w:r>
+        <w:t xml:space="preserve">, </w:t>
+      </w:r>
+      <w:del w:id="59" w:author="Nickelberry, Marshae" w:date="2026-01-24T16:32:00Z" w16du:dateUtc="2026-01-24T21:32:00Z">
+        <w:r>
+          <w:delText>showing the consumption of ultra-processed foods</w:delText>
+        </w:r>
+      </w:del>
+      <w:ins w:id="60" w:author="Nickelberry, Marshae" w:date="2026-01-24T16:32:00Z" w16du:dateUtc="2026-01-24T21:32:00Z">
+        <w:r>
+          <w:t>with evidence showing that both are</w:t>
+        </w:r>
+      </w:ins>
+      <w:r>
+        <w:t xml:space="preserve"> </w:t>
+      </w:r>
+      <w:del w:id="61" w:author="Nickelberry, Marshae" w:date="2026-01-24T16:32:00Z" w16du:dateUtc="2026-01-24T21:32:00Z">
+        <w:r>
+          <w:delText>can be</w:delText>
+        </w:r>
+      </w:del>
+      <w:r>
+        <w:t xml:space="preserve"> associated with higher urinary concentrations of several phenols</w:t>
       </w:r>
       <w:r>
         <w:t>.</w:t>
@@ -470,6 +876,70 @@
       <w:r>
         <w:t xml:space="preserve"> </w:t>
       </w:r>
+      <w:commentRangeEnd w:id="53"/>
+      <w:r>
+        <w:rPr>
+          <w:rStyle w:val="CommentReference"/>
+          <w:sz w:val="24"/>
+          <w:szCs w:val="24"/>
+          <w:highlight w:val="yellow"/>
+          <w:rPrChange w:id="62" w:author="Nickelberry, Marshae" w:date="2026-01-24T16:31:00Z" w16du:dateUtc="2026-01-24T21:31:00Z">
+            <w:rPr>
+              <w:rStyle w:val="CommentReference"/>
+              <w:sz w:val="24"/>
+              <w:szCs w:val="24"/>
+            </w:rPr>
+          </w:rPrChange>
+        </w:rPr>
+        <w:commentReference w:id="53"/>
+      </w:r>
+      <w:ins w:id="63" w:author="Nickelberry, Marshae" w:date="2026-01-24T16:28:00Z" w16du:dateUtc="2026-01-24T21:28:00Z">
+        <w:r>
+          <w:rPr>
+            <w:highlight w:val="yellow"/>
+            <w:rPrChange w:id="64" w:author="Nickelberry, Marshae" w:date="2026-01-24T16:31:00Z" w16du:dateUtc="2026-01-24T21:31:00Z">
+              <w:rPr/>
+            </w:rPrChange>
+          </w:rPr>
+          <w:t>You can also incorporate  a bit more about these findings which phenols specifically se</w:t>
+        </w:r>
+      </w:ins>
+      <w:ins w:id="65" w:author="Nickelberry, Marshae" w:date="2026-01-24T16:29:00Z" w16du:dateUtc="2026-01-24T21:29:00Z">
+        <w:r>
+          <w:rPr>
+            <w:highlight w:val="yellow"/>
+            <w:rPrChange w:id="66" w:author="Nickelberry, Marshae" w:date="2026-01-24T16:31:00Z" w16du:dateUtc="2026-01-24T21:31:00Z">
+              <w:rPr/>
+            </w:rPrChange>
+          </w:rPr>
+          <w:t xml:space="preserve">em to be an issue and how are they used? </w:t>
+        </w:r>
+      </w:ins>
+      <w:ins w:id="67" w:author="Nickelberry, Marshae" w:date="2026-01-24T16:31:00Z" w16du:dateUtc="2026-01-24T21:31:00Z">
+        <w:r>
+          <w:rPr>
+            <w:highlight w:val="yellow"/>
+            <w:rPrChange w:id="68" w:author="Nickelberry, Marshae" w:date="2026-01-24T16:31:00Z" w16du:dateUtc="2026-01-24T21:31:00Z">
+              <w:rPr/>
+            </w:rPrChange>
+          </w:rPr>
+          <w:t>Again,</w:t>
+        </w:r>
+      </w:ins>
+      <w:ins w:id="69" w:author="Nickelberry, Marshae" w:date="2026-01-24T16:29:00Z" w16du:dateUtc="2026-01-24T21:29:00Z">
+        <w:r>
+          <w:rPr>
+            <w:highlight w:val="yellow"/>
+            <w:rPrChange w:id="70" w:author="Nickelberry, Marshae" w:date="2026-01-24T16:31:00Z" w16du:dateUtc="2026-01-24T21:31:00Z">
+              <w:rPr/>
+            </w:rPrChange>
+          </w:rPr>
+          <w:t xml:space="preserve"> this is no more than one, max two sentences.</w:t>
+        </w:r>
+        <w:r>
+          <w:t xml:space="preserve"> </w:t>
+        </w:r>
+      </w:ins>
     </w:p>
     <w:p>
       <w:pPr>
@@ -535,16 +1005,171 @@
         <w:t xml:space="preserve"> </w:t>
       </w:r>
       <w:r>
-        <w:t>This study analyzes the extent of the association between household food insecurity and urinary phenol metabolite concentrations through a cross-sectional design using National Health and Nutrition Examination Survey data from cycle years 2005 to 2016.</w:t>
-      </w:r>
+        <w:t xml:space="preserve">This study </w:t>
+      </w:r>
+      <w:del w:id="71" w:author="Nickelberry, Marshae" w:date="2026-01-24T16:29:00Z" w16du:dateUtc="2026-01-24T21:29:00Z">
+        <w:r>
+          <w:delText>analyzes the extent of the</w:delText>
+        </w:r>
+      </w:del>
+      <w:ins w:id="72" w:author="Nickelberry, Marshae" w:date="2026-01-24T16:29:00Z" w16du:dateUtc="2026-01-24T21:29:00Z">
+        <w:r>
+          <w:t>examines the</w:t>
+        </w:r>
+      </w:ins>
+      <w:r>
+        <w:t xml:space="preserve"> association between household food insecurity and urinary phenol metabolite concentrations</w:t>
+      </w:r>
+      <w:ins w:id="73" w:author="Nickelberry, Marshae" w:date="2026-01-24T16:29:00Z" w16du:dateUtc="2026-01-24T21:29:00Z">
+        <w:r>
+          <w:t xml:space="preserve">, </w:t>
+        </w:r>
+      </w:ins>
+      <w:del w:id="74" w:author="Nickelberry, Marshae" w:date="2026-01-24T16:29:00Z" w16du:dateUtc="2026-01-24T21:29:00Z">
+        <w:r>
+          <w:delText xml:space="preserve"> through a </w:delText>
+        </w:r>
+      </w:del>
+      <w:r>
+        <w:t>cross-sectional</w:t>
+      </w:r>
+      <w:ins w:id="75" w:author="Nickelberry, Marshae" w:date="2026-01-24T16:29:00Z" w16du:dateUtc="2026-01-24T21:29:00Z">
+        <w:r>
+          <w:t>ly</w:t>
+        </w:r>
+      </w:ins>
       <w:r>
         <w:t xml:space="preserve"> </w:t>
       </w:r>
-      <w:r>
-        <w:t>This study</w:t>
-      </w:r>
-      <w:r>
-        <w:t xml:space="preserve"> aims to investigate the association between household food security and urinary phenol concentrations among NHANES participants and to assess whether race/ethnicity and sex modify this association. We hypothesized that decreasing food security will be associated with increased urinary phenol metabolite </w:t>
+      <w:del w:id="76" w:author="Nickelberry, Marshae" w:date="2026-01-24T16:29:00Z" w16du:dateUtc="2026-01-24T21:29:00Z">
+        <w:r>
+          <w:delText xml:space="preserve">design </w:delText>
+        </w:r>
+      </w:del>
+      <w:r>
+        <w:t xml:space="preserve">using National Health and Nutrition Examination Survey data from </w:t>
+      </w:r>
+      <w:del w:id="77" w:author="Nickelberry, Marshae" w:date="2026-01-24T16:29:00Z" w16du:dateUtc="2026-01-24T21:29:00Z">
+        <w:r>
+          <w:delText xml:space="preserve">cycle years </w:delText>
+        </w:r>
+      </w:del>
+      <w:r>
+        <w:t>2005</w:t>
+      </w:r>
+      <w:del w:id="78" w:author="Nickelberry, Marshae" w:date="2026-01-24T16:29:00Z" w16du:dateUtc="2026-01-24T21:29:00Z">
+        <w:r>
+          <w:delText xml:space="preserve"> to</w:delText>
+        </w:r>
+      </w:del>
+      <w:ins w:id="79" w:author="Nickelberry, Marshae" w:date="2026-01-24T16:29:00Z" w16du:dateUtc="2026-01-24T21:29:00Z">
+        <w:r>
+          <w:t>-</w:t>
+        </w:r>
+      </w:ins>
+      <w:del w:id="80" w:author="Nickelberry, Marshae" w:date="2026-01-24T16:29:00Z" w16du:dateUtc="2026-01-24T21:29:00Z">
+        <w:r>
+          <w:delText xml:space="preserve"> </w:delText>
+        </w:r>
+      </w:del>
+      <w:r>
+        <w:t xml:space="preserve">2016. </w:t>
+      </w:r>
+      <w:del w:id="81" w:author="Nickelberry, Marshae" w:date="2026-01-24T16:29:00Z" w16du:dateUtc="2026-01-24T21:29:00Z">
+        <w:r>
+          <w:delText>This study</w:delText>
+        </w:r>
+        <w:r>
+          <w:delText xml:space="preserve"> aims to investigate the association between household food security and urinary phenol concentrations among NHANES participants and to assess </w:delText>
+        </w:r>
+      </w:del>
+      <w:ins w:id="82" w:author="Nickelberry, Marshae" w:date="2026-01-24T16:29:00Z" w16du:dateUtc="2026-01-24T21:29:00Z">
+        <w:r>
+          <w:t xml:space="preserve">We also seek to explore whether </w:t>
+        </w:r>
+      </w:ins>
+      <w:r>
+        <w:t xml:space="preserve">whether race/ethnicity </w:t>
+      </w:r>
+      <w:del w:id="83" w:author="Nickelberry, Marshae" w:date="2026-01-24T16:29:00Z" w16du:dateUtc="2026-01-24T21:29:00Z">
+        <w:r>
+          <w:delText xml:space="preserve">and </w:delText>
+        </w:r>
+      </w:del>
+      <w:ins w:id="84" w:author="Nickelberry, Marshae" w:date="2026-01-24T16:29:00Z" w16du:dateUtc="2026-01-24T21:29:00Z">
+        <w:r>
+          <w:t>as well as will</w:t>
+        </w:r>
+        <w:r>
+          <w:t xml:space="preserve"> </w:t>
+        </w:r>
+      </w:ins>
+      <w:commentRangeStart w:id="85"/>
+      <w:r>
+        <w:t xml:space="preserve">sex </w:t>
+      </w:r>
+      <w:commentRangeEnd w:id="85"/>
+      <w:r>
+        <w:rPr>
+          <w:rStyle w:val="CommentReference"/>
+          <w:sz w:val="24"/>
+          <w:szCs w:val="24"/>
+        </w:rPr>
+        <w:commentReference w:id="85"/>
+      </w:r>
+      <w:r>
+        <w:t>modify this association. We hypothesiz</w:t>
+      </w:r>
+      <w:ins w:id="86" w:author="Nickelberry, Marshae" w:date="2026-01-24T16:30:00Z" w16du:dateUtc="2026-01-24T21:30:00Z">
+        <w:r>
+          <w:t>e</w:t>
+        </w:r>
+      </w:ins>
+      <w:del w:id="87" w:author="Nickelberry, Marshae" w:date="2026-01-24T16:30:00Z" w16du:dateUtc="2026-01-24T21:30:00Z">
+        <w:r>
+          <w:delText>e</w:delText>
+        </w:r>
+      </w:del>
+      <w:del w:id="88" w:author="Nickelberry, Marshae" w:date="2026-01-24T16:29:00Z" w16du:dateUtc="2026-01-24T21:29:00Z">
+        <w:r>
+          <w:delText>d</w:delText>
+        </w:r>
+      </w:del>
+      <w:r>
+        <w:t xml:space="preserve"> that </w:t>
+      </w:r>
+      <w:commentRangeStart w:id="89"/>
+      <w:del w:id="90" w:author="Nickelberry, Marshae" w:date="2026-01-24T16:30:00Z" w16du:dateUtc="2026-01-24T21:30:00Z">
+        <w:r>
+          <w:delText xml:space="preserve">decreasing </w:delText>
+        </w:r>
+      </w:del>
+      <w:ins w:id="91" w:author="Nickelberry, Marshae" w:date="2026-01-24T16:30:00Z" w16du:dateUtc="2026-01-24T21:30:00Z">
+        <w:r>
+          <w:t>reduced</w:t>
+        </w:r>
+        <w:r>
+          <w:t xml:space="preserve"> </w:t>
+        </w:r>
+        <w:r>
+          <w:t xml:space="preserve">household </w:t>
+        </w:r>
+      </w:ins>
+      <w:r>
+        <w:lastRenderedPageBreak/>
+        <w:t xml:space="preserve">food </w:t>
+      </w:r>
+      <w:commentRangeEnd w:id="89"/>
+      <w:r>
+        <w:rPr>
+          <w:rStyle w:val="CommentReference"/>
+          <w:sz w:val="24"/>
+          <w:szCs w:val="24"/>
+        </w:rPr>
+        <w:commentReference w:id="89"/>
+      </w:r>
+      <w:r>
+        <w:t xml:space="preserve">security will be associated with increased urinary phenol metabolite </w:t>
       </w:r>
       <w:r>
         <w:t>concentrations</w:t>
@@ -558,16 +1183,53 @@
         <w:pStyle w:val="NormalWeb"/>
         <w:spacing w:before="0" w:beforeAutospacing="0" w:after="0" w:afterAutospacing="0"/>
         <w:rPr>
+          <w:ins w:id="92" w:author="Nickelberry, Marshae" w:date="2026-01-24T16:00:00Z" w16du:dateUtc="2026-01-24T21:00:00Z"/>
           <w:b/>
           <w:bCs/>
         </w:rPr>
       </w:pPr>
-      <w:r>
-        <w:rPr>
+    </w:p>
+    <w:p>
+      <w:pPr>
+        <w:pStyle w:val="NormalWeb"/>
+        <w:spacing w:before="0" w:beforeAutospacing="0" w:after="0" w:afterAutospacing="0"/>
+        <w:rPr>
+          <w:ins w:id="93" w:author="Nickelberry, Marshae" w:date="2026-01-24T16:00:00Z" w16du:dateUtc="2026-01-24T21:00:00Z"/>
           <w:b/>
           <w:bCs/>
         </w:rPr>
-        <w:lastRenderedPageBreak/>
+      </w:pPr>
+    </w:p>
+    <w:p>
+      <w:pPr>
+        <w:pStyle w:val="NormalWeb"/>
+        <w:spacing w:before="0" w:beforeAutospacing="0" w:after="0" w:afterAutospacing="0"/>
+        <w:rPr>
+          <w:b/>
+          <w:bCs/>
+          <w:sz w:val="28"/>
+          <w:szCs w:val="28"/>
+          <w:rPrChange w:id="94" w:author="Nickelberry, Marshae" w:date="2026-01-24T16:00:00Z" w16du:dateUtc="2026-01-24T21:00:00Z">
+            <w:rPr>
+              <w:b/>
+              <w:bCs/>
+            </w:rPr>
+          </w:rPrChange>
+        </w:rPr>
+      </w:pPr>
+      <w:r>
+        <w:rPr>
+          <w:b/>
+          <w:bCs/>
+          <w:sz w:val="28"/>
+          <w:szCs w:val="28"/>
+          <w:rPrChange w:id="95" w:author="Nickelberry, Marshae" w:date="2026-01-24T16:00:00Z" w16du:dateUtc="2026-01-24T21:00:00Z">
+            <w:rPr>
+              <w:b/>
+              <w:bCs/>
+            </w:rPr>
+          </w:rPrChange>
+        </w:rPr>
         <w:t>Methods</w:t>
       </w:r>
     </w:p>
@@ -603,6 +1265,7 @@
       <w:pPr>
         <w:spacing w:line="240" w:lineRule="auto"/>
         <w:rPr>
+          <w:del w:id="96" w:author="Nickelberry, Marshae" w:date="2026-01-24T16:43:00Z" w16du:dateUtc="2026-01-24T21:43:00Z"/>
           <w:rFonts w:ascii="Times New Roman" w:hAnsi="Times New Roman" w:cs="Times New Roman"/>
           <w:i/>
           <w:iCs/>
@@ -798,7 +1461,40 @@
           <w:rFonts w:ascii="Times New Roman" w:hAnsi="Times New Roman" w:cs="Times New Roman"/>
           <w:color w:val="000000" w:themeColor="text1"/>
         </w:rPr>
-        <w:t>, where phenols of interest were consistently measured. Individuals were eligible for inclusion in our study if they were</w:t>
+        <w:t>, where phenols of interest were consistently measured</w:t>
+      </w:r>
+      <w:commentRangeStart w:id="97"/>
+      <w:r>
+        <w:rPr>
+          <w:rFonts w:ascii="Times New Roman" w:hAnsi="Times New Roman" w:cs="Times New Roman"/>
+          <w:color w:val="000000" w:themeColor="text1"/>
+        </w:rPr>
+        <w:t>.</w:t>
+      </w:r>
+      <w:ins w:id="98" w:author="Nickelberry, Marshae" w:date="2026-01-24T16:44:00Z" w16du:dateUtc="2026-01-24T21:44:00Z">
+        <w:r>
+          <w:rPr>
+            <w:rFonts w:ascii="Times New Roman" w:hAnsi="Times New Roman" w:cs="Times New Roman"/>
+            <w:color w:val="000000" w:themeColor="text1"/>
+          </w:rPr>
+          <w:t xml:space="preserve"> From our initial n=?, i</w:t>
+        </w:r>
+      </w:ins>
+      <w:del w:id="99" w:author="Nickelberry, Marshae" w:date="2026-01-24T16:44:00Z" w16du:dateUtc="2026-01-24T21:44:00Z">
+        <w:r>
+          <w:rPr>
+            <w:rFonts w:ascii="Times New Roman" w:hAnsi="Times New Roman" w:cs="Times New Roman"/>
+            <w:color w:val="000000" w:themeColor="text1"/>
+          </w:rPr>
+          <w:delText xml:space="preserve"> I</w:delText>
+        </w:r>
+      </w:del>
+      <w:r>
+        <w:rPr>
+          <w:rFonts w:ascii="Times New Roman" w:hAnsi="Times New Roman" w:cs="Times New Roman"/>
+          <w:color w:val="000000" w:themeColor="text1"/>
+        </w:rPr>
+        <w:t>ndividuals were eligible for inclusion in our study if they were</w:t>
       </w:r>
       <w:r>
         <w:rPr>
@@ -807,6 +1503,15 @@
         </w:rPr>
         <w:t xml:space="preserve"> 18 years of age or older</w:t>
       </w:r>
+      <w:ins w:id="100" w:author="Nickelberry, Marshae" w:date="2026-01-24T16:44:00Z" w16du:dateUtc="2026-01-24T21:44:00Z">
+        <w:r>
+          <w:rPr>
+            <w:rFonts w:ascii="Times New Roman" w:hAnsi="Times New Roman" w:cs="Times New Roman"/>
+            <w:color w:val="000000" w:themeColor="text1"/>
+          </w:rPr>
+          <w:t xml:space="preserve"> (n=?)</w:t>
+        </w:r>
+      </w:ins>
       <w:r>
         <w:rPr>
           <w:rFonts w:ascii="Times New Roman" w:hAnsi="Times New Roman" w:cs="Times New Roman"/>
@@ -833,7 +1538,23 @@
           <w:rFonts w:ascii="Times New Roman" w:hAnsi="Times New Roman" w:cs="Times New Roman"/>
           <w:color w:val="000000" w:themeColor="text1"/>
         </w:rPr>
-        <w:t xml:space="preserve">phenol metabolite, </w:t>
+        <w:t>phenol metabolite</w:t>
+      </w:r>
+      <w:ins w:id="101" w:author="Nickelberry, Marshae" w:date="2026-01-24T16:43:00Z" w16du:dateUtc="2026-01-24T21:43:00Z">
+        <w:r>
+          <w:rPr>
+            <w:rFonts w:ascii="Times New Roman" w:hAnsi="Times New Roman" w:cs="Times New Roman"/>
+            <w:color w:val="000000" w:themeColor="text1"/>
+          </w:rPr>
+          <w:t xml:space="preserve"> (n=?)</w:t>
+        </w:r>
+      </w:ins>
+      <w:r>
+        <w:rPr>
+          <w:rFonts w:ascii="Times New Roman" w:hAnsi="Times New Roman" w:cs="Times New Roman"/>
+          <w:color w:val="000000" w:themeColor="text1"/>
+        </w:rPr>
+        <w:t xml:space="preserve">, </w:t>
       </w:r>
       <w:r>
         <w:rPr>
@@ -847,36 +1568,104 @@
           <w:rFonts w:ascii="Times New Roman" w:hAnsi="Times New Roman" w:cs="Times New Roman"/>
           <w:color w:val="000000" w:themeColor="text1"/>
         </w:rPr>
-        <w:t xml:space="preserve">food security, and sociodemographic information. The initial study population consisted of 18,961 participants; </w:t>
-      </w:r>
-      <w:r>
-        <w:rPr>
-          <w:rFonts w:ascii="Times New Roman" w:hAnsi="Times New Roman" w:cs="Times New Roman"/>
-          <w:color w:val="000000" w:themeColor="text1"/>
-        </w:rPr>
-        <w:t xml:space="preserve">we excluded children </w:t>
-      </w:r>
-      <w:r>
-        <w:rPr>
-          <w:rFonts w:ascii="Times New Roman" w:hAnsi="Times New Roman" w:cs="Times New Roman"/>
-          <w:color w:val="000000" w:themeColor="text1"/>
-        </w:rPr>
-        <w:t xml:space="preserve">(n=5,754) </w:t>
-      </w:r>
-      <w:r>
-        <w:rPr>
-          <w:rFonts w:ascii="Times New Roman" w:hAnsi="Times New Roman" w:cs="Times New Roman"/>
-          <w:color w:val="000000" w:themeColor="text1"/>
-        </w:rPr>
-        <w:t xml:space="preserve">with </w:t>
-      </w:r>
-      <w:r>
-        <w:rPr>
-          <w:rFonts w:ascii="Times New Roman" w:hAnsi="Times New Roman" w:cs="Times New Roman"/>
-          <w:color w:val="000000" w:themeColor="text1"/>
-        </w:rPr>
-        <w:t xml:space="preserve">our final analytic study cohort </w:t>
-      </w:r>
+        <w:t>food security, and sociodemographic information</w:t>
+      </w:r>
+      <w:ins w:id="102" w:author="Nickelberry, Marshae" w:date="2026-01-24T16:44:00Z" w16du:dateUtc="2026-01-24T21:44:00Z">
+        <w:r>
+          <w:rPr>
+            <w:rFonts w:ascii="Times New Roman" w:hAnsi="Times New Roman" w:cs="Times New Roman"/>
+            <w:color w:val="000000" w:themeColor="text1"/>
+          </w:rPr>
+          <w:t xml:space="preserve"> (n=?)</w:t>
+        </w:r>
+      </w:ins>
+      <w:r>
+        <w:rPr>
+          <w:rFonts w:ascii="Times New Roman" w:hAnsi="Times New Roman" w:cs="Times New Roman"/>
+          <w:color w:val="000000" w:themeColor="text1"/>
+        </w:rPr>
+        <w:t xml:space="preserve">. </w:t>
+      </w:r>
+      <w:del w:id="103" w:author="Nickelberry, Marshae" w:date="2026-01-24T16:44:00Z" w16du:dateUtc="2026-01-24T21:44:00Z">
+        <w:r>
+          <w:rPr>
+            <w:rFonts w:ascii="Times New Roman" w:hAnsi="Times New Roman" w:cs="Times New Roman"/>
+            <w:color w:val="000000" w:themeColor="text1"/>
+          </w:rPr>
+          <w:delText xml:space="preserve">The initial study population consisted of 18,961 participants; </w:delText>
+        </w:r>
+        <w:r>
+          <w:rPr>
+            <w:rFonts w:ascii="Times New Roman" w:hAnsi="Times New Roman" w:cs="Times New Roman"/>
+            <w:color w:val="000000" w:themeColor="text1"/>
+          </w:rPr>
+          <w:delText xml:space="preserve">we excluded children </w:delText>
+        </w:r>
+        <w:r>
+          <w:rPr>
+            <w:rFonts w:ascii="Times New Roman" w:hAnsi="Times New Roman" w:cs="Times New Roman"/>
+            <w:color w:val="000000" w:themeColor="text1"/>
+          </w:rPr>
+          <w:delText xml:space="preserve">(n=5,754) </w:delText>
+        </w:r>
+        <w:r>
+          <w:rPr>
+            <w:rFonts w:ascii="Times New Roman" w:hAnsi="Times New Roman" w:cs="Times New Roman"/>
+            <w:color w:val="000000" w:themeColor="text1"/>
+          </w:rPr>
+          <w:delText xml:space="preserve">with </w:delText>
+        </w:r>
+      </w:del>
+      <w:ins w:id="104" w:author="Nickelberry, Marshae" w:date="2026-01-24T16:44:00Z" w16du:dateUtc="2026-01-24T21:44:00Z">
+        <w:r>
+          <w:rPr>
+            <w:rFonts w:ascii="Times New Roman" w:hAnsi="Times New Roman" w:cs="Times New Roman"/>
+            <w:color w:val="000000" w:themeColor="text1"/>
+          </w:rPr>
+          <w:t>O</w:t>
+        </w:r>
+      </w:ins>
+      <w:del w:id="105" w:author="Nickelberry, Marshae" w:date="2026-01-24T16:44:00Z" w16du:dateUtc="2026-01-24T21:44:00Z">
+        <w:r>
+          <w:rPr>
+            <w:rFonts w:ascii="Times New Roman" w:hAnsi="Times New Roman" w:cs="Times New Roman"/>
+            <w:color w:val="000000" w:themeColor="text1"/>
+          </w:rPr>
+          <w:delText>o</w:delText>
+        </w:r>
+      </w:del>
+      <w:r>
+        <w:rPr>
+          <w:rFonts w:ascii="Times New Roman" w:hAnsi="Times New Roman" w:cs="Times New Roman"/>
+          <w:color w:val="000000" w:themeColor="text1"/>
+        </w:rPr>
+        <w:t xml:space="preserve">ur final analytic study </w:t>
+      </w:r>
+      <w:del w:id="106" w:author="Nickelberry, Marshae" w:date="2026-01-24T16:44:00Z" w16du:dateUtc="2026-01-24T21:44:00Z">
+        <w:r>
+          <w:rPr>
+            <w:rFonts w:ascii="Times New Roman" w:hAnsi="Times New Roman" w:cs="Times New Roman"/>
+            <w:color w:val="000000" w:themeColor="text1"/>
+          </w:rPr>
+          <w:delText xml:space="preserve">cohort </w:delText>
+        </w:r>
+      </w:del>
+      <w:ins w:id="107" w:author="Nickelberry, Marshae" w:date="2026-01-24T16:44:00Z" w16du:dateUtc="2026-01-24T21:44:00Z">
+        <w:r>
+          <w:rPr>
+            <w:rFonts w:ascii="Times New Roman" w:hAnsi="Times New Roman" w:cs="Times New Roman"/>
+            <w:color w:val="000000" w:themeColor="text1"/>
+          </w:rPr>
+          <w:t xml:space="preserve">population consistested </w:t>
+        </w:r>
+        <w:r>
+          <w:rPr>
+            <w:rFonts w:ascii="Times New Roman" w:hAnsi="Times New Roman" w:cs="Times New Roman"/>
+            <w:color w:val="000000" w:themeColor="text1"/>
+          </w:rPr>
+          <w:t xml:space="preserve"> </w:t>
+        </w:r>
+      </w:ins>
       <w:r>
         <w:rPr>
           <w:rFonts w:ascii="Times New Roman" w:hAnsi="Times New Roman" w:cs="Times New Roman"/>
@@ -889,8 +1678,33 @@
           <w:rFonts w:ascii="Times New Roman" w:hAnsi="Times New Roman" w:cs="Times New Roman"/>
           <w:color w:val="000000" w:themeColor="text1"/>
         </w:rPr>
-        <w:t xml:space="preserve"> 10,094 adult participants (n=10,094) </w:t>
-      </w:r>
+        <w:t xml:space="preserve"> 10,094 adult participants</w:t>
+      </w:r>
+      <w:ins w:id="108" w:author="Nickelberry, Marshae" w:date="2026-01-24T16:45:00Z" w16du:dateUtc="2026-01-24T21:45:00Z">
+        <w:r>
+          <w:rPr>
+            <w:rFonts w:ascii="Times New Roman" w:hAnsi="Times New Roman" w:cs="Times New Roman"/>
+            <w:color w:val="000000" w:themeColor="text1"/>
+          </w:rPr>
+          <w:t xml:space="preserve"> with complete exposure, outcome and covariate data.</w:t>
+        </w:r>
+      </w:ins>
+      <w:r>
+        <w:rPr>
+          <w:rFonts w:ascii="Times New Roman" w:hAnsi="Times New Roman" w:cs="Times New Roman"/>
+          <w:color w:val="000000" w:themeColor="text1"/>
+        </w:rPr>
+        <w:t xml:space="preserve"> </w:t>
+      </w:r>
+      <w:del w:id="109" w:author="Nickelberry, Marshae" w:date="2026-01-24T16:45:00Z" w16du:dateUtc="2026-01-24T21:45:00Z">
+        <w:r>
+          <w:rPr>
+            <w:rFonts w:ascii="Times New Roman" w:hAnsi="Times New Roman" w:cs="Times New Roman"/>
+            <w:color w:val="000000" w:themeColor="text1"/>
+          </w:rPr>
+          <w:delText xml:space="preserve">(n=10,094) </w:delText>
+        </w:r>
+      </w:del>
       <w:r>
         <w:rPr>
           <w:rFonts w:ascii="Times New Roman" w:hAnsi="Times New Roman" w:cs="Times New Roman"/>
@@ -904,6 +1718,17 @@
           <w:color w:val="000000" w:themeColor="text1"/>
         </w:rPr>
         <w:t xml:space="preserve"> </w:t>
+      </w:r>
+      <w:commentRangeEnd w:id="97"/>
+      <w:r>
+        <w:rPr>
+          <w:rStyle w:val="CommentReference"/>
+          <w:rFonts w:ascii="Times New Roman" w:hAnsi="Times New Roman" w:cs="Times New Roman"/>
+          <w:color w:val="000000" w:themeColor="text1"/>
+          <w:sz w:val="24"/>
+          <w:szCs w:val="24"/>
+        </w:rPr>
+        <w:commentReference w:id="97"/>
       </w:r>
     </w:p>
     <w:p>
@@ -1179,14 +2004,54 @@
       <w:r>
         <w:t xml:space="preserve"> </w:t>
       </w:r>
-      <w:r>
-        <w:t>Given the rapid metabolism and urinary excretion of phenols, urinary</w:t>
-      </w:r>
-      <w:r>
-        <w:t xml:space="preserve"> phenol </w:t>
-      </w:r>
-      <w:r>
-        <w:t>metabolites were assessed as biomarkers of exposure to the parent compounds, thereby minimizing exposure misclassification.</w:t>
+      <w:ins w:id="110" w:author="Nickelberry, Marshae" w:date="2026-01-24T16:35:00Z" w16du:dateUtc="2026-01-24T21:35:00Z">
+        <w:r>
+          <w:t xml:space="preserve">Because </w:t>
+        </w:r>
+      </w:ins>
+      <w:del w:id="111" w:author="Nickelberry, Marshae" w:date="2026-01-24T16:33:00Z" w16du:dateUtc="2026-01-24T21:33:00Z">
+        <w:r>
+          <w:delText>Given the</w:delText>
+        </w:r>
+      </w:del>
+      <w:ins w:id="112" w:author="Nickelberry, Marshae" w:date="2026-01-24T16:35:00Z" w16du:dateUtc="2026-01-24T21:35:00Z">
+        <w:r>
+          <w:t>p</w:t>
+        </w:r>
+      </w:ins>
+      <w:ins w:id="113" w:author="Nickelberry, Marshae" w:date="2026-01-24T16:33:00Z" w16du:dateUtc="2026-01-24T21:33:00Z">
+        <w:r>
+          <w:t>henols are rapidly metaboliszed and excreted in urine</w:t>
+        </w:r>
+      </w:ins>
+      <w:ins w:id="114" w:author="Nickelberry, Marshae" w:date="2026-01-24T16:35:00Z" w16du:dateUtc="2026-01-24T21:35:00Z">
+        <w:r>
+          <w:t>, we utilized</w:t>
+        </w:r>
+      </w:ins>
+      <w:ins w:id="115" w:author="Nickelberry, Marshae" w:date="2026-01-24T16:33:00Z" w16du:dateUtc="2026-01-24T21:33:00Z">
+        <w:r>
+          <w:t xml:space="preserve"> urinary phenol metabolites as biomarkers of exposure rather than parent compounds to minimize </w:t>
+        </w:r>
+      </w:ins>
+      <w:ins w:id="116" w:author="Nickelberry, Marshae" w:date="2026-01-24T16:34:00Z" w16du:dateUtc="2026-01-24T21:34:00Z">
+        <w:r>
+          <w:t xml:space="preserve">potential </w:t>
+        </w:r>
+      </w:ins>
+      <w:del w:id="117" w:author="Nickelberry, Marshae" w:date="2026-01-24T16:33:00Z" w16du:dateUtc="2026-01-24T21:33:00Z">
+        <w:r>
+          <w:delText xml:space="preserve"> rapid metabolism and urinary excretion of phenols, urinary</w:delText>
+        </w:r>
+        <w:r>
+          <w:delText xml:space="preserve"> phenol </w:delText>
+        </w:r>
+        <w:r>
+          <w:delText xml:space="preserve">metabolites were assessed as biomarkers of exposure to the parent compounds, thereby minimizing </w:delText>
+        </w:r>
+      </w:del>
+      <w:r>
+        <w:t>exposure misclassification.</w:t>
       </w:r>
       <w:r>
         <w:fldChar w:fldCharType="begin"/>
@@ -1222,7 +2087,41 @@
         <w:t>nine</w:t>
       </w:r>
       <w:r>
-        <w:t xml:space="preserve"> urinary phenol metabolites for the study analysis and removed metabolites that were not consistently found across cycle years or had detection frequencies below 50%. As a result we restricted to six urinary phenol metabolites measured across 2005-2016 cycle years: </w:t>
+        <w:t xml:space="preserve"> urinary phenol metabolites for the study analysis and removed metabolites that were not consistently found across cycle years or had detection frequencies below 50%. </w:t>
+      </w:r>
+      <w:del w:id="118" w:author="Nickelberry, Marshae" w:date="2026-01-24T16:34:00Z" w16du:dateUtc="2026-01-24T21:34:00Z">
+        <w:r>
+          <w:delText xml:space="preserve">As a result </w:delText>
+        </w:r>
+      </w:del>
+      <w:ins w:id="119" w:author="Nickelberry, Marshae" w:date="2026-01-24T16:34:00Z" w16du:dateUtc="2026-01-24T21:34:00Z">
+        <w:r>
+          <w:t>W</w:t>
+        </w:r>
+      </w:ins>
+      <w:del w:id="120" w:author="Nickelberry, Marshae" w:date="2026-01-24T16:34:00Z" w16du:dateUtc="2026-01-24T21:34:00Z">
+        <w:r>
+          <w:delText>w</w:delText>
+        </w:r>
+      </w:del>
+      <w:r>
+        <w:t xml:space="preserve">e restricted </w:t>
+      </w:r>
+      <w:del w:id="121" w:author="Nickelberry, Marshae" w:date="2026-01-24T16:34:00Z" w16du:dateUtc="2026-01-24T21:34:00Z">
+        <w:r>
+          <w:delText xml:space="preserve">to </w:delText>
+        </w:r>
+      </w:del>
+      <w:ins w:id="122" w:author="Nickelberry, Marshae" w:date="2026-01-24T16:34:00Z" w16du:dateUtc="2026-01-24T21:34:00Z">
+        <w:r>
+          <w:t xml:space="preserve">our analysis to </w:t>
+        </w:r>
+        <w:r>
+          <w:t xml:space="preserve"> </w:t>
+        </w:r>
+      </w:ins>
+      <w:r>
+        <w:t xml:space="preserve">six urinary phenol metabolites measured across 2005-2016 cycle years: </w:t>
       </w:r>
       <w:r>
         <w:rPr>
@@ -1231,8 +2130,51 @@
         </w:rPr>
         <w:t xml:space="preserve">urinary Bisphenol A (BPA), urinary 2-Hydroxy-4-methoxybenzophenone or benzophenone-3 (BP3), urinary 2,4,4’-Trichloro-2’-hydroxyphenyl ether or Triclosan (TRS), urinary Ethyl Paraben (EPB), urinary Methyl Paraben (MPB), and urinary Propyl Paraben (PPB). </w:t>
       </w:r>
-      <w:r>
-        <w:t xml:space="preserve">Values below the LOD were substituted with </w:t>
+      <w:ins w:id="123" w:author="Nickelberry, Marshae" w:date="2026-01-24T16:34:00Z" w16du:dateUtc="2026-01-24T21:34:00Z">
+        <w:r>
+          <w:rPr>
+            <w:i/>
+            <w:iCs/>
+          </w:rPr>
+          <w:t>We used limit of detection values across cycle years reported by NHANES [</w:t>
+        </w:r>
+      </w:ins>
+      <w:ins w:id="124" w:author="Nickelberry, Marshae" w:date="2026-01-24T16:35:00Z" w16du:dateUtc="2026-01-24T21:35:00Z">
+        <w:r>
+          <w:rPr>
+            <w:i/>
+            <w:iCs/>
+          </w:rPr>
+          <w:t xml:space="preserve">cite one of the survey years with NHANES documentation for phenols LOD), for each urinary phenol. </w:t>
+        </w:r>
+      </w:ins>
+      <w:r>
+        <w:t xml:space="preserve">Values </w:t>
+      </w:r>
+      <w:r>
+        <w:lastRenderedPageBreak/>
+        <w:t>below the</w:t>
+      </w:r>
+      <w:ins w:id="125" w:author="Nickelberry, Marshae" w:date="2026-01-24T16:34:00Z" w16du:dateUtc="2026-01-24T21:34:00Z">
+        <w:r>
+          <w:t xml:space="preserve"> lower</w:t>
+        </w:r>
+      </w:ins>
+      <w:r>
+        <w:t xml:space="preserve"> </w:t>
+      </w:r>
+      <w:del w:id="126" w:author="Nickelberry, Marshae" w:date="2026-01-24T16:34:00Z" w16du:dateUtc="2026-01-24T21:34:00Z">
+        <w:r>
+          <w:delText xml:space="preserve">LOD </w:delText>
+        </w:r>
+      </w:del>
+      <w:ins w:id="127" w:author="Nickelberry, Marshae" w:date="2026-01-24T16:34:00Z" w16du:dateUtc="2026-01-24T21:34:00Z">
+        <w:r>
+          <w:t>limit of detection (LLOD)</w:t>
+        </w:r>
+      </w:ins>
+      <w:r>
+        <w:t xml:space="preserve">were substituted with </w:t>
       </w:r>
       <w:r>
         <w:rPr>
@@ -1264,6 +2206,48 @@
         </w:rPr>
         <w:t>2 by NHANES.</w:t>
       </w:r>
+      <w:ins w:id="128" w:author="Nickelberry, Marshae" w:date="2026-01-24T16:34:00Z" w16du:dateUtc="2026-01-24T21:34:00Z">
+        <w:r>
+          <w:rPr>
+            <w:color w:val="212121"/>
+            <w:sz w:val="22"/>
+            <w:szCs w:val="22"/>
+            <w:shd w:val="clear" w:color="auto" w:fill="FFFFFF"/>
+          </w:rPr>
+          <w:t xml:space="preserve"> [cite]</w:t>
+        </w:r>
+      </w:ins>
+      <w:ins w:id="129" w:author="Nickelberry, Marshae" w:date="2026-01-24T16:35:00Z" w16du:dateUtc="2026-01-24T21:35:00Z">
+        <w:r>
+          <w:rPr>
+            <w:color w:val="212121"/>
+            <w:sz w:val="22"/>
+            <w:szCs w:val="22"/>
+            <w:shd w:val="clear" w:color="auto" w:fill="FFFFFF"/>
+          </w:rPr>
+          <w:t xml:space="preserve"> </w:t>
+        </w:r>
+      </w:ins>
+      <w:ins w:id="130" w:author="Nickelberry, Marshae" w:date="2026-01-24T16:36:00Z" w16du:dateUtc="2026-01-24T21:36:00Z">
+        <w:r>
+          <w:rPr>
+            <w:color w:val="212121"/>
+            <w:sz w:val="22"/>
+            <w:szCs w:val="22"/>
+            <w:shd w:val="clear" w:color="auto" w:fill="FFFFFF"/>
+          </w:rPr>
+          <w:t>Urinary phenol concentrations were corrected for specific gravity to account for urine dilution.</w:t>
+        </w:r>
+        <w:r>
+          <w:rPr>
+            <w:color w:val="212121"/>
+            <w:sz w:val="22"/>
+            <w:szCs w:val="22"/>
+            <w:shd w:val="clear" w:color="auto" w:fill="FFFFFF"/>
+          </w:rPr>
+          <w:t xml:space="preserve"> [cite]</w:t>
+        </w:r>
+      </w:ins>
     </w:p>
     <w:p>
       <w:pPr>
@@ -1314,6 +2298,16 @@
         <w:spacing w:before="0" w:beforeAutospacing="0" w:after="0" w:afterAutospacing="0"/>
         <w:textAlignment w:val="baseline"/>
         <w:rPr>
+          <w:del w:id="131" w:author="Nickelberry, Marshae" w:date="2026-01-24T16:36:00Z" w16du:dateUtc="2026-01-24T21:36:00Z"/>
+          <w:b/>
+          <w:bCs/>
+          <w:i/>
+          <w:iCs/>
+          <w:color w:val="212121"/>
+        </w:rPr>
+      </w:pPr>
+      <w:r>
+        <w:rPr>
           <w:b/>
           <w:bCs/>
           <w:i/>
@@ -1321,9 +2315,16 @@
           <w:color w:val="212121"/>
           <w:shd w:val="clear" w:color="auto" w:fill="FFFFFF"/>
         </w:rPr>
-      </w:pPr>
-      <w:r>
-        <w:rPr>
+        <w:t xml:space="preserve">Covariates </w:t>
+      </w:r>
+    </w:p>
+    <w:p>
+      <w:pPr>
+        <w:pStyle w:val="NormalWeb"/>
+        <w:spacing w:before="0" w:beforeAutospacing="0" w:after="0" w:afterAutospacing="0"/>
+        <w:textAlignment w:val="baseline"/>
+        <w:rPr>
+          <w:ins w:id="132" w:author="Nickelberry, Marshae" w:date="2026-01-24T16:36:00Z" w16du:dateUtc="2026-01-24T21:36:00Z"/>
           <w:b/>
           <w:bCs/>
           <w:i/>
@@ -1331,13 +2332,13 @@
           <w:color w:val="212121"/>
           <w:shd w:val="clear" w:color="auto" w:fill="FFFFFF"/>
         </w:rPr>
-        <w:t xml:space="preserve">Covariates </w:t>
-      </w:r>
+      </w:pPr>
     </w:p>
     <w:p>
       <w:pPr>
         <w:pStyle w:val="NormalWeb"/>
         <w:spacing w:before="0" w:beforeAutospacing="0" w:after="0" w:afterAutospacing="0"/>
+        <w:textAlignment w:val="baseline"/>
         <w:rPr>
           <w:b/>
           <w:bCs/>
@@ -1345,6 +2346,12 @@
           <w:iCs/>
           <w:color w:val="212121"/>
         </w:rPr>
+        <w:pPrChange w:id="133" w:author="Nickelberry, Marshae" w:date="2026-01-24T16:36:00Z" w16du:dateUtc="2026-01-24T21:36:00Z">
+          <w:pPr>
+            <w:pStyle w:val="NormalWeb"/>
+            <w:spacing w:before="0" w:beforeAutospacing="0" w:after="0" w:afterAutospacing="0"/>
+          </w:pPr>
+        </w:pPrChange>
       </w:pPr>
     </w:p>
     <w:p>
@@ -1354,7 +2361,6 @@
         <w:textAlignment w:val="baseline"/>
       </w:pPr>
       <w:r>
-        <w:lastRenderedPageBreak/>
         <w:t xml:space="preserve">Covariates were identified </w:t>
       </w:r>
       <w:r>
@@ -1409,7 +2415,15 @@
         <w:t>W</w:t>
       </w:r>
       <w:r>
-        <w:t xml:space="preserve">e included age, sex, race/ethnicity, highest educational attainment, and poverty income ratio (PIR) as </w:t>
+        <w:t xml:space="preserve">e included </w:t>
+      </w:r>
+      <w:ins w:id="134" w:author="Nickelberry, Marshae" w:date="2026-01-24T16:36:00Z" w16du:dateUtc="2026-01-24T21:36:00Z">
+        <w:r>
+          <w:t xml:space="preserve">self-reported </w:t>
+        </w:r>
+      </w:ins>
+      <w:r>
+        <w:t xml:space="preserve">age, sex, race/ethnicity, highest educational attainment, and poverty income ratio (PIR) as </w:t>
       </w:r>
       <w:r>
         <w:t xml:space="preserve">covariates of </w:t>
@@ -1418,7 +2432,53 @@
         <w:t>interest</w:t>
       </w:r>
       <w:r>
-        <w:t>. PIR is calculated by NHANES using U.S. Department of Health and Human Services poverty guidelines</w:t>
+        <w:t xml:space="preserve">. </w:t>
+      </w:r>
+      <w:ins w:id="135" w:author="Nickelberry, Marshae" w:date="2026-01-24T16:37:00Z" w16du:dateUtc="2026-01-24T21:37:00Z">
+        <w:r>
+          <w:t xml:space="preserve">Self-reported age was </w:t>
+        </w:r>
+        <w:r>
+          <w:t xml:space="preserve">measured continuously, and later categorized in quartiles according to the sample distribution. </w:t>
+        </w:r>
+      </w:ins>
+      <w:commentRangeStart w:id="136"/>
+      <w:ins w:id="137" w:author="Nickelberry, Marshae" w:date="2026-01-24T16:39:00Z" w16du:dateUtc="2026-01-24T21:39:00Z">
+        <w:r>
+          <w:t>Highest educational attainment was initially categorized as [INITIAL CATEGORIES] and was later recategorized as [FINAL CATEGORIES] due to small stratum sizes. Sex</w:t>
+        </w:r>
+        <w:r>
+          <w:t xml:space="preserve"> (male/female)</w:t>
+        </w:r>
+        <w:r>
+          <w:t xml:space="preserve"> and race/ethnicity</w:t>
+        </w:r>
+        <w:r>
+          <w:t xml:space="preserve"> (categories?)</w:t>
+        </w:r>
+        <w:r>
+          <w:t xml:space="preserve"> were measured as categorical variables, and analytic categories were consistent with NHANES categorizations</w:t>
+        </w:r>
+        <w:r>
+          <w:t xml:space="preserve">. </w:t>
+        </w:r>
+      </w:ins>
+      <w:commentRangeEnd w:id="136"/>
+      <w:r>
+        <w:rPr>
+          <w:rStyle w:val="CommentReference"/>
+          <w:sz w:val="24"/>
+          <w:szCs w:val="24"/>
+        </w:rPr>
+        <w:commentReference w:id="136"/>
+      </w:r>
+      <w:ins w:id="138" w:author="Nickelberry, Marshae" w:date="2026-01-24T16:38:00Z" w16du:dateUtc="2026-01-24T21:38:00Z">
+        <w:r>
+          <w:t xml:space="preserve">Similarly, </w:t>
+        </w:r>
+      </w:ins>
+      <w:r>
+        <w:t>PIR is calculated by NHANES using U.S. Department of Health and Human Services poverty guidelines</w:t>
       </w:r>
       <w:r>
         <w:fldChar w:fldCharType="begin"/>
@@ -1536,15 +2596,56 @@
           <w:rFonts w:ascii="Times New Roman" w:hAnsi="Times New Roman" w:cs="Times New Roman"/>
           <w:color w:val="000000" w:themeColor="text1"/>
         </w:rPr>
-        <w:t xml:space="preserve">Descriptive statistics including frequencies (percentages) and means were calculated to analyze the analytic study populations’ sociodemographic factors and other covariate groups by food security status. Urinary phenol metabolite concentrations were </w:t>
-      </w:r>
-      <w:r>
-        <w:rPr>
-          <w:rFonts w:ascii="Times New Roman" w:hAnsi="Times New Roman" w:cs="Times New Roman"/>
-          <w:color w:val="000000" w:themeColor="text1"/>
-        </w:rPr>
-        <w:t xml:space="preserve">log normally distributed and were </w:t>
-      </w:r>
+        <w:t xml:space="preserve">Descriptive statistics including frequencies (percentages) and means were calculated to analyze the analytic study populations’ sociodemographic factors and other covariate groups by </w:t>
+      </w:r>
+      <w:ins w:id="139" w:author="Nickelberry, Marshae" w:date="2026-01-24T16:40:00Z" w16du:dateUtc="2026-01-24T21:40:00Z">
+        <w:r>
+          <w:rPr>
+            <w:rFonts w:ascii="Times New Roman" w:hAnsi="Times New Roman" w:cs="Times New Roman"/>
+            <w:color w:val="000000" w:themeColor="text1"/>
+          </w:rPr>
+          <w:t xml:space="preserve">household </w:t>
+        </w:r>
+      </w:ins>
+      <w:r>
+        <w:rPr>
+          <w:rFonts w:ascii="Times New Roman" w:hAnsi="Times New Roman" w:cs="Times New Roman"/>
+          <w:color w:val="000000" w:themeColor="text1"/>
+        </w:rPr>
+        <w:t xml:space="preserve">food security status. Urinary phenol metabolite concentrations were </w:t>
+      </w:r>
+      <w:r>
+        <w:rPr>
+          <w:rFonts w:ascii="Times New Roman" w:hAnsi="Times New Roman" w:cs="Times New Roman"/>
+          <w:color w:val="000000" w:themeColor="text1"/>
+        </w:rPr>
+        <w:t xml:space="preserve">log normally distributed and </w:t>
+      </w:r>
+      <w:del w:id="140" w:author="Nickelberry, Marshae" w:date="2026-01-24T16:40:00Z" w16du:dateUtc="2026-01-24T21:40:00Z">
+        <w:r>
+          <w:rPr>
+            <w:rFonts w:ascii="Times New Roman" w:hAnsi="Times New Roman" w:cs="Times New Roman"/>
+            <w:color w:val="000000" w:themeColor="text1"/>
+          </w:rPr>
+          <w:delText xml:space="preserve">were </w:delText>
+        </w:r>
+      </w:del>
+      <w:ins w:id="141" w:author="Nickelberry, Marshae" w:date="2026-01-24T16:40:00Z" w16du:dateUtc="2026-01-24T21:40:00Z">
+        <w:r>
+          <w:rPr>
+            <w:rFonts w:ascii="Times New Roman" w:hAnsi="Times New Roman" w:cs="Times New Roman"/>
+            <w:color w:val="000000" w:themeColor="text1"/>
+          </w:rPr>
+          <w:t>later</w:t>
+        </w:r>
+        <w:r>
+          <w:rPr>
+            <w:rFonts w:ascii="Times New Roman" w:hAnsi="Times New Roman" w:cs="Times New Roman"/>
+            <w:color w:val="000000" w:themeColor="text1"/>
+          </w:rPr>
+          <w:t xml:space="preserve"> </w:t>
+        </w:r>
+      </w:ins>
       <w:r>
         <w:rPr>
           <w:rFonts w:ascii="Times New Roman" w:hAnsi="Times New Roman" w:cs="Times New Roman"/>
@@ -1878,6 +2979,7 @@
         <w:rPr>
           <w:rFonts w:ascii="Times New Roman" w:hAnsi="Times New Roman" w:cs="Times New Roman"/>
         </w:rPr>
+        <w:lastRenderedPageBreak/>
         <w:t xml:space="preserve">To assess potential effect measure modification by sex, race, and ethnicity, </w:t>
       </w:r>
       <w:r>
@@ -2087,12 +3189,22 @@
         </w:rPr>
         <w:t xml:space="preserve"> 4.5.1</w:t>
       </w:r>
-      <w:r>
-        <w:rPr>
-          <w:rFonts w:ascii="Times New Roman" w:hAnsi="Times New Roman" w:cs="Times New Roman"/>
-        </w:rPr>
-        <w:t>.</w:t>
-      </w:r>
+      <w:ins w:id="142" w:author="Nickelberry, Marshae" w:date="2026-01-24T16:40:00Z" w16du:dateUtc="2026-01-24T21:40:00Z">
+        <w:r>
+          <w:rPr>
+            <w:rFonts w:ascii="Times New Roman" w:hAnsi="Times New Roman" w:cs="Times New Roman"/>
+          </w:rPr>
+          <w:t xml:space="preserve">. </w:t>
+        </w:r>
+      </w:ins>
+      <w:del w:id="143" w:author="Nickelberry, Marshae" w:date="2026-01-24T16:40:00Z" w16du:dateUtc="2026-01-24T21:40:00Z">
+        <w:r>
+          <w:rPr>
+            <w:rFonts w:ascii="Times New Roman" w:hAnsi="Times New Roman" w:cs="Times New Roman"/>
+          </w:rPr>
+          <w:delText>.</w:delText>
+        </w:r>
+      </w:del>
     </w:p>
     <w:p>
       <w:pPr>
@@ -2147,6 +3259,19 @@
                 <w:szCs w:val="28"/>
               </w:rPr>
             </w:pPr>
+            <w:commentRangeStart w:id="144"/>
+            <w:commentRangeEnd w:id="144"/>
+            <w:r>
+              <w:rPr>
+                <w:rStyle w:val="CommentReference"/>
+                <w:rFonts w:ascii="Times New Roman" w:hAnsi="Times New Roman" w:cs="Times New Roman"/>
+                <w:b/>
+                <w:bCs/>
+                <w:sz w:val="28"/>
+                <w:szCs w:val="28"/>
+              </w:rPr>
+              <w:commentReference w:id="144"/>
+            </w:r>
           </w:p>
         </w:tc>
         <w:tc>
@@ -5950,6 +7075,7 @@
                 <w:sz w:val="21"/>
                 <w:szCs w:val="21"/>
               </w:rPr>
+              <w:lastRenderedPageBreak/>
               <w:t>2009–2010</w:t>
             </w:r>
           </w:p>
@@ -6767,7 +7893,32 @@
           <w:rFonts w:ascii="Times New Roman" w:hAnsi="Times New Roman" w:cs="Times New Roman"/>
           <w:kern w:val="0"/>
         </w:rPr>
-        <w:t>).  but were distributed differently across food security categories. Among adults with low food security, non-Hispanic Black (27.2%) and Mexican- American (24.1%) participants represented the largest proportions, whereas non-Hispanic White adults remained the largest group in high, marginal and very low categories. Participants with marginal, low and very low security had lower educational attainment, with a higher proportion having less than 9</w:t>
+        <w:t xml:space="preserve">).  but were distributed differently across food security categories. Among adults with low food security, non-Hispanic Black (27.2%) and Mexican- American (24.1%) participants represented the largest proportions, whereas non-Hispanic White adults remained the largest group in high, marginal and very low categories. </w:t>
+      </w:r>
+      <w:ins w:id="145" w:author="Nickelberry, Marshae" w:date="2026-01-24T16:41:00Z" w16du:dateUtc="2026-01-24T21:41:00Z">
+        <w:r>
+          <w:rPr>
+            <w:rFonts w:ascii="Times New Roman" w:hAnsi="Times New Roman" w:cs="Times New Roman"/>
+            <w:kern w:val="0"/>
+          </w:rPr>
+          <w:t>Compared with adults with high food security (19.7%), p</w:t>
+        </w:r>
+      </w:ins>
+      <w:del w:id="146" w:author="Nickelberry, Marshae" w:date="2026-01-24T16:41:00Z" w16du:dateUtc="2026-01-24T21:41:00Z">
+        <w:r>
+          <w:rPr>
+            <w:rFonts w:ascii="Times New Roman" w:hAnsi="Times New Roman" w:cs="Times New Roman"/>
+            <w:kern w:val="0"/>
+          </w:rPr>
+          <w:delText>P</w:delText>
+        </w:r>
+      </w:del>
+      <w:r>
+        <w:rPr>
+          <w:rFonts w:ascii="Times New Roman" w:hAnsi="Times New Roman" w:cs="Times New Roman"/>
+          <w:kern w:val="0"/>
+        </w:rPr>
+        <w:t>articipants with marginal, low and very low security had lower educational attainment, with a higher proportion having less than 9</w:t>
       </w:r>
       <w:r>
         <w:rPr>
@@ -6782,7 +7933,82 @@
           <w:rFonts w:ascii="Times New Roman" w:hAnsi="Times New Roman" w:cs="Times New Roman"/>
           <w:kern w:val="0"/>
         </w:rPr>
-        <w:t xml:space="preserve"> grade (marginal: 34.9%, low: 41.4%%, very low: 39.4%%) compared with adults with high food security (19.7%). Similarly, adults with reduced food security were more likely to live in low- or near-poverty households compared with adults with high food security. </w:t>
+        <w:t xml:space="preserve"> grade (marginal: 34.9%, low: 41.4%%, very low: 39.4%%)</w:t>
+      </w:r>
+      <w:ins w:id="147" w:author="Nickelberry, Marshae" w:date="2026-01-24T16:41:00Z" w16du:dateUtc="2026-01-24T21:41:00Z">
+        <w:r>
+          <w:rPr>
+            <w:rFonts w:ascii="Times New Roman" w:hAnsi="Times New Roman" w:cs="Times New Roman"/>
+            <w:kern w:val="0"/>
+          </w:rPr>
+          <w:t xml:space="preserve">. </w:t>
+        </w:r>
+      </w:ins>
+      <w:del w:id="148" w:author="Nickelberry, Marshae" w:date="2026-01-24T16:41:00Z" w16du:dateUtc="2026-01-24T21:41:00Z">
+        <w:r>
+          <w:rPr>
+            <w:rFonts w:ascii="Times New Roman" w:hAnsi="Times New Roman" w:cs="Times New Roman"/>
+            <w:kern w:val="0"/>
+          </w:rPr>
+          <w:delText xml:space="preserve"> compared with adults with high food security (19.7%). </w:delText>
+        </w:r>
+      </w:del>
+      <w:r>
+        <w:rPr>
+          <w:rFonts w:ascii="Times New Roman" w:hAnsi="Times New Roman" w:cs="Times New Roman"/>
+          <w:kern w:val="0"/>
+        </w:rPr>
+        <w:t xml:space="preserve">Similarly, </w:t>
+      </w:r>
+      <w:del w:id="149" w:author="Nickelberry, Marshae" w:date="2026-01-24T16:41:00Z" w16du:dateUtc="2026-01-24T21:41:00Z">
+        <w:r>
+          <w:rPr>
+            <w:rFonts w:ascii="Times New Roman" w:hAnsi="Times New Roman" w:cs="Times New Roman"/>
+            <w:kern w:val="0"/>
+          </w:rPr>
+          <w:delText>adults with reduced</w:delText>
+        </w:r>
+      </w:del>
+      <w:ins w:id="150" w:author="Nickelberry, Marshae" w:date="2026-01-24T16:41:00Z" w16du:dateUtc="2026-01-24T21:41:00Z">
+        <w:r>
+          <w:rPr>
+            <w:rFonts w:ascii="Times New Roman" w:hAnsi="Times New Roman" w:cs="Times New Roman"/>
+            <w:kern w:val="0"/>
+          </w:rPr>
+          <w:t>across</w:t>
+        </w:r>
+      </w:ins>
+      <w:r>
+        <w:rPr>
+          <w:rFonts w:ascii="Times New Roman" w:hAnsi="Times New Roman" w:cs="Times New Roman"/>
+          <w:kern w:val="0"/>
+        </w:rPr>
+        <w:t xml:space="preserve"> food security</w:t>
+      </w:r>
+      <w:ins w:id="151" w:author="Nickelberry, Marshae" w:date="2026-01-24T16:41:00Z" w16du:dateUtc="2026-01-24T21:41:00Z">
+        <w:r>
+          <w:rPr>
+            <w:rFonts w:ascii="Times New Roman" w:hAnsi="Times New Roman" w:cs="Times New Roman"/>
+            <w:kern w:val="0"/>
+          </w:rPr>
+          <w:t xml:space="preserve"> gr</w:t>
+        </w:r>
+      </w:ins>
+      <w:ins w:id="152" w:author="Nickelberry, Marshae" w:date="2026-01-24T16:42:00Z" w16du:dateUtc="2026-01-24T21:42:00Z">
+        <w:r>
+          <w:rPr>
+            <w:rFonts w:ascii="Times New Roman" w:hAnsi="Times New Roman" w:cs="Times New Roman"/>
+            <w:kern w:val="0"/>
+          </w:rPr>
+          <w:t>oups, those with marginal, low, and very low</w:t>
+        </w:r>
+      </w:ins>
+      <w:r>
+        <w:rPr>
+          <w:rFonts w:ascii="Times New Roman" w:hAnsi="Times New Roman" w:cs="Times New Roman"/>
+          <w:kern w:val="0"/>
+        </w:rPr>
+        <w:t xml:space="preserve"> were more likely to live in low- or near-poverty households compared with adults with high food security. </w:t>
       </w:r>
     </w:p>
     <w:p>
@@ -7944,6 +9170,7 @@
           <w:iCs/>
           <w:color w:val="000000" w:themeColor="text1"/>
         </w:rPr>
+        <w:lastRenderedPageBreak/>
         <w:t xml:space="preserve"> %&gt;LOD represents the limit of detection of phenol metabolite concentrations. Values below the detection limit are imputed as LOD </w:t>
       </w:r>
       <m:oMath>
@@ -8219,6 +9446,7 @@
           <w:sz w:val="26"/>
           <w:szCs w:val="26"/>
         </w:rPr>
+        <w:lastRenderedPageBreak/>
         <w:t xml:space="preserve">Table 3: Adjusted Linear Regression: Self-Reported Food Security Status and Urinary Phenol Metabolites </w:t>
       </w:r>
     </w:p>
@@ -11694,7 +12922,38 @@
           <w:iCs/>
           <w:color w:val="000000" w:themeColor="text1"/>
         </w:rPr>
-        <w:t>Values are adjusted percent differences in urinary phenol metabolite concentrations (ng/mL) compared to the High Food Secure category (reference group) based on multivariable linear regression models. adjusted for age, gender, education, cycle year, race/ethnicity, poverty: income ratio and creatinine.</w:t>
+        <w:t xml:space="preserve">Values are adjusted percent differences in urinary phenol metabolite concentrations (ng/mL) compared to the High Food Secure category (reference group) based on multivariable linear regression models. adjusted for age, gender, education, cycle year, race/ethnicity, </w:t>
+      </w:r>
+      <w:del w:id="153" w:author="Nickelberry, Marshae" w:date="2026-01-24T16:42:00Z" w16du:dateUtc="2026-01-24T21:42:00Z">
+        <w:r>
+          <w:rPr>
+            <w:rFonts w:ascii="Times New Roman" w:hAnsi="Times New Roman" w:cs="Times New Roman"/>
+            <w:i/>
+            <w:iCs/>
+            <w:color w:val="000000" w:themeColor="text1"/>
+          </w:rPr>
+          <w:delText>poverty: income</w:delText>
+        </w:r>
+      </w:del>
+      <w:ins w:id="154" w:author="Nickelberry, Marshae" w:date="2026-01-24T16:42:00Z" w16du:dateUtc="2026-01-24T21:42:00Z">
+        <w:r>
+          <w:rPr>
+            <w:rFonts w:ascii="Times New Roman" w:hAnsi="Times New Roman" w:cs="Times New Roman"/>
+            <w:i/>
+            <w:iCs/>
+            <w:color w:val="000000" w:themeColor="text1"/>
+          </w:rPr>
+          <w:t>poverty-to-income</w:t>
+        </w:r>
+      </w:ins>
+      <w:r>
+        <w:rPr>
+          <w:rFonts w:ascii="Times New Roman" w:hAnsi="Times New Roman" w:cs="Times New Roman"/>
+          <w:i/>
+          <w:iCs/>
+          <w:color w:val="000000" w:themeColor="text1"/>
+        </w:rPr>
+        <w:t xml:space="preserve"> ratio and creatinine.</w:t>
       </w:r>
     </w:p>
     <w:p>
@@ -11931,6 +13190,7 @@
           <w:rFonts w:ascii="Times New Roman" w:hAnsi="Times New Roman" w:cs="Times New Roman"/>
           <w:color w:val="000000" w:themeColor="text1"/>
         </w:rPr>
+        <w:lastRenderedPageBreak/>
         <w:t xml:space="preserve">In adjusted analysis, several of these trends did not persist and </w:t>
       </w:r>
       <w:r>
@@ -12399,7 +13659,7 @@
                     </pic:cNvPicPr>
                   </pic:nvPicPr>
                   <pic:blipFill>
-                    <a:blip r:embed="rId6"/>
+                    <a:blip r:embed="rId10"/>
                     <a:srcRect r="24312"/>
                     <a:stretch>
                       <a:fillRect/>
@@ -12445,6 +13705,7 @@
           <w:noProof/>
           <w:color w:val="000000" w:themeColor="text1"/>
         </w:rPr>
+        <w:lastRenderedPageBreak/>
         <w:t>Panels A–G represent adjusted percent differences in urinary phenol metabolite concentrations. Reference is High Food Secure. Circles represent estimated percent differences; bars represent 95% confidence intervals. All models are adjusted for age, sex education, race/ethnicity, poverty-income ratio, cycle year, and creatinine.</w:t>
       </w:r>
     </w:p>
@@ -12516,7 +13777,7 @@
                     <pic:cNvPicPr/>
                   </pic:nvPicPr>
                   <pic:blipFill rotWithShape="1">
-                    <a:blip r:embed="rId7" cstate="print">
+                    <a:blip r:embed="rId11" cstate="print">
                       <a:extLst>
                         <a:ext uri="{28A0092B-C50C-407E-A947-70E740481C1C}">
                           <a14:useLocalDpi xmlns:a14="http://schemas.microsoft.com/office/drawing/2010/main" val="0"/>
@@ -12583,7 +13844,7 @@
                     <pic:cNvPicPr/>
                   </pic:nvPicPr>
                   <pic:blipFill rotWithShape="1">
-                    <a:blip r:embed="rId8" cstate="print">
+                    <a:blip r:embed="rId12" cstate="print">
                       <a:extLst>
                         <a:ext uri="{28A0092B-C50C-407E-A947-70E740481C1C}">
                           <a14:useLocalDpi xmlns:a14="http://schemas.microsoft.com/office/drawing/2010/main" val="0"/>
@@ -12670,7 +13931,41 @@
           <w:noProof/>
           <w:color w:val="000000" w:themeColor="text1"/>
         </w:rPr>
-        <w:t>Concentrations across food security levels, estmated from multivariable linear regression models adjusted for age, race and ethnicity, education, survey cycle, poverty:income ratio and creatinine.</w:t>
+        <w:t xml:space="preserve">Concentrations across food security levels, estmated from multivariable linear regression models adjusted for age, race and ethnicity, education, survey cycle, </w:t>
+      </w:r>
+      <w:del w:id="155" w:author="Nickelberry, Marshae" w:date="2026-01-24T16:42:00Z" w16du:dateUtc="2026-01-24T21:42:00Z">
+        <w:r>
+          <w:rPr>
+            <w:rFonts w:ascii="Times New Roman" w:hAnsi="Times New Roman" w:cs="Times New Roman"/>
+            <w:i/>
+            <w:iCs/>
+            <w:noProof/>
+            <w:color w:val="000000" w:themeColor="text1"/>
+          </w:rPr>
+          <w:delText>poverty:income</w:delText>
+        </w:r>
+      </w:del>
+      <w:ins w:id="156" w:author="Nickelberry, Marshae" w:date="2026-01-24T16:42:00Z" w16du:dateUtc="2026-01-24T21:42:00Z">
+        <w:r>
+          <w:rPr>
+            <w:rFonts w:ascii="Times New Roman" w:hAnsi="Times New Roman" w:cs="Times New Roman"/>
+            <w:i/>
+            <w:iCs/>
+            <w:noProof/>
+            <w:color w:val="000000" w:themeColor="text1"/>
+          </w:rPr>
+          <w:t>poverty-to-income</w:t>
+        </w:r>
+      </w:ins>
+      <w:r>
+        <w:rPr>
+          <w:rFonts w:ascii="Times New Roman" w:hAnsi="Times New Roman" w:cs="Times New Roman"/>
+          <w:i/>
+          <w:iCs/>
+          <w:noProof/>
+          <w:color w:val="000000" w:themeColor="text1"/>
+        </w:rPr>
+        <w:t xml:space="preserve"> ratio and creatinine.</w:t>
       </w:r>
       <w:r>
         <w:rPr>
@@ -12784,7 +14079,7 @@
         </w:rPr>
         <w:t xml:space="preserve">Next, we assessed potential effect measure modification by sex. </w:t>
       </w:r>
-      <w:commentRangeStart w:id="0"/>
+      <w:commentRangeStart w:id="157"/>
       <w:r>
         <w:rPr>
           <w:rFonts w:ascii="Times New Roman" w:hAnsi="Times New Roman" w:cs="Times New Roman"/>
@@ -12807,12 +14102,16 @@
         </w:rPr>
         <w:t xml:space="preserve">=0.02), </w:t>
       </w:r>
-      <w:commentRangeEnd w:id="0"/>
+      <w:commentRangeEnd w:id="157"/>
       <w:r>
         <w:rPr>
           <w:rStyle w:val="CommentReference"/>
-        </w:rPr>
-        <w:commentReference w:id="0"/>
+          <w:rFonts w:ascii="Times New Roman" w:hAnsi="Times New Roman" w:cs="Times New Roman"/>
+          <w:color w:val="000000" w:themeColor="text1"/>
+          <w:sz w:val="24"/>
+          <w:szCs w:val="24"/>
+        </w:rPr>
+        <w:commentReference w:id="157"/>
       </w:r>
       <w:r>
         <w:rPr>
@@ -13056,7 +14355,15 @@
           <w:rFonts w:ascii="Times New Roman" w:hAnsi="Times New Roman" w:cs="Times New Roman"/>
           <w:color w:val="000000" w:themeColor="text1"/>
         </w:rPr>
-        <w:t xml:space="preserve">. Among males, estimates hovered around the null and were slightly lower among very low males </w:t>
+        <w:t xml:space="preserve">. Among males, estimates hovered around the null </w:t>
+      </w:r>
+      <w:r>
+        <w:rPr>
+          <w:rFonts w:ascii="Times New Roman" w:hAnsi="Times New Roman" w:cs="Times New Roman"/>
+          <w:color w:val="000000" w:themeColor="text1"/>
+        </w:rPr>
+        <w:lastRenderedPageBreak/>
+        <w:t xml:space="preserve">and were slightly lower among very low males </w:t>
       </w:r>
       <w:r>
         <w:rPr>
@@ -13666,7 +14973,41 @@
           <w:noProof/>
           <w:color w:val="000000" w:themeColor="text1"/>
         </w:rPr>
-        <w:t xml:space="preserve"> Race stratified adjusted percent differences (95% confidence intervals) in urinary phenol metabolite concentrations across food security levels, estmated from multivariable linear regression models adjusted for age, sex, education, survey cycle, poverty:income ratio and creatinine. High Food Secure is the reference group.</w:t>
+        <w:t xml:space="preserve"> Race stratified adjusted percent differences (95% confidence intervals) in urinary phenol metabolite concentrations across food security levels, estmated from multivariable linear regression models adjusted for age, sex, education, survey cycle, </w:t>
+      </w:r>
+      <w:del w:id="158" w:author="Nickelberry, Marshae" w:date="2026-01-24T16:42:00Z" w16du:dateUtc="2026-01-24T21:42:00Z">
+        <w:r>
+          <w:rPr>
+            <w:rFonts w:ascii="Times New Roman" w:hAnsi="Times New Roman" w:cs="Times New Roman"/>
+            <w:i/>
+            <w:iCs/>
+            <w:noProof/>
+            <w:color w:val="000000" w:themeColor="text1"/>
+          </w:rPr>
+          <w:delText>poverty:income</w:delText>
+        </w:r>
+      </w:del>
+      <w:ins w:id="159" w:author="Nickelberry, Marshae" w:date="2026-01-24T16:42:00Z" w16du:dateUtc="2026-01-24T21:42:00Z">
+        <w:r>
+          <w:rPr>
+            <w:rFonts w:ascii="Times New Roman" w:hAnsi="Times New Roman" w:cs="Times New Roman"/>
+            <w:i/>
+            <w:iCs/>
+            <w:noProof/>
+            <w:color w:val="000000" w:themeColor="text1"/>
+          </w:rPr>
+          <w:t>poverty-to-income</w:t>
+        </w:r>
+      </w:ins>
+      <w:r>
+        <w:rPr>
+          <w:rFonts w:ascii="Times New Roman" w:hAnsi="Times New Roman" w:cs="Times New Roman"/>
+          <w:i/>
+          <w:iCs/>
+          <w:noProof/>
+          <w:color w:val="000000" w:themeColor="text1"/>
+        </w:rPr>
+        <w:t xml:space="preserve"> ratio and creatinine. High Food Secure is the reference group.</w:t>
       </w:r>
     </w:p>
     <w:p>
@@ -13693,6 +15034,7 @@
           <w:noProof/>
           <w:color w:val="000000" w:themeColor="text1"/>
         </w:rPr>
+        <w:lastRenderedPageBreak/>
         <w:t>P</w:t>
       </w:r>
       <w:r>
@@ -13982,7 +15324,160 @@
 
 <file path=word/comments.xml><?xml version="1.0" encoding="utf-8"?>
 <w:comments xmlns:wpc="http://schemas.microsoft.com/office/word/2010/wordprocessingCanvas" xmlns:cx="http://schemas.microsoft.com/office/drawing/2014/chartex" xmlns:cx1="http://schemas.microsoft.com/office/drawing/2015/9/8/chartex" xmlns:cx2="http://schemas.microsoft.com/office/drawing/2015/10/21/chartex" xmlns:cx3="http://schemas.microsoft.com/office/drawing/2016/5/9/chartex" xmlns:cx4="http://schemas.microsoft.com/office/drawing/2016/5/10/chartex" xmlns:cx5="http://schemas.microsoft.com/office/drawing/2016/5/11/chartex" xmlns:cx6="http://schemas.microsoft.com/office/drawing/2016/5/12/chartex" xmlns:cx7="http://schemas.microsoft.com/office/drawing/2016/5/13/chartex" xmlns:cx8="http://schemas.microsoft.com/office/drawing/2016/5/14/chartex" xmlns:mc="http://schemas.openxmlformats.org/markup-compatibility/2006" xmlns:aink="http://schemas.microsoft.com/office/drawing/2016/ink" xmlns:am3d="http://schemas.microsoft.com/office/drawing/2017/model3d" xmlns:o="urn:schemas-microsoft-com:office:office" xmlns:oel="http://schemas.microsoft.com/office/2019/extlst" xmlns:r="http://schemas.openxmlformats.org/officeDocument/2006/relationships" xmlns:m="http://schemas.openxmlformats.org/officeDocument/2006/math" xmlns:v="urn:schemas-microsoft-com:vml" xmlns:wp14="http://schemas.microsoft.com/office/word/2010/wordprocessingDrawing" xmlns:wp="http://schemas.openxmlformats.org/drawingml/2006/wordprocessingDrawing" xmlns:w10="urn:schemas-microsoft-com:office:word" xmlns:w="http://schemas.openxmlformats.org/wordprocessingml/2006/main" xmlns:w14="http://schemas.microsoft.com/office/word/2010/wordml" xmlns:w15="http://schemas.microsoft.com/office/word/2012/wordml" xmlns:w16cex="http://schemas.microsoft.com/office/word/2018/wordml/cex" xmlns:w16cid="http://schemas.microsoft.com/office/word/2016/wordml/cid" xmlns:w16="http://schemas.microsoft.com/office/word/2018/wordml" xmlns:w16du="http://schemas.microsoft.com/office/word/2023/wordml/word16du" xmlns:w16sdtdh="http://schemas.microsoft.com/office/word/2020/wordml/sdtdatahash" xmlns:w16sdtfl="http://schemas.microsoft.com/office/word/2024/wordml/sdtformatlock" xmlns:w16se="http://schemas.microsoft.com/office/word/2015/wordml/symex" xmlns:wpg="http://schemas.microsoft.com/office/word/2010/wordprocessingGroup" xmlns:wpi="http://schemas.microsoft.com/office/word/2010/wordprocessingInk" xmlns:wne="http://schemas.microsoft.com/office/word/2006/wordml" xmlns:wps="http://schemas.microsoft.com/office/word/2010/wordprocessingShape" mc:Ignorable="w14 w15 w16se w16cid w16 w16cex w16sdtdh w16sdtfl w16du wp14">
-  <w:comment w:id="0" w:author="Nickelberry, Marshae" w:date="2026-01-15T19:50:00Z" w:initials="NM">
+  <w:comment w:id="0" w:author="Nickelberry, Marshae" w:date="2026-01-24T16:03:00Z" w:initials="NM">
+    <w:p>
+      <w:r>
+        <w:rPr>
+          <w:rStyle w:val="CommentReference"/>
+        </w:rPr>
+        <w:annotationRef/>
+      </w:r>
+      <w:r>
+        <w:rPr>
+          <w:sz w:val="20"/>
+          <w:szCs w:val="20"/>
+        </w:rPr>
+        <w:t xml:space="preserve">Overall really great job here Ayishat. Strong intro. Most edits reflect suggestions for conciseness in argument as there was some jumping back and forth in your logic. I hope this helps to show an ideal flow for the opening paragraph. </w:t>
+      </w:r>
+    </w:p>
+  </w:comment>
+  <w:comment w:id="44" w:author="Nickelberry, Marshae" w:date="2026-01-24T16:07:00Z" w:initials="NM">
+    <w:p>
+      <w:r>
+        <w:rPr>
+          <w:rStyle w:val="CommentReference"/>
+        </w:rPr>
+        <w:annotationRef/>
+      </w:r>
+      <w:r>
+        <w:rPr>
+          <w:sz w:val="20"/>
+          <w:szCs w:val="20"/>
+        </w:rPr>
+        <w:t xml:space="preserve">Removed common household items because it can be distracting as an alternative source and will be a limitation we have to briefly mention at the end. </w:t>
+      </w:r>
+    </w:p>
+  </w:comment>
+  <w:comment w:id="48" w:author="Nickelberry, Marshae" w:date="2026-01-24T16:26:00Z" w:initials="NM">
+    <w:p>
+      <w:r>
+        <w:rPr>
+          <w:rStyle w:val="CommentReference"/>
+        </w:rPr>
+        <w:annotationRef/>
+      </w:r>
+      <w:r>
+        <w:rPr>
+          <w:sz w:val="20"/>
+          <w:szCs w:val="20"/>
+        </w:rPr>
+        <w:t xml:space="preserve">This is good but again in line with the topic of the paper only focus on the mechanism of action most relevant to dietary intake i.e ingestion. Why can ingestion potentially happen? Are the chemicals able to easily leach into food sources? You need 1-2 sentences spelling out the mechanism and how it results in human exposure. </w:t>
+      </w:r>
+    </w:p>
+  </w:comment>
+  <w:comment w:id="53" w:author="Nickelberry, Marshae" w:date="2026-01-24T16:28:00Z" w:initials="NM">
+    <w:p>
+      <w:r>
+        <w:rPr>
+          <w:rStyle w:val="CommentReference"/>
+        </w:rPr>
+        <w:annotationRef/>
+      </w:r>
+      <w:r>
+        <w:rPr>
+          <w:sz w:val="20"/>
+          <w:szCs w:val="20"/>
+        </w:rPr>
+        <w:t xml:space="preserve">so without a brief phrase connecting diet back to food security this seems random. The mechanism that you mention in the intro that food insecure individuals are more likely to experienced reduced access to healthy retailers and may be more likely to consume food from unhealthy retailers such as convenience stores, or fast food or in general even at healthy retailers may be more likely to eat cheaper options like canned goods and thus be exposed to these chemicals used in abundance in those food sources need to be a bit clearer. </w:t>
+      </w:r>
+    </w:p>
+  </w:comment>
+  <w:comment w:id="85" w:author="Nickelberry, Marshae" w:date="2026-01-24T16:30:00Z" w:initials="NM">
+    <w:p>
+      <w:r>
+        <w:rPr>
+          <w:rStyle w:val="CommentReference"/>
+        </w:rPr>
+        <w:annotationRef/>
+      </w:r>
+      <w:r>
+        <w:rPr>
+          <w:sz w:val="20"/>
+          <w:szCs w:val="20"/>
+        </w:rPr>
+        <w:t xml:space="preserve">You will also need to briefly incorporate demonstrated sex disparities in the intro to justify this proposed modification. </w:t>
+      </w:r>
+    </w:p>
+  </w:comment>
+  <w:comment w:id="89" w:author="Nickelberry, Marshae" w:date="2026-01-24T16:30:00Z" w:initials="NM">
+    <w:p>
+      <w:r>
+        <w:rPr>
+          <w:rStyle w:val="CommentReference"/>
+        </w:rPr>
+        <w:annotationRef/>
+      </w:r>
+      <w:r>
+        <w:rPr>
+          <w:sz w:val="20"/>
+          <w:szCs w:val="20"/>
+        </w:rPr>
+        <w:t>lets consistently use reduced food security</w:t>
+      </w:r>
+    </w:p>
+  </w:comment>
+  <w:comment w:id="97" w:author="Nickelberry, Marshae" w:date="2026-01-24T16:44:00Z" w:initials="NM">
+    <w:p>
+      <w:r>
+        <w:rPr>
+          <w:rStyle w:val="CommentReference"/>
+        </w:rPr>
+        <w:annotationRef/>
+      </w:r>
+      <w:r>
+        <w:rPr>
+          <w:sz w:val="20"/>
+          <w:szCs w:val="20"/>
+        </w:rPr>
+        <w:t>These need to have numbers where appropriate form the follow up figure.</w:t>
+      </w:r>
+    </w:p>
+  </w:comment>
+  <w:comment w:id="136" w:author="Nickelberry, Marshae" w:date="2026-01-24T16:39:00Z" w:initials="NM">
+    <w:p>
+      <w:r>
+        <w:rPr>
+          <w:rStyle w:val="CommentReference"/>
+        </w:rPr>
+        <w:annotationRef/>
+      </w:r>
+      <w:r>
+        <w:rPr>
+          <w:sz w:val="20"/>
+          <w:szCs w:val="20"/>
+        </w:rPr>
+        <w:t xml:space="preserve">please insert. </w:t>
+      </w:r>
+    </w:p>
+  </w:comment>
+  <w:comment w:id="144" w:author="Nickelberry, Marshae" w:date="2026-01-24T16:41:00Z" w:initials="NM">
+    <w:p>
+      <w:r>
+        <w:rPr>
+          <w:rStyle w:val="CommentReference"/>
+        </w:rPr>
+        <w:annotationRef/>
+      </w:r>
+      <w:r>
+        <w:rPr>
+          <w:sz w:val="20"/>
+          <w:szCs w:val="20"/>
+        </w:rPr>
+        <w:t xml:space="preserve">Needs a title if you are leaving it here. </w:t>
+      </w:r>
+    </w:p>
+  </w:comment>
+  <w:comment w:id="157" w:author="Nickelberry, Marshae [2]" w:date="2026-01-15T19:50:00Z" w:initials="NM">
     <w:p>
       <w:r>
         <w:rPr>
@@ -14004,18 +15499,45 @@
 
 <file path=word/commentsExtended.xml><?xml version="1.0" encoding="utf-8"?>
 <w15:commentsEx xmlns:wpc="http://schemas.microsoft.com/office/word/2010/wordprocessingCanvas" xmlns:cx="http://schemas.microsoft.com/office/drawing/2014/chartex" xmlns:cx1="http://schemas.microsoft.com/office/drawing/2015/9/8/chartex" xmlns:cx2="http://schemas.microsoft.com/office/drawing/2015/10/21/chartex" xmlns:cx3="http://schemas.microsoft.com/office/drawing/2016/5/9/chartex" xmlns:cx4="http://schemas.microsoft.com/office/drawing/2016/5/10/chartex" xmlns:cx5="http://schemas.microsoft.com/office/drawing/2016/5/11/chartex" xmlns:cx6="http://schemas.microsoft.com/office/drawing/2016/5/12/chartex" xmlns:cx7="http://schemas.microsoft.com/office/drawing/2016/5/13/chartex" xmlns:cx8="http://schemas.microsoft.com/office/drawing/2016/5/14/chartex" xmlns:mc="http://schemas.openxmlformats.org/markup-compatibility/2006" xmlns:aink="http://schemas.microsoft.com/office/drawing/2016/ink" xmlns:am3d="http://schemas.microsoft.com/office/drawing/2017/model3d" xmlns:o="urn:schemas-microsoft-com:office:office" xmlns:oel="http://schemas.microsoft.com/office/2019/extlst" xmlns:r="http://schemas.openxmlformats.org/officeDocument/2006/relationships" xmlns:m="http://schemas.openxmlformats.org/officeDocument/2006/math" xmlns:v="urn:schemas-microsoft-com:vml" xmlns:wp14="http://schemas.microsoft.com/office/word/2010/wordprocessingDrawing" xmlns:wp="http://schemas.openxmlformats.org/drawingml/2006/wordprocessingDrawing" xmlns:w10="urn:schemas-microsoft-com:office:word" xmlns:w="http://schemas.openxmlformats.org/wordprocessingml/2006/main" xmlns:w14="http://schemas.microsoft.com/office/word/2010/wordml" xmlns:w15="http://schemas.microsoft.com/office/word/2012/wordml" xmlns:w16cex="http://schemas.microsoft.com/office/word/2018/wordml/cex" xmlns:w16cid="http://schemas.microsoft.com/office/word/2016/wordml/cid" xmlns:w16="http://schemas.microsoft.com/office/word/2018/wordml" xmlns:w16du="http://schemas.microsoft.com/office/word/2023/wordml/word16du" xmlns:w16sdtdh="http://schemas.microsoft.com/office/word/2020/wordml/sdtdatahash" xmlns:w16sdtfl="http://schemas.microsoft.com/office/word/2024/wordml/sdtformatlock" xmlns:w16se="http://schemas.microsoft.com/office/word/2015/wordml/symex" xmlns:wpg="http://schemas.microsoft.com/office/word/2010/wordprocessingGroup" xmlns:wpi="http://schemas.microsoft.com/office/word/2010/wordprocessingInk" xmlns:wne="http://schemas.microsoft.com/office/word/2006/wordml" xmlns:wps="http://schemas.microsoft.com/office/word/2010/wordprocessingShape" mc:Ignorable="w14 w15 w16se w16cid w16 w16cex w16sdtdh w16sdtfl w16du wp14">
+  <w15:commentEx w15:paraId="4B537661" w15:done="0"/>
+  <w15:commentEx w15:paraId="16245376" w15:done="0"/>
+  <w15:commentEx w15:paraId="2849301F" w15:done="0"/>
+  <w15:commentEx w15:paraId="707FD94D" w15:done="0"/>
+  <w15:commentEx w15:paraId="7A0A97DE" w15:done="0"/>
+  <w15:commentEx w15:paraId="416AECDE" w15:done="0"/>
+  <w15:commentEx w15:paraId="31EC5CB6" w15:done="0"/>
+  <w15:commentEx w15:paraId="73958BF8" w15:done="0"/>
+  <w15:commentEx w15:paraId="51904713" w15:done="0"/>
   <w15:commentEx w15:paraId="01EB6662" w15:done="1"/>
 </w15:commentsEx>
 </file>
 
 <file path=word/commentsExtensible.xml><?xml version="1.0" encoding="utf-8"?>
 <w16cex:commentsExtensible xmlns:wpc="http://schemas.microsoft.com/office/word/2010/wordprocessingCanvas" xmlns:cx="http://schemas.microsoft.com/office/drawing/2014/chartex" xmlns:cx1="http://schemas.microsoft.com/office/drawing/2015/9/8/chartex" xmlns:cx2="http://schemas.microsoft.com/office/drawing/2015/10/21/chartex" xmlns:cx3="http://schemas.microsoft.com/office/drawing/2016/5/9/chartex" xmlns:cx4="http://schemas.microsoft.com/office/drawing/2016/5/10/chartex" xmlns:cx5="http://schemas.microsoft.com/office/drawing/2016/5/11/chartex" xmlns:cx6="http://schemas.microsoft.com/office/drawing/2016/5/12/chartex" xmlns:cx7="http://schemas.microsoft.com/office/drawing/2016/5/13/chartex" xmlns:cx8="http://schemas.microsoft.com/office/drawing/2016/5/14/chartex" xmlns:cr="http://schemas.microsoft.com/office/comments/2020/reactions" xmlns:mc="http://schemas.openxmlformats.org/markup-compatibility/2006" xmlns:aink="http://schemas.microsoft.com/office/drawing/2016/ink" xmlns:am3d="http://schemas.microsoft.com/office/drawing/2017/model3d" xmlns:o="urn:schemas-microsoft-com:office:office" xmlns:oel="http://schemas.microsoft.com/office/2019/extlst" xmlns:r="http://schemas.openxmlformats.org/officeDocument/2006/relationships" xmlns:m="http://schemas.openxmlformats.org/officeDocument/2006/math" xmlns:v="urn:schemas-microsoft-com:vml" xmlns:wp14="http://schemas.microsoft.com/office/word/2010/wordprocessingDrawing" xmlns:wp="http://schemas.openxmlformats.org/drawingml/2006/wordprocessingDrawing" xmlns:w10="urn:schemas-microsoft-com:office:word" xmlns:w="http://schemas.openxmlformats.org/wordprocessingml/2006/main" xmlns:w14="http://schemas.microsoft.com/office/word/2010/wordml" xmlns:w15="http://schemas.microsoft.com/office/word/2012/wordml" xmlns:w16cex="http://schemas.microsoft.com/office/word/2018/wordml/cex" xmlns:w16cid="http://schemas.microsoft.com/office/word/2016/wordml/cid" xmlns:w16="http://schemas.microsoft.com/office/word/2018/wordml" xmlns:w16du="http://schemas.microsoft.com/office/word/2023/wordml/word16du" xmlns:w16sdtdh="http://schemas.microsoft.com/office/word/2020/wordml/sdtdatahash" xmlns:w16sdtfl="http://schemas.microsoft.com/office/word/2024/wordml/sdtformatlock" xmlns:w16se="http://schemas.microsoft.com/office/word/2015/wordml/symex" xmlns:wpg="http://schemas.microsoft.com/office/word/2010/wordprocessingGroup" xmlns:wpi="http://schemas.microsoft.com/office/word/2010/wordprocessingInk" xmlns:wne="http://schemas.microsoft.com/office/word/2006/wordml" xmlns:wps="http://schemas.microsoft.com/office/word/2010/wordprocessingShape" mc:Ignorable="w14 w15 w16se w16cid w16 w16cex w16sdtdh w16sdtfl cr w16du wp14">
+  <w16cex:commentExtensible w16cex:durableId="04A4A698" w16cex:dateUtc="2026-01-24T21:03:00Z"/>
+  <w16cex:commentExtensible w16cex:durableId="6399504F" w16cex:dateUtc="2026-01-24T21:07:00Z"/>
+  <w16cex:commentExtensible w16cex:durableId="49C00B07" w16cex:dateUtc="2026-01-24T21:26:00Z"/>
+  <w16cex:commentExtensible w16cex:durableId="394B95B6" w16cex:dateUtc="2026-01-24T21:28:00Z"/>
+  <w16cex:commentExtensible w16cex:durableId="780D1F0F" w16cex:dateUtc="2026-01-24T21:30:00Z"/>
+  <w16cex:commentExtensible w16cex:durableId="197B18F5" w16cex:dateUtc="2026-01-24T21:30:00Z"/>
+  <w16cex:commentExtensible w16cex:durableId="28D64904" w16cex:dateUtc="2026-01-24T21:44:00Z"/>
+  <w16cex:commentExtensible w16cex:durableId="1393FC66" w16cex:dateUtc="2026-01-24T21:39:00Z"/>
+  <w16cex:commentExtensible w16cex:durableId="15E82B46" w16cex:dateUtc="2026-01-24T21:41:00Z"/>
   <w16cex:commentExtensible w16cex:durableId="52054814" w16cex:dateUtc="2026-01-16T00:50:00Z"/>
 </w16cex:commentsExtensible>
 </file>
 
 <file path=word/commentsIds.xml><?xml version="1.0" encoding="utf-8"?>
 <w16cid:commentsIds xmlns:wpc="http://schemas.microsoft.com/office/word/2010/wordprocessingCanvas" xmlns:cx="http://schemas.microsoft.com/office/drawing/2014/chartex" xmlns:cx1="http://schemas.microsoft.com/office/drawing/2015/9/8/chartex" xmlns:cx2="http://schemas.microsoft.com/office/drawing/2015/10/21/chartex" xmlns:cx3="http://schemas.microsoft.com/office/drawing/2016/5/9/chartex" xmlns:cx4="http://schemas.microsoft.com/office/drawing/2016/5/10/chartex" xmlns:cx5="http://schemas.microsoft.com/office/drawing/2016/5/11/chartex" xmlns:cx6="http://schemas.microsoft.com/office/drawing/2016/5/12/chartex" xmlns:cx7="http://schemas.microsoft.com/office/drawing/2016/5/13/chartex" xmlns:cx8="http://schemas.microsoft.com/office/drawing/2016/5/14/chartex" xmlns:mc="http://schemas.openxmlformats.org/markup-compatibility/2006" xmlns:aink="http://schemas.microsoft.com/office/drawing/2016/ink" xmlns:am3d="http://schemas.microsoft.com/office/drawing/2017/model3d" xmlns:o="urn:schemas-microsoft-com:office:office" xmlns:oel="http://schemas.microsoft.com/office/2019/extlst" xmlns:r="http://schemas.openxmlformats.org/officeDocument/2006/relationships" xmlns:m="http://schemas.openxmlformats.org/officeDocument/2006/math" xmlns:v="urn:schemas-microsoft-com:vml" xmlns:wp14="http://schemas.microsoft.com/office/word/2010/wordprocessingDrawing" xmlns:wp="http://schemas.openxmlformats.org/drawingml/2006/wordprocessingDrawing" xmlns:w10="urn:schemas-microsoft-com:office:word" xmlns:w="http://schemas.openxmlformats.org/wordprocessingml/2006/main" xmlns:w14="http://schemas.microsoft.com/office/word/2010/wordml" xmlns:w15="http://schemas.microsoft.com/office/word/2012/wordml" xmlns:w16cex="http://schemas.microsoft.com/office/word/2018/wordml/cex" xmlns:w16cid="http://schemas.microsoft.com/office/word/2016/wordml/cid" xmlns:w16="http://schemas.microsoft.com/office/word/2018/wordml" xmlns:w16du="http://schemas.microsoft.com/office/word/2023/wordml/word16du" xmlns:w16sdtdh="http://schemas.microsoft.com/office/word/2020/wordml/sdtdatahash" xmlns:w16sdtfl="http://schemas.microsoft.com/office/word/2024/wordml/sdtformatlock" xmlns:w16se="http://schemas.microsoft.com/office/word/2015/wordml/symex" xmlns:wpg="http://schemas.microsoft.com/office/word/2010/wordprocessingGroup" xmlns:wpi="http://schemas.microsoft.com/office/word/2010/wordprocessingInk" xmlns:wne="http://schemas.microsoft.com/office/word/2006/wordml" xmlns:wps="http://schemas.microsoft.com/office/word/2010/wordprocessingShape" mc:Ignorable="w14 w15 w16se w16cid w16 w16cex w16sdtdh w16sdtfl w16du wp14">
+  <w16cid:commentId w16cid:paraId="4B537661" w16cid:durableId="04A4A698"/>
+  <w16cid:commentId w16cid:paraId="16245376" w16cid:durableId="6399504F"/>
+  <w16cid:commentId w16cid:paraId="2849301F" w16cid:durableId="49C00B07"/>
+  <w16cid:commentId w16cid:paraId="707FD94D" w16cid:durableId="394B95B6"/>
+  <w16cid:commentId w16cid:paraId="7A0A97DE" w16cid:durableId="780D1F0F"/>
+  <w16cid:commentId w16cid:paraId="416AECDE" w16cid:durableId="197B18F5"/>
+  <w16cid:commentId w16cid:paraId="31EC5CB6" w16cid:durableId="28D64904"/>
+  <w16cid:commentId w16cid:paraId="73958BF8" w16cid:durableId="1393FC66"/>
+  <w16cid:commentId w16cid:paraId="51904713" w16cid:durableId="15E82B46"/>
   <w16cid:commentId w16cid:paraId="01EB6662" w16cid:durableId="52054814"/>
 </w16cid:commentsIds>
 </file>
@@ -19301,6 +20823,9 @@
 <file path=word/people.xml><?xml version="1.0" encoding="utf-8"?>
 <w15:people xmlns:wpc="http://schemas.microsoft.com/office/word/2010/wordprocessingCanvas" xmlns:cx="http://schemas.microsoft.com/office/drawing/2014/chartex" xmlns:cx1="http://schemas.microsoft.com/office/drawing/2015/9/8/chartex" xmlns:cx2="http://schemas.microsoft.com/office/drawing/2015/10/21/chartex" xmlns:cx3="http://schemas.microsoft.com/office/drawing/2016/5/9/chartex" xmlns:cx4="http://schemas.microsoft.com/office/drawing/2016/5/10/chartex" xmlns:cx5="http://schemas.microsoft.com/office/drawing/2016/5/11/chartex" xmlns:cx6="http://schemas.microsoft.com/office/drawing/2016/5/12/chartex" xmlns:cx7="http://schemas.microsoft.com/office/drawing/2016/5/13/chartex" xmlns:cx8="http://schemas.microsoft.com/office/drawing/2016/5/14/chartex" xmlns:mc="http://schemas.openxmlformats.org/markup-compatibility/2006" xmlns:aink="http://schemas.microsoft.com/office/drawing/2016/ink" xmlns:am3d="http://schemas.microsoft.com/office/drawing/2017/model3d" xmlns:o="urn:schemas-microsoft-com:office:office" xmlns:oel="http://schemas.microsoft.com/office/2019/extlst" xmlns:r="http://schemas.openxmlformats.org/officeDocument/2006/relationships" xmlns:m="http://schemas.openxmlformats.org/officeDocument/2006/math" xmlns:v="urn:schemas-microsoft-com:vml" xmlns:wp14="http://schemas.microsoft.com/office/word/2010/wordprocessingDrawing" xmlns:wp="http://schemas.openxmlformats.org/drawingml/2006/wordprocessingDrawing" xmlns:w10="urn:schemas-microsoft-com:office:word" xmlns:w="http://schemas.openxmlformats.org/wordprocessingml/2006/main" xmlns:w14="http://schemas.microsoft.com/office/word/2010/wordml" xmlns:w15="http://schemas.microsoft.com/office/word/2012/wordml" xmlns:w16cex="http://schemas.microsoft.com/office/word/2018/wordml/cex" xmlns:w16cid="http://schemas.microsoft.com/office/word/2016/wordml/cid" xmlns:w16="http://schemas.microsoft.com/office/word/2018/wordml" xmlns:w16du="http://schemas.microsoft.com/office/word/2023/wordml/word16du" xmlns:w16sdtdh="http://schemas.microsoft.com/office/word/2020/wordml/sdtdatahash" xmlns:w16sdtfl="http://schemas.microsoft.com/office/word/2024/wordml/sdtformatlock" xmlns:w16se="http://schemas.microsoft.com/office/word/2015/wordml/symex" xmlns:wpg="http://schemas.microsoft.com/office/word/2010/wordprocessingGroup" xmlns:wpi="http://schemas.microsoft.com/office/word/2010/wordprocessingInk" xmlns:wne="http://schemas.microsoft.com/office/word/2006/wordml" xmlns:wps="http://schemas.microsoft.com/office/word/2010/wordprocessingShape" mc:Ignorable="w14 w15 w16se w16cid w16 w16cex w16sdtdh w16sdtfl w16du wp14">
   <w15:person w15:author="Nickelberry, Marshae">
+    <w15:presenceInfo w15:providerId="AD" w15:userId="S::mnickelberry@hsph.harvard.edu::0384a47c-4158-47fc-9cd1-eb73687c7198"/>
+  </w15:person>
+  <w15:person w15:author="Nickelberry, Marshae [2]">
     <w15:presenceInfo w15:providerId="AD" w15:userId="S::mnickelberry@g.harvard.edu::0384a47c-4158-47fc-9cd1-eb73687c7198"/>
   </w15:person>
 </w15:people>
